--- a/downloads/teacher/ai-5-week-26.docx
+++ b/downloads/teacher/ai-5-week-26.docx
@@ -2303,6 +2303,396 @@
         <w:t>For your Image-pattern Network Investigation, save the input, procedure, observed result and limitation of this check. Label this worked example as practice; use a different, previously unreviewed case when checking independent understanding.</w:t>
       </w:r>
     </w:p>
+    <w:p>
+      <w:pPr>
+        <w:pStyle w:val="Heading1"/>
+      </w:pPr>
+      <w:r>
+        <w:t>07. Prepare, teach and assess</w:t>
+      </w:r>
+    </w:p>
+    <w:p>
+      <w:r>
+        <w:t>Teaching target: Look up a vector using a token ID and preserve sequence shape</w:t>
+      </w:r>
+    </w:p>
+    <w:p>
+      <w:r>
+        <w:t>Prepare the labelled worked-case picture, the matching workbook, fictional input cards and a place for individual responses. Check a local Python 3 environment before class; have a paper-trace version ready.</w:t>
+      </w:r>
+    </w:p>
+    <w:tbl>
+      <w:tblPr>
+        <w:tblStyle w:val="LightShading-Accent1"/>
+        <w:tblW w:type="auto" w:w="0"/>
+        <w:tblLook w:firstColumn="1" w:firstRow="1" w:lastColumn="0" w:lastRow="0" w:noHBand="0" w:noVBand="1" w:val="04A0"/>
+      </w:tblPr>
+      <w:tblGrid>
+        <w:gridCol w:w="3408"/>
+        <w:gridCol w:w="3408"/>
+        <w:gridCol w:w="3408"/>
+      </w:tblGrid>
+      <w:tr>
+        <w:trPr>
+          <w:tblHeader/>
+        </w:trPr>
+        <w:tc>
+          <w:tcPr>
+            <w:tcW w:type="dxa" w:w="3408"/>
+          </w:tcPr>
+          <w:p>
+            <w:r>
+              <w:t>Session</w:t>
+            </w:r>
+          </w:p>
+        </w:tc>
+        <w:tc>
+          <w:tcPr>
+            <w:tcW w:type="dxa" w:w="3408"/>
+          </w:tcPr>
+          <w:p>
+            <w:r>
+              <w:t>Plan</w:t>
+            </w:r>
+          </w:p>
+        </w:tc>
+        <w:tc>
+          <w:tcPr>
+            <w:tcW w:type="dxa" w:w="3408"/>
+          </w:tcPr>
+          <w:p>
+            <w:r>
+              <w:t>Resources</w:t>
+            </w:r>
+          </w:p>
+        </w:tc>
+      </w:tr>
+      <w:tr>
+        <w:tc>
+          <w:tcPr>
+            <w:tcW w:type="dxa" w:w="3408"/>
+          </w:tcPr>
+          <w:p>
+            <w:r>
+              <w:t>Session 1 · Understand · 45 min</w:t>
+            </w:r>
+          </w:p>
+        </w:tc>
+        <w:tc>
+          <w:tcPr>
+            <w:tcW w:type="dxa" w:w="3408"/>
+          </w:tcPr>
+          <w:p>
+            <w:r>
+              <w:t>0–7: recall and prerequisite; 7–15: inspect the concrete case and predict; 15–30: teacher models the worked trace; 30–40: learners explain a step using the text and visual; 40–45: check the core idea.</w:t>
+            </w:r>
+          </w:p>
+        </w:tc>
+        <w:tc>
+          <w:tcPr>
+            <w:tcW w:type="dxa" w:w="3408"/>
+          </w:tcPr>
+          <w:p>
+            <w:r>
+              <w:t>Sections 1–6; record the brief recall in the workbook.</w:t>
+            </w:r>
+          </w:p>
+        </w:tc>
+      </w:tr>
+      <w:tr>
+        <w:tc>
+          <w:tcPr>
+            <w:tcW w:type="dxa" w:w="3408"/>
+          </w:tcPr>
+          <w:p>
+            <w:r>
+              <w:t>Session 2 · Practise · 45 min</w:t>
+            </w:r>
+          </w:p>
+        </w:tc>
+        <w:tc>
+          <w:tcPr>
+            <w:tcW w:type="dxa" w:w="3408"/>
+          </w:tcPr>
+          <w:p>
+            <w:r>
+              <w:t>0–5: retrieve the procedure; 5–15: W2 completion practice; 15–23: explain and check with a partner; 23–30: each learner answers the misconception check; 30–40: targeted reteaching or a harder variation; 40–45: prepare the investigation.</w:t>
+            </w:r>
+          </w:p>
+        </w:tc>
+        <w:tc>
+          <w:tcPr>
+            <w:tcW w:type="dxa" w:w="3408"/>
+          </w:tcPr>
+          <w:p>
+            <w:r>
+              <w:t>Sections 7–10; use the matching workbook W2 and misconception check.</w:t>
+            </w:r>
+          </w:p>
+        </w:tc>
+      </w:tr>
+      <w:tr>
+        <w:tc>
+          <w:tcPr>
+            <w:tcW w:type="dxa" w:w="3408"/>
+          </w:tcPr>
+          <w:p>
+            <w:r>
+              <w:t>Session 3 · Investigate and transfer · 45 min</w:t>
+            </w:r>
+          </w:p>
+        </w:tc>
+        <w:tc>
+          <w:tcPr>
+            <w:tcW w:type="dxa" w:w="3408"/>
+          </w:tcPr>
+          <w:p>
+            <w:r>
+              <w:t>0–5: retrieve the decision rule; 5–20: investigate or trace; 20–30: start the independent case; 30–38: connect the project; 38–43: act on feedback; 43–45: plan the return check.</w:t>
+            </w:r>
+          </w:p>
+        </w:tc>
+        <w:tc>
+          <w:tcPr>
+            <w:tcW w:type="dxa" w:w="3408"/>
+          </w:tcPr>
+          <w:p>
+            <w:r>
+              <w:t>Sections 9 and 11–14. Give extra time to finish the full task set; use Section 15 when the week includes a coding lab.</w:t>
+            </w:r>
+          </w:p>
+        </w:tc>
+      </w:tr>
+    </w:tbl>
+    <w:p>
+      <w:r>
+        <w:t>Before class, solve the supported practice: For query [1, 0], compute squared distances to GO, TURN, STOP and WAIT in the original table. Return all nearest candidates.</w:t>
+      </w:r>
+    </w:p>
+    <w:p>
+      <w:r>
+        <w:t>Reasoned practice answer: Teacher explanation: Distances are 1, 1, 5 and 2 respectively. The nearest set is GO and TURN; ordering their names does not remove the tie.</w:t>
+      </w:r>
+    </w:p>
+    <w:p>
+      <w:r>
+        <w:t>Check every learner before discussion: Use the worked case for Embeddings and neighbourhoods. Proposed explanation: “Token ID differences define embedding distances”. Decide whether this explanation is supported. Point to the step or supplied fact that decides; explain your repair if needed.</w:t>
+      </w:r>
+    </w:p>
+    <w:p>
+      <w:r>
+        <w:t>Misconception repair: The ID selects a row; distances are computed between row vectors.</w:t>
+      </w:r>
+    </w:p>
+    <w:p>
+      <w:r>
+        <w:t>Support: read the exact case aloud, enlarge the labelled picture, supply input cards and model only the first deciding step. Accept a spoken explanation or drawing; retain the reasoning goal.</w:t>
+      </w:r>
+    </w:p>
+    <w:p>
+      <w:r>
+        <w:t>Extension: Move the query to [2, 1]. Require a prediction and a reason before comparing. Expected result: Q becomes nearest with squared distance1; P distance4; R distance10. Reason: Changing the query position changes geometric neighbours while the stored table remains fixed.</w:t>
+      </w:r>
+    </w:p>
+    <w:p>
+      <w:r>
+        <w:t>Independent assessment: withhold the reserved answer until the learner has attempted the new case. Record support separately from correctness.</w:t>
+      </w:r>
+    </w:p>
+    <w:tbl>
+      <w:tblPr>
+        <w:tblStyle w:val="LightShading-Accent1"/>
+        <w:tblW w:type="auto" w:w="0"/>
+        <w:tblLook w:firstColumn="1" w:firstRow="1" w:lastColumn="0" w:lastRow="0" w:noHBand="0" w:noVBand="1" w:val="04A0"/>
+      </w:tblPr>
+      <w:tblGrid>
+        <w:gridCol w:w="2556"/>
+        <w:gridCol w:w="2556"/>
+        <w:gridCol w:w="2556"/>
+        <w:gridCol w:w="2556"/>
+      </w:tblGrid>
+      <w:tr>
+        <w:trPr>
+          <w:tblHeader/>
+        </w:trPr>
+        <w:tc>
+          <w:tcPr>
+            <w:tcW w:type="dxa" w:w="2556"/>
+          </w:tcPr>
+          <w:p>
+            <w:r>
+              <w:t>Criterion</w:t>
+            </w:r>
+          </w:p>
+        </w:tc>
+        <w:tc>
+          <w:tcPr>
+            <w:tcW w:type="dxa" w:w="2556"/>
+          </w:tcPr>
+          <w:p>
+            <w:r>
+              <w:t>Not yet</w:t>
+            </w:r>
+          </w:p>
+        </w:tc>
+        <w:tc>
+          <w:tcPr>
+            <w:tcW w:type="dxa" w:w="2556"/>
+          </w:tcPr>
+          <w:p>
+            <w:r>
+              <w:t>With support</w:t>
+            </w:r>
+          </w:p>
+        </w:tc>
+        <w:tc>
+          <w:tcPr>
+            <w:tcW w:type="dxa" w:w="2556"/>
+          </w:tcPr>
+          <w:p>
+            <w:r>
+              <w:t>Independent</w:t>
+            </w:r>
+          </w:p>
+        </w:tc>
+      </w:tr>
+      <w:tr>
+        <w:tc>
+          <w:tcPr>
+            <w:tcW w:type="dxa" w:w="2556"/>
+          </w:tcPr>
+          <w:p>
+            <w:r>
+              <w:t>Explanation</w:t>
+            </w:r>
+          </w:p>
+        </w:tc>
+        <w:tc>
+          <w:tcPr>
+            <w:tcW w:type="dxa" w:w="2556"/>
+          </w:tcPr>
+          <w:p>
+            <w:r>
+              <w:t>Names an answer without a deciding fact</w:t>
+            </w:r>
+          </w:p>
+        </w:tc>
+        <w:tc>
+          <w:tcPr>
+            <w:tcW w:type="dxa" w:w="2556"/>
+          </w:tcPr>
+          <w:p>
+            <w:r>
+              <w:t>Uses a hint to link fact and decision</w:t>
+            </w:r>
+          </w:p>
+        </w:tc>
+        <w:tc>
+          <w:tcPr>
+            <w:tcW w:type="dxa" w:w="2556"/>
+          </w:tcPr>
+          <w:p>
+            <w:r>
+              <w:t>Explains the deciding fact in own words</w:t>
+            </w:r>
+          </w:p>
+        </w:tc>
+      </w:tr>
+      <w:tr>
+        <w:tc>
+          <w:tcPr>
+            <w:tcW w:type="dxa" w:w="2556"/>
+          </w:tcPr>
+          <w:p>
+            <w:r>
+              <w:t>Trace or test</w:t>
+            </w:r>
+          </w:p>
+        </w:tc>
+        <w:tc>
+          <w:tcPr>
+            <w:tcW w:type="dxa" w:w="2556"/>
+          </w:tcPr>
+          <w:p>
+            <w:r>
+              <w:t>Cannot connect input and result</w:t>
+            </w:r>
+          </w:p>
+        </w:tc>
+        <w:tc>
+          <w:tcPr>
+            <w:tcW w:type="dxa" w:w="2556"/>
+          </w:tcPr>
+          <w:p>
+            <w:r>
+              <w:t>Completes steps with prompts</w:t>
+            </w:r>
+          </w:p>
+        </w:tc>
+        <w:tc>
+          <w:tcPr>
+            <w:tcW w:type="dxa" w:w="2556"/>
+          </w:tcPr>
+          <w:p>
+            <w:r>
+              <w:t>Traces or tests a changed case accurately</w:t>
+            </w:r>
+          </w:p>
+        </w:tc>
+      </w:tr>
+      <w:tr>
+        <w:tc>
+          <w:tcPr>
+            <w:tcW w:type="dxa" w:w="2556"/>
+          </w:tcPr>
+          <w:p>
+            <w:r>
+              <w:t>Limits and revision</w:t>
+            </w:r>
+          </w:p>
+        </w:tc>
+        <w:tc>
+          <w:tcPr>
+            <w:tcW w:type="dxa" w:w="2556"/>
+          </w:tcPr>
+          <w:p>
+            <w:r>
+              <w:t>Claims more than evidence supports</w:t>
+            </w:r>
+          </w:p>
+        </w:tc>
+        <w:tc>
+          <w:tcPr>
+            <w:tcW w:type="dxa" w:w="2556"/>
+          </w:tcPr>
+          <w:p>
+            <w:r>
+              <w:t>Names a limit after a prompt</w:t>
+            </w:r>
+          </w:p>
+        </w:tc>
+        <w:tc>
+          <w:tcPr>
+            <w:tcW w:type="dxa" w:w="2556"/>
+          </w:tcPr>
+          <w:p>
+            <w:r>
+              <w:t>States a defensible limit and useful next test</w:t>
+            </w:r>
+          </w:p>
+        </w:tc>
+      </w:tr>
+    </w:tbl>
+    <w:p>
+      <w:r>
+        <w:t>Project checkpoint: Prepare the demonstration. Gather reproducible instructions, evidence, access checks and remaining limitations.</w:t>
+      </w:r>
+    </w:p>
+    <w:p>
+      <w:r>
+        <w:t>Use the weekly teacher answer for topic-specific reasoning. A saved progress tick is an activity record; judge mastery from the learner’s explanation and evidence.</w:t>
+      </w:r>
+    </w:p>
     <w:sectPr>
       <w:pgSz w:w="12240" w:h="15840"/>
       <w:pgMar w:top="936" w:right="1008" w:bottom="936" w:left="1008" w:header="720" w:footer="720" w:gutter="0"/>

--- a/downloads/teacher/ai-5-week-26.docx
+++ b/downloads/teacher/ai-5-week-26.docx
@@ -2693,6 +2693,39 @@
         <w:t>Use the weekly teacher answer for topic-specific reasoning. A saved progress tick is an activity record; judge mastery from the learner’s explanation and evidence.</w:t>
       </w:r>
     </w:p>
+    <w:p>
+      <w:pPr>
+        <w:pStyle w:val="Heading1"/>
+      </w:pPr>
+      <w:r>
+        <w:t>08. Use feedback, labs and repair paths</w:t>
+      </w:r>
+    </w:p>
+    <w:p>
+      <w:r>
+        <w:t>Use the two formative questions as supported practice, not as independent mastery scores. Discuss the deciding evidence rather than accepting a guessed selection.</w:t>
+      </w:r>
+    </w:p>
+    <w:p>
+      <w:r>
+        <w:t>The feedback comes from the reviewed public worked case. Do not reveal the separately reserved independent teacher answer until the learner has attempted that case.</w:t>
+      </w:r>
+    </w:p>
+    <w:p>
+      <w:r>
+        <w:t>Ask students to predict before running code. Preserve errors and actual outputs; collect a changed test and an explanation. The branch-boundary and indexing lessons deliberately include failure cases.</w:t>
+      </w:r>
+    </w:p>
+    <w:p>
+      <w:r>
+        <w:t>Use the earlier worked-explanation links to address a specific missing building block, then return to the current question. Adapt this suggestion after observing the learner; it is not an automatic diagnosis.</w:t>
+      </w:r>
+    </w:p>
+    <w:p>
+      <w:r>
+        <w:t>Collect the completed-work portfolio as evidence. Record support separately from correctness, and assess explanation, trace/test and limitations. Progress ticks and quiz selections alone do not establish mastery.</w:t>
+      </w:r>
+    </w:p>
     <w:sectPr>
       <w:pgSz w:w="12240" w:h="15840"/>
       <w:pgMar w:top="936" w:right="1008" w:bottom="936" w:left="1008" w:header="720" w:footer="720" w:gutter="0"/>

--- a/downloads/teacher/ai-5-week-26.docx
+++ b/downloads/teacher/ai-5-week-26.docx
@@ -29,15 +29,26 @@
       </w:r>
     </w:p>
     <w:p>
-      <w:pPr>
-        <w:pStyle w:val="Heading3"/>
-      </w:pPr>
-      <w:r>
-        <w:t>Teach the learning cycle</w:t>
+      <w:r>
+        <w:t>Prepare Embeddings and neighbourhoods: check the target, prerequisites, resources and adaptable teaching schedule.</w:t>
       </w:r>
     </w:p>
     <w:p>
-      <w:r>
+      <w:pPr>
+        <w:pStyle w:val="Heading3"/>
+      </w:pPr>
+      <w:r>
+        <w:t>Teach the learning cycle</w:t>
+      </w:r>
+    </w:p>
+    <w:p>
+      <w:pPr>
+        <w:spacing w:line="336" w:lineRule="auto" w:after="180"/>
+      </w:pPr>
+      <w:r>
+        <w:rPr>
+          <w:b w:val="0"/>
+        </w:rPr>
         <w:t>Primary target: Look up a vector using a token ID and preserve sequence shape</w:t>
       </w:r>
     </w:p>
@@ -185,16 +196,37 @@
       </w:tr>
     </w:tbl>
     <w:p>
-      <w:r>
-        <w:t>This is a starting allocation of 135 minutes, not a validated duration. Preserve all named topics. Schedule extra time for connected examples, the full investigation, independent cases and project building. Repeated copies of a case share one recorded attempt; they are not new evidence.</w:t>
+      <w:pPr>
+        <w:spacing w:line="336" w:lineRule="auto" w:after="180"/>
+      </w:pPr>
+      <w:r>
+        <w:rPr>
+          <w:b w:val="0"/>
+        </w:rPr>
+        <w:t>This is a starting allocation of 135 minutes, not a validated duration. Preserve all named topics. Schedule extra time for connected examples, the full investigation, independent cases and project building.</w:t>
       </w:r>
     </w:p>
     <w:p>
       <w:pPr>
-        <w:pStyle w:val="Heading3"/>
-      </w:pPr>
-      <w:r>
-        <w:t>Retrieval answer guidance</w:t>
+        <w:spacing w:line="336" w:lineRule="auto" w:after="180"/>
+      </w:pPr>
+      <w:r>
+        <w:rPr>
+          <w:b w:val="0"/>
+        </w:rPr>
+        <w:t xml:space="preserve">Repeated copies of a case share one recorded attempt; they are not new </w:t>
+      </w:r>
+      <w:r>
+        <w:rPr>
+          <w:b/>
+        </w:rPr>
+        <w:t>evidence</w:t>
+      </w:r>
+      <w:r>
+        <w:rPr>
+          <w:b w:val="0"/>
+        </w:rPr>
+        <w:t>.</w:t>
       </w:r>
     </w:p>
     <w:p>
@@ -202,183 +234,493 @@
         <w:pStyle w:val="Heading3"/>
       </w:pPr>
       <w:r>
-        <w:t>Sequence representations</w:t>
+        <w:t>Retrieval answer guidance</w:t>
       </w:r>
     </w:p>
     <w:p>
-      <w:r>
-        <w:t>Without opening the old lesson, explain one key idea from Sequence representations. Give an example and a mistake that the idea helps you avoid.</w:t>
+      <w:pPr>
+        <w:pStyle w:val="Heading3"/>
+      </w:pPr>
+      <w:r>
+        <w:t>Sequence representations</w:t>
       </w:r>
     </w:p>
     <w:p>
-      <w:r>
-        <w:t>Look for: Encode an ordered sequence with an explicit vocabulary</w:t>
+      <w:pPr>
+        <w:spacing w:line="336" w:lineRule="auto" w:after="180"/>
+      </w:pPr>
+      <w:r>
+        <w:rPr>
+          <w:b w:val="0"/>
+        </w:rPr>
+        <w:t>Without opening the old lesson, explain one key idea from Sequence representations. Give an example and a mistake that the idea helps you avoid.</w:t>
       </w:r>
     </w:p>
     <w:p>
-      <w:r>
-        <w:t>Reference example, not the only acceptable wording: Teacher explanation: IDs are [2, 3, 4, 0], mask [1, 1, 1, 0], real length 3 and final real event STOP at position 2.</w:t>
+      <w:pPr>
+        <w:spacing w:line="336" w:lineRule="auto" w:after="180"/>
+      </w:pPr>
+      <w:r>
+        <w:rPr>
+          <w:b w:val="0"/>
+        </w:rPr>
+        <w:t>Look for: Encode an ordered sequence with an explicit vocabulary</w:t>
       </w:r>
     </w:p>
     <w:p>
       <w:pPr>
-        <w:pStyle w:val="Heading3"/>
-      </w:pPr>
-      <w:r>
-        <w:t>Training a small image model</w:t>
+        <w:spacing w:line="336" w:lineRule="auto" w:after="180"/>
+      </w:pPr>
+      <w:r>
+        <w:rPr>
+          <w:b w:val="0"/>
+        </w:rPr>
+        <w:t>Reference example, not the only acceptable wording: Teacher explanation: IDs are [2, 3, 4, 0], mask [1, 1, 1, 0], real length 3 and final real event STOP at position 2.</w:t>
       </w:r>
     </w:p>
     <w:p>
-      <w:r>
-        <w:t>Without opening the old lesson, explain one key idea from Training a small image model. Give an example and a mistake that the idea helps you avoid.</w:t>
+      <w:pPr>
+        <w:pStyle w:val="Heading3"/>
+      </w:pPr>
+      <w:r>
+        <w:t>Training a small image model</w:t>
       </w:r>
     </w:p>
     <w:p>
-      <w:r>
-        <w:t>Look for: Trace a complete image model with fixed features and one trained weight</w:t>
+      <w:pPr>
+        <w:spacing w:line="336" w:lineRule="auto" w:after="180"/>
+      </w:pPr>
+      <w:r>
+        <w:rPr>
+          <w:b w:val="0"/>
+        </w:rPr>
+        <w:t xml:space="preserve">Without opening the old lesson, explain one key idea from </w:t>
+      </w:r>
+      <w:r>
+        <w:rPr>
+          <w:b/>
+        </w:rPr>
+        <w:t>Training</w:t>
+      </w:r>
+      <w:r>
+        <w:rPr>
+          <w:b w:val="0"/>
+        </w:rPr>
+        <w:t xml:space="preserve"> a small image model. Give an example and a mistake that the idea helps you avoid.</w:t>
       </w:r>
     </w:p>
     <w:p>
-      <w:r>
-        <w:t>Reference example, not the only acceptable wording: Teacher explanation: d = 2, h1 = 2 and h2 = 0. Score is 0.9, prediction class 1 and squared error (0.9 - 1) squared = 0.01.</w:t>
+      <w:pPr>
+        <w:spacing w:line="336" w:lineRule="auto" w:after="180"/>
+      </w:pPr>
+      <w:r>
+        <w:rPr>
+          <w:b w:val="0"/>
+        </w:rPr>
+        <w:t>Look for: Trace a complete image model with fixed features and one trained weight</w:t>
       </w:r>
     </w:p>
     <w:p>
       <w:pPr>
-        <w:pStyle w:val="Heading3"/>
-      </w:pPr>
-      <w:r>
-        <w:t>Image tensors and channels</w:t>
+        <w:spacing w:line="336" w:lineRule="auto" w:after="180"/>
+      </w:pPr>
+      <w:r>
+        <w:rPr>
+          <w:b w:val="0"/>
+        </w:rPr>
+        <w:t xml:space="preserve">Reference example, not the only acceptable wording: Teacher explanation: d = 2, h1 = 2 and h2 = 0. Score is 0.9, </w:t>
+      </w:r>
+      <w:r>
+        <w:rPr>
+          <w:b/>
+        </w:rPr>
+        <w:t>prediction</w:t>
+      </w:r>
+      <w:r>
+        <w:rPr>
+          <w:b w:val="0"/>
+        </w:rPr>
+        <w:t xml:space="preserve"> class 1 and squared error (0.9 - 1) squared = 0.01.</w:t>
       </w:r>
     </w:p>
     <w:p>
-      <w:r>
-        <w:t>Without opening the old lesson, explain one key idea from Image tensors and channels. Give an example and a mistake that the idea helps you avoid.</w:t>
+      <w:pPr>
+        <w:pStyle w:val="Heading3"/>
+      </w:pPr>
+      <w:r>
+        <w:t>Image tensors and channels</w:t>
       </w:r>
     </w:p>
     <w:p>
-      <w:r>
-        <w:t>Look for: Read a pixel using declared row column and channel axes</w:t>
+      <w:pPr>
+        <w:spacing w:line="336" w:lineRule="auto" w:after="180"/>
+      </w:pPr>
+      <w:r>
+        <w:rPr>
+          <w:b w:val="0"/>
+        </w:rPr>
+        <w:t>Without opening the old lesson, explain one key idea from Image tensors and channels. Give an example and a mistake that the idea helps you avoid.</w:t>
       </w:r>
     </w:p>
     <w:p>
-      <w:r>
-        <w:t>Reference example, not the only acceptable wording: Teacher explanation: The RGB pixel is [0, 0, 255]; its blue value is 255. Shape is 2 by 2 by 3, with four pixels and twelve channel values.</w:t>
+      <w:pPr>
+        <w:spacing w:line="336" w:lineRule="auto" w:after="180"/>
+      </w:pPr>
+      <w:r>
+        <w:rPr>
+          <w:b w:val="0"/>
+        </w:rPr>
+        <w:t>Look for: Read a pixel using declared row column and channel axes</w:t>
       </w:r>
     </w:p>
     <w:p>
-      <w:r>
-        <w:t>Use two 45-minute sessions. Begin with the difference between an identifier and its looked-up vector. The original table is authored, not learned; the separate one-row update demonstrates optimisation under a stated artificial objective. Do not attach invented semantic labels to the two coordinate axes. Keep original and updated table versions separate.</w:t>
+      <w:pPr>
+        <w:spacing w:line="336" w:lineRule="auto" w:after="180"/>
+      </w:pPr>
+      <w:r>
+        <w:rPr>
+          <w:b w:val="0"/>
+        </w:rPr>
+        <w:t>Reference example, not the only acceptable wording: Teacher explanation: The RGB pixel is [0, 0, 255]; its blue value is 255. Shape is 2 by 2 by 3, with four pixels and twelve channel values.</w:t>
       </w:r>
     </w:p>
     <w:p>
       <w:pPr>
-        <w:pStyle w:val="Heading3"/>
-      </w:pPr>
-      <w:r>
-        <w:t>Outcomes</w:t>
+        <w:spacing w:line="336" w:lineRule="auto" w:after="180"/>
+      </w:pPr>
+      <w:r>
+        <w:rPr>
+          <w:b w:val="0"/>
+        </w:rPr>
+        <w:t>Use two 45-minute sessions. Begin with the difference between an identifier and its looked-up vector.</w:t>
       </w:r>
     </w:p>
     <w:p>
-      <w:r>
-        <w:t>Look up a vector using a token ID and preserve sequence shape</w:t>
+      <w:pPr>
+        <w:spacing w:line="336" w:lineRule="auto" w:after="180"/>
+      </w:pPr>
+      <w:r>
+        <w:rPr>
+          <w:b w:val="0"/>
+        </w:rPr>
+        <w:t>The original table is authored, not learned; the separate one-row update demonstrates optimisation under a stated artificial objective. Do not attach invented semantic labels to the two coordinate axes.</w:t>
       </w:r>
     </w:p>
     <w:p>
-      <w:r>
-        <w:t>Calculate nearest neighbours with an explicit distance and tie rule</w:t>
+      <w:pPr>
+        <w:spacing w:line="336" w:lineRule="auto" w:after="180"/>
+      </w:pPr>
+      <w:r>
+        <w:rPr>
+          <w:b w:val="0"/>
+        </w:rPr>
+        <w:t>Keep original and updated table versions separate.</w:t>
       </w:r>
     </w:p>
     <w:p>
-      <w:r>
-        <w:t>Distinguish constructed vectors from learned features and limit similarity claims</w:t>
+      <w:pPr>
+        <w:pStyle w:val="Heading3"/>
+      </w:pPr>
+      <w:r>
+        <w:t>Outcomes</w:t>
       </w:r>
     </w:p>
     <w:p>
       <w:pPr>
-        <w:pStyle w:val="Heading3"/>
-      </w:pPr>
-      <w:r>
-        <w:t>Preparation</w:t>
+        <w:spacing w:line="336" w:lineRule="auto" w:after="180"/>
+      </w:pPr>
+      <w:r>
+        <w:rPr>
+          <w:b w:val="0"/>
+        </w:rPr>
+        <w:t>Look up a vector using a token ID and preserve sequence shape</w:t>
       </w:r>
     </w:p>
     <w:p>
-      <w:r>
-        <w:t>Printed lesson and workbook; paper and pencil</w:t>
+      <w:pPr>
+        <w:spacing w:line="336" w:lineRule="auto" w:after="180"/>
+      </w:pPr>
+      <w:r>
+        <w:rPr>
+          <w:b w:val="0"/>
+        </w:rPr>
+        <w:t>Calculate nearest neighbours with an explicit distance and tie rule</w:t>
       </w:r>
     </w:p>
     <w:p>
-      <w:r>
-        <w:t>Calculator and optional local Python 3 editor; no packages or AI accounts needed</w:t>
+      <w:pPr>
+        <w:spacing w:line="336" w:lineRule="auto" w:after="180"/>
+      </w:pPr>
+      <w:r>
+        <w:rPr>
+          <w:b w:val="0"/>
+        </w:rPr>
+        <w:t>Distinguish constructed vectors from learned features and limit similarity claims</w:t>
       </w:r>
     </w:p>
     <w:p>
-      <w:r>
-        <w:t>Use the fictional examples supplied; prepare the fresh retry before class</w:t>
+      <w:pPr>
+        <w:pStyle w:val="Heading3"/>
+      </w:pPr>
+      <w:r>
+        <w:t>Preparation</w:t>
       </w:r>
     </w:p>
     <w:p>
       <w:pPr>
-        <w:pStyle w:val="Heading3"/>
-      </w:pPr>
-      <w:r>
-        <w:t>Prerequisite answer</w:t>
+        <w:spacing w:line="336" w:lineRule="auto" w:after="180"/>
+      </w:pPr>
+      <w:r>
+        <w:rPr>
+          <w:b w:val="0"/>
+        </w:rPr>
+        <w:t>Printed lesson and workbook; paper and pencil</w:t>
       </w:r>
     </w:p>
     <w:p>
-      <w:r>
-        <w:t>IDs are assigned identifiers. Their numerical order and spacing have no declared semantic meaning; a consistent relabelling can change those differences without changing the symbols.</w:t>
+      <w:pPr>
+        <w:spacing w:line="336" w:lineRule="auto" w:after="180"/>
+      </w:pPr>
+      <w:r>
+        <w:rPr>
+          <w:b w:val="0"/>
+        </w:rPr>
+        <w:t>Calculator and optional local Python 3 editor; no packages or AI accounts needed</w:t>
       </w:r>
     </w:p>
     <w:p>
       <w:pPr>
-        <w:pStyle w:val="Heading3"/>
-      </w:pPr>
-      <w:r>
-        <w:t>End goal for the pictorial case</w:t>
+        <w:spacing w:line="336" w:lineRule="auto" w:after="180"/>
+      </w:pPr>
+      <w:r>
+        <w:rPr>
+          <w:b w:val="0"/>
+        </w:rPr>
+        <w:t>Use the fictional examples supplied; prepare the fresh retry before class</w:t>
       </w:r>
     </w:p>
     <w:p>
-      <w:r>
-        <w:t>By the end, I can explain embeddings and neighbourhoods using a traced example and a stated limitation.</w:t>
+      <w:pPr>
+        <w:pStyle w:val="Heading3"/>
+      </w:pPr>
+      <w:r>
+        <w:t>Prerequisite answer</w:t>
       </w:r>
     </w:p>
     <w:p>
-      <w:r>
-        <w:t>This added worked case illustrates the week’s main idea. Retain all original and connected topics; schedule its practice within the teaching cycle.</w:t>
+      <w:pPr>
+        <w:spacing w:line="336" w:lineRule="auto" w:after="180"/>
+      </w:pPr>
+      <w:r>
+        <w:rPr>
+          <w:b w:val="0"/>
+        </w:rPr>
+        <w:t>IDs are assigned identifiers. Their numerical order and spacing have no declared semantic meaning; a consistent relabelling can change those differences without changing the symbols.</w:t>
       </w:r>
     </w:p>
     <w:p>
       <w:pPr>
-        <w:pStyle w:val="Heading1"/>
-      </w:pPr>
-      <w:r>
-        <w:t>02. Explain and model the mechanism</w:t>
+        <w:pStyle w:val="Heading3"/>
+      </w:pPr>
+      <w:r>
+        <w:t>End goal for the pictorial case</w:t>
       </w:r>
     </w:p>
     <w:p>
-      <w:r>
-        <w:t>Continue the fictional robot vocabulary and add WAIT as ID 5. Use the table below, chosen by the lesson author for arithmetic practice. These coordinates are not measured robot properties and were not learned from data. Each token ID selects one row; the resulting two-component vector is its embedding in this example.</w:t>
+      <w:pPr>
+        <w:spacing w:line="336" w:lineRule="auto" w:after="180"/>
+      </w:pPr>
+      <w:r>
+        <w:rPr>
+          <w:b w:val="0"/>
+        </w:rPr>
+        <w:t xml:space="preserve">By the end, I can explain embeddings and </w:t>
+      </w:r>
+      <w:r>
+        <w:rPr>
+          <w:b/>
+        </w:rPr>
+        <w:t>neighbourhood</w:t>
+      </w:r>
+      <w:r>
+        <w:rPr>
+          <w:b w:val="0"/>
+        </w:rPr>
+        <w:t>s using a traced example and a stated limitation.</w:t>
       </w:r>
     </w:p>
     <w:p>
-      <w:r>
-        <w:t>The table shape is 6 by 2: six vocabulary entries and embedding dimension 2. The ID sequence [2, 4, 0, 0] becomes [[2, 0], [0, 2], [0, 0], [0, 0]], with shape 4 by 2. Its mask remains [1, 1, 0, 0]. The vector dimension is not the sequence length or vocabulary size.</w:t>
+      <w:pPr>
+        <w:spacing w:line="336" w:lineRule="auto" w:after="180"/>
+      </w:pPr>
+      <w:r>
+        <w:rPr>
+          <w:b w:val="0"/>
+        </w:rPr>
+        <w:t>This added worked case illustrates the week’s main idea. Retain all original and connected topics; schedule its practice within the teaching cycle.</w:t>
       </w:r>
     </w:p>
     <w:p>
-      <w:r>
-        <w:t>A zero PAD vector does not remove the need for masking. Averaging all four vectors above gives [0.5, 0.5]; averaging only the two real vectors gives [1, 1]. UNK is a real position when it replaces an unknown symbol, so its vector is not automatically excluded.</w:t>
+      <w:pPr>
+        <w:pStyle w:val="Heading1"/>
+      </w:pPr>
+      <w:r>
+        <w:t>02. Explain and model the mechanism</w:t>
       </w:r>
     </w:p>
     <w:p>
       <w:r>
-        <w:t>Use squared Euclidean distance: square each component difference and add. From GO [2, 0] to TURN [1, 1], the distance is (2 - 1) squared + (0 - 1) squared = 2. To STOP it is 8; to WAIT it is 5. TURN is therefore the nearest of those three under this table and metric.</w:t>
+        <w:t>Model Embeddings and neighbourhoods using the supplied case, labelled mechanism and reasoning. Make the scope of each conclusion explicit.</w:t>
       </w:r>
     </w:p>
     <w:p>
-      <w:r>
-        <w:t>The candidate set excludes PAD, UNK and the query token itself. Otherwise a query would normally retrieve itself at distance zero. This code assumes finite numeric components and uses exact ties, appropriate for these integer examples. Floating-point comparisons in other experiments need a declared precision policy.</w:t>
+      <w:pPr>
+        <w:pStyle w:val="Heading3"/>
+      </w:pPr>
+      <w:r>
+        <w:t>Explain Embeddings and neighbourhoods · 1</w:t>
+      </w:r>
+    </w:p>
+    <w:p>
+      <w:pPr>
+        <w:spacing w:line="336" w:lineRule="auto" w:after="180"/>
+      </w:pPr>
+      <w:r>
+        <w:rPr>
+          <w:b w:val="0"/>
+        </w:rPr>
+        <w:t>Continue the fictional robot vocabulary and add WAIT as ID 5. Use the table below, chosen by the lesson author for arithmetic practice. These coordinates are not measured robot properties and were not learned from data.</w:t>
+      </w:r>
+    </w:p>
+    <w:p>
+      <w:pPr>
+        <w:spacing w:line="336" w:lineRule="auto" w:after="180"/>
+      </w:pPr>
+      <w:r>
+        <w:rPr>
+          <w:b w:val="0"/>
+        </w:rPr>
+        <w:t>Each token ID selects one row; the resulting two-component vector is its embedding in this example.</w:t>
+      </w:r>
+    </w:p>
+    <w:p>
+      <w:pPr>
+        <w:spacing w:line="336" w:lineRule="auto" w:after="180"/>
+      </w:pPr>
+      <w:r>
+        <w:rPr>
+          <w:b w:val="0"/>
+        </w:rPr>
+        <w:t xml:space="preserve">The table shape is 6 by 2: six vocabulary entries and </w:t>
+      </w:r>
+      <w:r>
+        <w:rPr>
+          <w:b/>
+        </w:rPr>
+        <w:t>embedding dimension</w:t>
+      </w:r>
+      <w:r>
+        <w:rPr>
+          <w:b w:val="0"/>
+        </w:rPr>
+        <w:t xml:space="preserve"> 2. The ID sequence [2, 4, 0, 0] becomes [[2, 0], [0, 2], [0, 0], [0, 0]], with shape 4 by 2. Its mask remains [1, 1, 0, 0].</w:t>
+      </w:r>
+    </w:p>
+    <w:p>
+      <w:pPr>
+        <w:spacing w:line="336" w:lineRule="auto" w:after="180"/>
+      </w:pPr>
+      <w:r>
+        <w:rPr>
+          <w:b w:val="0"/>
+        </w:rPr>
+        <w:t>The vector dimension is not the sequence length or vocabulary size.</w:t>
+      </w:r>
+    </w:p>
+    <w:p>
+      <w:pPr>
+        <w:spacing w:line="336" w:lineRule="auto" w:after="180"/>
+      </w:pPr>
+      <w:r>
+        <w:rPr>
+          <w:b w:val="0"/>
+        </w:rPr>
+        <w:t>A zero PAD vector does not remove the need for masking. Averaging all four vectors above gives [0.5, 0.5]; averaging only the two real vectors gives [1, 1].</w:t>
+      </w:r>
+    </w:p>
+    <w:p>
+      <w:pPr>
+        <w:spacing w:line="336" w:lineRule="auto" w:after="180"/>
+      </w:pPr>
+      <w:r>
+        <w:rPr>
+          <w:b w:val="0"/>
+        </w:rPr>
+        <w:t>UNK is a real position when it replaces an unknown symbol, so its vector is not automatically excluded.</w:t>
+      </w:r>
+    </w:p>
+    <w:p>
+      <w:pPr>
+        <w:spacing w:line="336" w:lineRule="auto" w:after="180"/>
+      </w:pPr>
+      <w:r>
+        <w:rPr>
+          <w:b w:val="0"/>
+        </w:rPr>
+        <w:t xml:space="preserve">Use </w:t>
+      </w:r>
+      <w:r>
+        <w:rPr>
+          <w:b/>
+        </w:rPr>
+        <w:t>squared Euclidean distance</w:t>
+      </w:r>
+      <w:r>
+        <w:rPr>
+          <w:b w:val="0"/>
+        </w:rPr>
+        <w:t>: square each component difference and add. From GO [2, 0] to TURN [1, 1], the distance is (2 - 1) squared + (0 - 1) squared = 2. To STOP it is 8; to WAIT it is 5.</w:t>
+      </w:r>
+    </w:p>
+    <w:p>
+      <w:pPr>
+        <w:spacing w:line="336" w:lineRule="auto" w:after="180"/>
+      </w:pPr>
+      <w:r>
+        <w:rPr>
+          <w:b w:val="0"/>
+        </w:rPr>
+        <w:t>TURN is therefore the nearest of those three under this table and metric.</w:t>
+      </w:r>
+    </w:p>
+    <w:p>
+      <w:pPr>
+        <w:pStyle w:val="Heading3"/>
+      </w:pPr>
+      <w:r>
+        <w:t>Explain Embeddings and neighbourhoods · 2</w:t>
+      </w:r>
+    </w:p>
+    <w:p>
+      <w:pPr>
+        <w:spacing w:line="336" w:lineRule="auto" w:after="180"/>
+      </w:pPr>
+      <w:r>
+        <w:rPr>
+          <w:b w:val="0"/>
+        </w:rPr>
+        <w:t>The candidate set excludes PAD, UNK and the query token itself. Otherwise a query would normally retrieve itself at distance zero.</w:t>
+      </w:r>
+    </w:p>
+    <w:p>
+      <w:pPr>
+        <w:spacing w:line="336" w:lineRule="auto" w:after="180"/>
+      </w:pPr>
+      <w:r>
+        <w:rPr>
+          <w:b w:val="0"/>
+        </w:rPr>
+        <w:t>This code assumes finite numeric components and uses exact ties, appropriate for these integer examples. Floating-point comparisons in other experiments need a declared precision policy.</w:t>
       </w:r>
     </w:p>
     <w:tbl>
@@ -694,21 +1036,98 @@
       </w:r>
     </w:p>
     <w:p>
-      <w:r>
-        <w:t>Guided: STOP distances to GO, TURN and WAIT are 8, 2 and 1, so WAIT is nearest. Exit: the original table and squared Euclidean rule place TURN nearest to GO among the stated candidates. That is not proof of equivalent meaning or substitutability. A lower artificial training objective only supports improvement on that objective; useful task behaviour requires appropriate independent evaluation and error analysis.</w:t>
+      <w:pPr>
+        <w:pStyle w:val="Heading3"/>
+      </w:pPr>
+      <w:r>
+        <w:t>Explain Embeddings and neighbourhoods · 3</w:t>
       </w:r>
     </w:p>
     <w:p>
       <w:pPr>
-        <w:pStyle w:val="Heading3"/>
-      </w:pPr>
-      <w:r>
-        <w:t>Model the reasoning aloud</w:t>
+        <w:spacing w:line="336" w:lineRule="auto" w:after="180"/>
+      </w:pPr>
+      <w:r>
+        <w:rPr>
+          <w:b w:val="0"/>
+        </w:rPr>
+        <w:t>Guided: STOP distances to GO, TURN and WAIT are 8, 2 and 1, so WAIT is nearest. Exit: the original table and squared Euclidean rule place TURN nearest to GO among the stated candidates.</w:t>
       </w:r>
     </w:p>
     <w:p>
-      <w:r>
-        <w:t>Use the complete worked example below before asking learners to complete W2. Reveal a small part, invite a prediction, then explain the deciding step. These teacher notes contain solutions; do not reveal the independent case answer during modelling.</w:t>
+      <w:pPr>
+        <w:spacing w:line="336" w:lineRule="auto" w:after="180"/>
+      </w:pPr>
+      <w:r>
+        <w:rPr>
+          <w:b w:val="0"/>
+        </w:rPr>
+        <w:t>That is not proof of equivalent meaning or substitutability.</w:t>
+      </w:r>
+    </w:p>
+    <w:p>
+      <w:pPr>
+        <w:spacing w:line="336" w:lineRule="auto" w:after="180"/>
+      </w:pPr>
+      <w:r>
+        <w:rPr>
+          <w:b w:val="0"/>
+        </w:rPr>
+        <w:t xml:space="preserve">A lower artificial </w:t>
+      </w:r>
+      <w:r>
+        <w:rPr>
+          <w:b/>
+        </w:rPr>
+        <w:t>training</w:t>
+      </w:r>
+      <w:r>
+        <w:rPr>
+          <w:b w:val="0"/>
+        </w:rPr>
+        <w:t xml:space="preserve"> objective only supports improvement on that objective; useful task behaviour requires appropriate independent evaluation and error analysis.</w:t>
+      </w:r>
+    </w:p>
+    <w:p>
+      <w:pPr>
+        <w:pStyle w:val="Heading3"/>
+      </w:pPr>
+      <w:r>
+        <w:t>Model the reasoning aloud</w:t>
+      </w:r>
+    </w:p>
+    <w:p>
+      <w:pPr>
+        <w:spacing w:line="336" w:lineRule="auto" w:after="180"/>
+      </w:pPr>
+      <w:r>
+        <w:rPr>
+          <w:b w:val="0"/>
+        </w:rPr>
+        <w:t xml:space="preserve">Use the complete worked example below before asking learners to complete W2. Reveal a small part, invite a </w:t>
+      </w:r>
+      <w:r>
+        <w:rPr>
+          <w:b/>
+        </w:rPr>
+        <w:t>prediction</w:t>
+      </w:r>
+      <w:r>
+        <w:rPr>
+          <w:b w:val="0"/>
+        </w:rPr>
+        <w:t>, then explain the deciding step.</w:t>
+      </w:r>
+    </w:p>
+    <w:p>
+      <w:pPr>
+        <w:spacing w:line="336" w:lineRule="auto" w:after="180"/>
+      </w:pPr>
+      <w:r>
+        <w:rPr>
+          <w:b w:val="0"/>
+        </w:rPr>
+        <w:t>These teacher notes contain solutions; do not reveal the independent case answer during modelling.</w:t>
       </w:r>
     </w:p>
     <w:p>
@@ -1030,7 +1449,13 @@
       </w:tr>
     </w:tbl>
     <w:p>
-      <w:r>
+      <w:pPr>
+        <w:spacing w:line="336" w:lineRule="auto" w:after="180"/>
+      </w:pPr>
+      <w:r>
+        <w:rPr>
+          <w:b w:val="0"/>
+        </w:rPr>
         <w:t>Use the diagram and verbal explanation together. Ask learners to match a sentence to a specific visual step; do not assign learners fixed visual or auditory learning styles.</w:t>
       </w:r>
     </w:p>
@@ -1043,7 +1468,13 @@
       </w:r>
     </w:p>
     <w:p>
-      <w:r>
+      <w:pPr>
+        <w:spacing w:line="336" w:lineRule="auto" w:after="180"/>
+      </w:pPr>
+      <w:r>
+        <w:rPr>
+          <w:b w:val="0"/>
+        </w:rPr>
         <w:t>Measure embedding neighbours without turning numerical proximity into factual certainty.</w:t>
       </w:r>
     </w:p>
@@ -1056,13 +1487,67 @@
       </w:r>
     </w:p>
     <w:p>
-      <w:r>
-        <w:t>Toy tableP=[0, 1], Q=[3, 1], R=[1, 4]; query [1, 1]. Use squared Euclidean distance.</w:t>
+      <w:pPr>
+        <w:pStyle w:val="Heading3"/>
+      </w:pPr>
+      <w:r>
+        <w:t>Supplied facts</w:t>
       </w:r>
     </w:p>
     <w:p>
-      <w:r>
-        <w:t>All inputs and outcomes in this worked example are invented classroom data; no real model run is claimed.</w:t>
+      <w:pPr>
+        <w:spacing w:line="336" w:lineRule="auto" w:after="180"/>
+        <w:shd w:fill="F1F6FC"/>
+      </w:pPr>
+      <w:r>
+        <w:rPr>
+          <w:b w:val="0"/>
+        </w:rPr>
+        <w:t xml:space="preserve">Toy tableP=[0, 1], Q=[3, 1], R=[1, 4]; query [1, 1]. Use </w:t>
+      </w:r>
+      <w:r>
+        <w:rPr>
+          <w:b/>
+        </w:rPr>
+        <w:t>squared Euclidean distance</w:t>
+      </w:r>
+      <w:r>
+        <w:rPr>
+          <w:b w:val="0"/>
+        </w:rPr>
+        <w:t>.</w:t>
+      </w:r>
+    </w:p>
+    <w:p>
+      <w:pPr>
+        <w:pStyle w:val="Heading3"/>
+      </w:pPr>
+      <w:r>
+        <w:t>Supplied facts</w:t>
+      </w:r>
+    </w:p>
+    <w:p>
+      <w:pPr>
+        <w:spacing w:line="336" w:lineRule="auto" w:after="180"/>
+        <w:shd w:fill="F1F6FC"/>
+      </w:pPr>
+      <w:r>
+        <w:rPr>
+          <w:b w:val="0"/>
+        </w:rPr>
+        <w:t xml:space="preserve">All </w:t>
+      </w:r>
+      <w:r>
+        <w:rPr>
+          <w:b/>
+        </w:rPr>
+        <w:t>input</w:t>
+      </w:r>
+      <w:r>
+        <w:rPr>
+          <w:b w:val="0"/>
+        </w:rPr>
+        <w:t>s and outcomes in this worked example are invented classroom data; no real model run is claimed.</w:t>
       </w:r>
     </w:p>
     <w:p>
@@ -1261,21 +1746,59 @@
       </w:r>
     </w:p>
     <w:p>
-      <w:r>
-        <w:t>An embedding stores each item as an ordered vector. Under squared Euclidean distance, subtract matching coordinates, square their differences and add. The smallest total identifies the nearest supplied vector. These invented coordinates let us check geometry exactly; a claim that neighbours share meaning needs evidence about how the representation was learned and used.</w:t>
+      <w:pPr>
+        <w:pStyle w:val="Heading3"/>
+      </w:pPr>
+      <w:r>
+        <w:t>Why the result follows</w:t>
       </w:r>
     </w:p>
     <w:p>
       <w:pPr>
-        <w:pStyle w:val="Heading3"/>
-      </w:pPr>
-      <w:r>
-        <w:t>What this example does not establish</w:t>
+        <w:spacing w:line="336" w:lineRule="auto" w:after="180"/>
+        <w:shd w:fill="F1F6FC"/>
+      </w:pPr>
+      <w:r>
+        <w:rPr>
+          <w:b w:val="0"/>
+        </w:rPr>
+        <w:t xml:space="preserve">An embedding stores each item as an ordered vector. Under </w:t>
+      </w:r>
+      <w:r>
+        <w:rPr>
+          <w:b/>
+        </w:rPr>
+        <w:t>squared Euclidean distance</w:t>
+      </w:r>
+      <w:r>
+        <w:rPr>
+          <w:b w:val="0"/>
+        </w:rPr>
+        <w:t>, subtract matching coordinates, square their differences and add. The smallest total identifies the nearest supplied vector.</w:t>
       </w:r>
     </w:p>
     <w:p>
-      <w:r>
-        <w:t>Embedding geometry depends on training, metric and scale; proximity does not prove truth, causation or source permission.</w:t>
+      <w:pPr>
+        <w:spacing w:line="336" w:lineRule="auto" w:after="180"/>
+        <w:shd w:fill="F1F6FC"/>
+      </w:pPr>
+      <w:r>
+        <w:rPr>
+          <w:b w:val="0"/>
+        </w:rPr>
+        <w:t xml:space="preserve">These invented coordinates let us check geometry exactly; a claim that neighbours share meaning needs </w:t>
+      </w:r>
+      <w:r>
+        <w:rPr>
+          <w:b/>
+        </w:rPr>
+        <w:t>evidence</w:t>
+      </w:r>
+      <w:r>
+        <w:rPr>
+          <w:b w:val="0"/>
+        </w:rPr>
+        <w:t xml:space="preserve"> about how the representation was learned and used.</w:t>
       </w:r>
     </w:p>
     <w:p>
@@ -1283,22 +1806,47 @@
         <w:pStyle w:val="Heading3"/>
       </w:pPr>
       <w:r>
-        <w:t>Change one thing in the pictured case</w:t>
+        <w:t>What this example does not establish</w:t>
       </w:r>
     </w:p>
     <w:p>
-      <w:r>
-        <w:t>Change: Move the query to [2, 1].</w:t>
+      <w:pPr>
+        <w:pStyle w:val="Heading3"/>
+      </w:pPr>
+      <w:r>
+        <w:t>Keep the stated limit</w:t>
       </w:r>
     </w:p>
     <w:p>
-      <w:r>
-        <w:t>Prediction: Q becomes nearest with squared distance1; P distance4; R distance10.</w:t>
+      <w:pPr>
+        <w:spacing w:line="336" w:lineRule="auto" w:after="180"/>
+        <w:shd w:fill="FFF5E6"/>
+      </w:pPr>
+      <w:r>
+        <w:rPr>
+          <w:b w:val="0"/>
+        </w:rPr>
+        <w:t xml:space="preserve">Embedding geometry depends on </w:t>
+      </w:r>
+      <w:r>
+        <w:rPr>
+          <w:b/>
+        </w:rPr>
+        <w:t>training</w:t>
+      </w:r>
+      <w:r>
+        <w:rPr>
+          <w:b w:val="0"/>
+        </w:rPr>
+        <w:t>, metric and scale; proximity does not prove truth, causation or source permission.</w:t>
       </w:r>
     </w:p>
     <w:p>
-      <w:r>
-        <w:t>Reason: Changing the query position changes geometric neighbours while the stored table remains fixed.</w:t>
+      <w:pPr>
+        <w:pStyle w:val="Heading3"/>
+      </w:pPr>
+      <w:r>
+        <w:t>Change one thing in the pictured case</w:t>
       </w:r>
     </w:p>
     <w:p>
@@ -1306,20 +1854,140 @@
         <w:pStyle w:val="Heading3"/>
       </w:pPr>
       <w:r>
-        <w:t>Ask while showing the picture</w:t>
+        <w:t>Change one thing</w:t>
       </w:r>
     </w:p>
     <w:p>
-      <w:r>
-        <w:t>Cover the result. Ask learners to name the inputs and predict the next step. Uncover one step, connect the icon to the actual procedure, and explain its evidence. Then change the supplied condition and compare. The picture is a representation; it does not document execution of a real AI model.</w:t>
+      <w:pPr>
+        <w:spacing w:line="336" w:lineRule="auto" w:after="180"/>
+        <w:shd w:fill="F5F1FB"/>
+      </w:pPr>
+      <w:r>
+        <w:rPr>
+          <w:b w:val="0"/>
+        </w:rPr>
+        <w:t>Change: Move the query to [2, 1].</w:t>
       </w:r>
     </w:p>
     <w:p>
       <w:pPr>
+        <w:pStyle w:val="Heading3"/>
+      </w:pPr>
+      <w:r>
+        <w:t>Predicted result</w:t>
+      </w:r>
+    </w:p>
+    <w:p>
+      <w:pPr>
+        <w:spacing w:line="336" w:lineRule="auto" w:after="180"/>
+        <w:shd w:fill="F1F6FC"/>
+      </w:pPr>
+      <w:r>
+        <w:rPr>
+          <w:b/>
+        </w:rPr>
+        <w:t>Prediction</w:t>
+      </w:r>
+      <w:r>
+        <w:rPr>
+          <w:b w:val="0"/>
+        </w:rPr>
+        <w:t>: Q becomes nearest with squared distance1; P distance4; R distance10.</w:t>
+      </w:r>
+    </w:p>
+    <w:p>
+      <w:pPr>
+        <w:pStyle w:val="Heading3"/>
+      </w:pPr>
+      <w:r>
+        <w:t>Why the result follows</w:t>
+      </w:r>
+    </w:p>
+    <w:p>
+      <w:pPr>
+        <w:spacing w:line="336" w:lineRule="auto" w:after="180"/>
+        <w:shd w:fill="F1F6FC"/>
+      </w:pPr>
+      <w:r>
+        <w:rPr>
+          <w:b w:val="0"/>
+        </w:rPr>
+        <w:t>Reason: Changing the query position changes geometric neighbours while the stored table remains fixed.</w:t>
+      </w:r>
+    </w:p>
+    <w:p>
+      <w:pPr>
+        <w:pStyle w:val="Heading3"/>
+      </w:pPr>
+      <w:r>
+        <w:t>Ask while showing the picture</w:t>
+      </w:r>
+    </w:p>
+    <w:p>
+      <w:pPr>
+        <w:pStyle w:val="Heading3"/>
+      </w:pPr>
+      <w:r>
+        <w:t>Ask while showing the picture · 4</w:t>
+      </w:r>
+    </w:p>
+    <w:p>
+      <w:pPr>
+        <w:spacing w:line="336" w:lineRule="auto" w:after="180"/>
+      </w:pPr>
+      <w:r>
+        <w:rPr>
+          <w:b w:val="0"/>
+        </w:rPr>
+        <w:t xml:space="preserve">Cover the result. Ask learners to name the </w:t>
+      </w:r>
+      <w:r>
+        <w:rPr>
+          <w:b/>
+        </w:rPr>
+        <w:t>input</w:t>
+      </w:r>
+      <w:r>
+        <w:rPr>
+          <w:b w:val="0"/>
+        </w:rPr>
+        <w:t xml:space="preserve">s and predict the next step. Uncover one step, connect the icon to the actual procedure, and explain its </w:t>
+      </w:r>
+      <w:r>
+        <w:rPr>
+          <w:b/>
+        </w:rPr>
+        <w:t>evidence</w:t>
+      </w:r>
+      <w:r>
+        <w:rPr>
+          <w:b w:val="0"/>
+        </w:rPr>
+        <w:t>. Then change the supplied condition and compare.</w:t>
+      </w:r>
+    </w:p>
+    <w:p>
+      <w:pPr>
+        <w:spacing w:line="336" w:lineRule="auto" w:after="180"/>
+      </w:pPr>
+      <w:r>
+        <w:rPr>
+          <w:b w:val="0"/>
+        </w:rPr>
+        <w:t>The picture is a representation; it does not document execution of a real AI model.</w:t>
+      </w:r>
+    </w:p>
+    <w:p>
+      <w:pPr>
         <w:pStyle w:val="Heading1"/>
       </w:pPr>
       <w:r>
         <w:t>03. Demonstrate and guide practice</w:t>
+      </w:r>
+    </w:p>
+    <w:p>
+      <w:r>
+        <w:t>Demonstrate Embeddings and neighbourhoods, reduce support deliberately and check individual reasoning before discussing answers.</w:t>
       </w:r>
     </w:p>
     <w:tbl>
@@ -1535,36 +2203,76 @@
       </w:tr>
     </w:tbl>
     <w:p>
-      <w:r>
-        <w:t>Use the worked example in Sections 3 and 6. Collect a prediction before revealing its result; ask the learner to point to each intermediate fact.</w:t>
+      <w:pPr>
+        <w:spacing w:line="336" w:lineRule="auto" w:after="180"/>
+      </w:pPr>
+      <w:r>
+        <w:rPr>
+          <w:b w:val="0"/>
+        </w:rPr>
+        <w:t xml:space="preserve">Use the worked example in Sections 3 and 6. Collect a </w:t>
+      </w:r>
+      <w:r>
+        <w:rPr>
+          <w:b/>
+        </w:rPr>
+        <w:t>prediction</w:t>
+      </w:r>
+      <w:r>
+        <w:rPr>
+          <w:b w:val="0"/>
+        </w:rPr>
+        <w:t xml:space="preserve"> before revealing its result; ask the learner to point to each intermediate fact.</w:t>
       </w:r>
     </w:p>
     <w:p>
-      <w:r>
-        <w:t>Provide separate columns for token, ID and vector. Use a distance ledger with two differences, two squares and a sum; allow calculators. Extension: consistently permute all table row IDs and show that token-level neighbour results stay unchanged, then deliberately omit the table permutation to expose the mismatch.</w:t>
+      <w:pPr>
+        <w:spacing w:line="336" w:lineRule="auto" w:after="180"/>
+      </w:pPr>
+      <w:r>
+        <w:rPr>
+          <w:b w:val="0"/>
+        </w:rPr>
+        <w:t>Provide separate columns for token, ID and vector. Use a distance ledger with two differences, two squares and a sum; allow calculators.</w:t>
       </w:r>
     </w:p>
     <w:p>
       <w:pPr>
-        <w:pStyle w:val="Heading3"/>
-      </w:pPr>
-      <w:r>
-        <w:t>Reduce help deliberately</w:t>
+        <w:spacing w:line="336" w:lineRule="auto" w:after="180"/>
+      </w:pPr>
+      <w:r>
+        <w:rPr>
+          <w:b w:val="0"/>
+        </w:rPr>
+        <w:t>Extension: consistently permute all table row IDs and show that token-level neighbour results stay unchanged, then deliberately omit the table permutation to expose the mismatch.</w:t>
       </w:r>
     </w:p>
     <w:p>
-      <w:r>
-        <w:t>Completion task: For query [1, 0], compute squared distances to GO, TURN, STOP and WAIT in the original table. Return all nearest candidates.</w:t>
+      <w:pPr>
+        <w:pStyle w:val="Heading3"/>
+      </w:pPr>
+      <w:r>
+        <w:t>Reduce help deliberately</w:t>
       </w:r>
     </w:p>
     <w:p>
-      <w:r>
-        <w:t>Teacher check: Teacher explanation: Distances are 1, 1, 5 and 2 respectively. The nearest set is GO and TURN; ordering their names does not remove the tie.</w:t>
+      <w:pPr>
+        <w:pStyle w:val="Heading3"/>
+      </w:pPr>
+      <w:r>
+        <w:t>Completion practice</w:t>
       </w:r>
     </w:p>
     <w:p>
-      <w:r>
-        <w:t>Start by identifying the given inputs together. Leave the intermediate steps blank. If needed, model one step, then withdraw that help on the next step. Move to a full trace only when the partial trace is understood. For partners, alternate explainer and checker; collect a response from every learner before discussion.</w:t>
+      <w:pPr>
+        <w:spacing w:line="336" w:lineRule="auto" w:after="180"/>
+        <w:shd w:fill="F5F1FB"/>
+      </w:pPr>
+      <w:r>
+        <w:rPr>
+          <w:b w:val="0"/>
+        </w:rPr>
+        <w:t>Completion task: For query [1, 0], compute squared distances to GO, TURN, STOP and WAIT in the original table. Return all nearest candidates.</w:t>
       </w:r>
     </w:p>
     <w:p>
@@ -1572,22 +2280,53 @@
         <w:pStyle w:val="Heading3"/>
       </w:pPr>
       <w:r>
-        <w:t>Individual reasoning check</w:t>
+        <w:t>Reasoning to listen for</w:t>
       </w:r>
     </w:p>
     <w:p>
-      <w:r>
-        <w:t>Use the worked case for Embeddings and neighbourhoods. Proposed explanation: “Token ID differences define embedding distances”. Decide whether this explanation is supported. Point to the step or supplied fact that decides; explain your repair if needed.</w:t>
+      <w:pPr>
+        <w:spacing w:line="336" w:lineRule="auto" w:after="180"/>
+        <w:shd w:fill="F1F6FC"/>
+      </w:pPr>
+      <w:r>
+        <w:rPr>
+          <w:b w:val="0"/>
+        </w:rPr>
+        <w:t>Teacher check: Teacher explanation: Distances are 1, 1, 5 and 2 respectively. The nearest set is GO and TURN; ordering their names does not remove the tie.</w:t>
       </w:r>
     </w:p>
     <w:p>
-      <w:r>
-        <w:t>Expected correction: The ID selects a row; distances are computed between row vectors.</w:t>
+      <w:pPr>
+        <w:spacing w:line="336" w:lineRule="auto" w:after="180"/>
+      </w:pPr>
+      <w:r>
+        <w:rPr>
+          <w:b w:val="0"/>
+        </w:rPr>
+        <w:t xml:space="preserve">Start by identifying the given </w:t>
+      </w:r>
+      <w:r>
+        <w:rPr>
+          <w:b/>
+        </w:rPr>
+        <w:t>input</w:t>
+      </w:r>
+      <w:r>
+        <w:rPr>
+          <w:b w:val="0"/>
+        </w:rPr>
+        <w:t>s together. Leave the intermediate steps blank. If needed, model one step, then withdraw that help on the next step. Move to a full trace only when the partial trace is understood.</w:t>
       </w:r>
     </w:p>
     <w:p>
-      <w:r>
-        <w:t>Collect explanations, not only yes/no votes. If a misunderstanding is common, re-model the relevant step for the class. If it affects a few learners, give a short targeted group explanation while others solve a more demanding variation.</w:t>
+      <w:pPr>
+        <w:spacing w:line="336" w:lineRule="auto" w:after="180"/>
+      </w:pPr>
+      <w:r>
+        <w:rPr>
+          <w:b w:val="0"/>
+        </w:rPr>
+        <w:t>For partners, alternate explainer and checker; collect a response from every learner before discussion.</w:t>
       </w:r>
     </w:p>
     <w:p>
@@ -1595,63 +2334,277 @@
         <w:pStyle w:val="Heading3"/>
       </w:pPr>
       <w:r>
-        <w:t>Pictorial practice question</w:t>
+        <w:t>Individual reasoning check</w:t>
       </w:r>
     </w:p>
     <w:p>
-      <w:r>
-        <w:t>What would justify claiming nearby vectors mean related topics? Point to the relevant step in the picture, then write the changed result and the rule or evidence that supports it.</w:t>
+      <w:pPr>
+        <w:spacing w:line="336" w:lineRule="auto" w:after="180"/>
+      </w:pPr>
+      <w:r>
+        <w:rPr>
+          <w:b w:val="0"/>
+        </w:rPr>
+        <w:t xml:space="preserve">Use the worked case for Embeddings and </w:t>
+      </w:r>
+      <w:r>
+        <w:rPr>
+          <w:b/>
+        </w:rPr>
+        <w:t>neighbourhood</w:t>
+      </w:r>
+      <w:r>
+        <w:rPr>
+          <w:b w:val="0"/>
+        </w:rPr>
+        <w:t>s. Proposed explanation: “Token ID differences define embedding distances”. Decide whether this explanation is supported.</w:t>
       </w:r>
     </w:p>
     <w:p>
       <w:pPr>
-        <w:pStyle w:val="Heading3"/>
-      </w:pPr>
-      <w:r>
-        <w:t>Reasoned teacher answer</w:t>
+        <w:spacing w:line="336" w:lineRule="auto" w:after="180"/>
+      </w:pPr>
+      <w:r>
+        <w:rPr>
+          <w:b w:val="0"/>
+        </w:rPr>
+        <w:t>Point to the step or supplied fact that decides; explain your repair if needed.</w:t>
       </w:r>
     </w:p>
     <w:p>
-      <w:r>
-        <w:t>Evidence about how the table was learned plus task-specific evaluation. These invented coordinates alone establish only distances. Changed-case check: Q becomes nearest with squared distance1; P distance4; R distance10. Changing the query position changes geometric neighbours while the stored table remains fixed.</w:t>
+      <w:pPr>
+        <w:pStyle w:val="Heading3"/>
+      </w:pPr>
+      <w:r>
+        <w:t>Expected repair</w:t>
       </w:r>
     </w:p>
     <w:p>
-      <w:r>
-        <w:t>Changed-case reasoning: Q becomes nearest with squared distance1; P distance4; R distance10. Changing the query position changes geometric neighbours while the stored table remains fixed.</w:t>
+      <w:pPr>
+        <w:spacing w:line="336" w:lineRule="auto" w:after="180"/>
+        <w:shd w:fill="F1F6FC"/>
+      </w:pPr>
+      <w:r>
+        <w:rPr>
+          <w:b w:val="0"/>
+        </w:rPr>
+        <w:t>Expected correction: The ID selects a row; distances are computed between row vectors.</w:t>
       </w:r>
     </w:p>
     <w:p>
-      <w:r>
-        <w:t>Collect each learner’s explanation before discussion. Use the first missing connection between input, deciding step and result to choose support. This question is worked-case practice, not fresh mastery evidence.</w:t>
+      <w:pPr>
+        <w:spacing w:line="336" w:lineRule="auto" w:after="180"/>
+      </w:pPr>
+      <w:r>
+        <w:rPr>
+          <w:b w:val="0"/>
+        </w:rPr>
+        <w:t>Collect explanations, not only yes/no votes. If a misunderstanding is common, re-model the relevant step for the class.</w:t>
       </w:r>
     </w:p>
     <w:p>
       <w:pPr>
-        <w:pStyle w:val="Heading1"/>
-      </w:pPr>
-      <w:r>
-        <w:t>04. Run the investigation and diagnose misconceptions</w:t>
+        <w:spacing w:line="336" w:lineRule="auto" w:after="180"/>
+      </w:pPr>
+      <w:r>
+        <w:rPr>
+          <w:b w:val="0"/>
+        </w:rPr>
+        <w:t>If it affects a few learners, give a short targeted group explanation while others solve a more demanding variation.</w:t>
       </w:r>
     </w:p>
     <w:p>
-      <w:r>
-        <w:t>Token ID differences define embedding distances: The ID selects a row; distances are computed between row vectors.</w:t>
+      <w:pPr>
+        <w:pStyle w:val="Heading3"/>
+      </w:pPr>
+      <w:r>
+        <w:t>Pictorial practice question</w:t>
       </w:r>
     </w:p>
     <w:p>
-      <w:r>
-        <w:t>Nearest always means interchangeable: Closeness depends on representation, metric and candidates, and need not preserve task labels or meaning.</w:t>
+      <w:pPr>
+        <w:spacing w:line="336" w:lineRule="auto" w:after="180"/>
+      </w:pPr>
+      <w:r>
+        <w:rPr>
+          <w:b w:val="0"/>
+        </w:rPr>
+        <w:t xml:space="preserve">What would justify claiming nearby vectors mean related topics? Point to the relevant step in the picture, then write the changed result and the rule or </w:t>
+      </w:r>
+      <w:r>
+        <w:rPr>
+          <w:b/>
+        </w:rPr>
+        <w:t>evidence</w:t>
+      </w:r>
+      <w:r>
+        <w:rPr>
+          <w:b w:val="0"/>
+        </w:rPr>
+        <w:t xml:space="preserve"> that supports it.</w:t>
       </w:r>
     </w:p>
     <w:p>
-      <w:r>
-        <w:t>A learned embedding cannot lose identity: Two rows can coincide, and sequence aggregation can create additional collisions.</w:t>
+      <w:pPr>
+        <w:pStyle w:val="Heading3"/>
+      </w:pPr>
+      <w:r>
+        <w:t>Reasoned teacher answer</w:t>
       </w:r>
     </w:p>
     <w:p>
-      <w:r>
-        <w:t>Use Section 9 for the evidence ledger. Add a boundary or missing-input case and record the expected response before checking. More successful repeats of one case do not establish wider coverage.</w:t>
+      <w:pPr>
+        <w:spacing w:line="336" w:lineRule="auto" w:after="180"/>
+      </w:pPr>
+      <w:r>
+        <w:rPr>
+          <w:b/>
+        </w:rPr>
+        <w:t>Evidence</w:t>
+      </w:r>
+      <w:r>
+        <w:rPr>
+          <w:b w:val="0"/>
+        </w:rPr>
+        <w:t xml:space="preserve"> about how the table was learned plus task-specific evaluation. These invented coordinates alone establish only distances. Changed-case check: Q becomes nearest with squared distance1; P distance4; R distance10.</w:t>
+      </w:r>
+    </w:p>
+    <w:p>
+      <w:pPr>
+        <w:spacing w:line="336" w:lineRule="auto" w:after="180"/>
+      </w:pPr>
+      <w:r>
+        <w:rPr>
+          <w:b w:val="0"/>
+        </w:rPr>
+        <w:t>Changing the query position changes geometric neighbours while the stored table remains fixed.</w:t>
+      </w:r>
+    </w:p>
+    <w:p>
+      <w:pPr>
+        <w:spacing w:line="336" w:lineRule="auto" w:after="180"/>
+      </w:pPr>
+      <w:r>
+        <w:rPr>
+          <w:b w:val="0"/>
+        </w:rPr>
+        <w:t>Changed-case reasoning: Q becomes nearest with squared distance1; P distance4; R distance10. Changing the query position changes geometric neighbours while the stored table remains fixed.</w:t>
+      </w:r>
+    </w:p>
+    <w:p>
+      <w:pPr>
+        <w:spacing w:line="336" w:lineRule="auto" w:after="180"/>
+      </w:pPr>
+      <w:r>
+        <w:rPr>
+          <w:b w:val="0"/>
+        </w:rPr>
+        <w:t xml:space="preserve">Collect each learner’s explanation before discussion. Use the first missing connection between </w:t>
+      </w:r>
+      <w:r>
+        <w:rPr>
+          <w:b/>
+        </w:rPr>
+        <w:t>input</w:t>
+      </w:r>
+      <w:r>
+        <w:rPr>
+          <w:b w:val="0"/>
+        </w:rPr>
+        <w:t xml:space="preserve">, deciding step and result to choose support. This question is worked-case practice, not fresh mastery </w:t>
+      </w:r>
+      <w:r>
+        <w:rPr>
+          <w:b/>
+        </w:rPr>
+        <w:t>evidence</w:t>
+      </w:r>
+      <w:r>
+        <w:rPr>
+          <w:b w:val="0"/>
+        </w:rPr>
+        <w:t>.</w:t>
+      </w:r>
+    </w:p>
+    <w:p>
+      <w:pPr>
+        <w:pStyle w:val="Heading1"/>
+      </w:pPr>
+      <w:r>
+        <w:t>04. Run the investigation and diagnose misconceptions</w:t>
+      </w:r>
+    </w:p>
+    <w:p>
+      <w:r>
+        <w:t>Run the Embeddings and neighbourhoods investigation and use the first unsupported step to choose a teaching response.</w:t>
+      </w:r>
+    </w:p>
+    <w:p>
+      <w:pPr>
+        <w:spacing w:line="336" w:lineRule="auto" w:after="180"/>
+      </w:pPr>
+      <w:r>
+        <w:rPr>
+          <w:b w:val="0"/>
+        </w:rPr>
+        <w:t>Token ID differences define embedding distances: The ID selects a row; distances are computed between row vectors.</w:t>
+      </w:r>
+    </w:p>
+    <w:p>
+      <w:pPr>
+        <w:spacing w:line="336" w:lineRule="auto" w:after="180"/>
+      </w:pPr>
+      <w:r>
+        <w:rPr>
+          <w:b w:val="0"/>
+        </w:rPr>
+        <w:t>Nearest always means interchangeable: Closeness depends on representation, metric and candidates, and need not preserve task labels or meaning.</w:t>
+      </w:r>
+    </w:p>
+    <w:p>
+      <w:pPr>
+        <w:spacing w:line="336" w:lineRule="auto" w:after="180"/>
+      </w:pPr>
+      <w:r>
+        <w:rPr>
+          <w:b w:val="0"/>
+        </w:rPr>
+        <w:t>A learned embedding cannot lose identity: Two rows can coincide, and sequence aggregation can create additional collisions.</w:t>
+      </w:r>
+    </w:p>
+    <w:p>
+      <w:pPr>
+        <w:spacing w:line="336" w:lineRule="auto" w:after="180"/>
+      </w:pPr>
+      <w:r>
+        <w:rPr>
+          <w:b w:val="0"/>
+        </w:rPr>
+        <w:t xml:space="preserve">Use Section 9 for the </w:t>
+      </w:r>
+      <w:r>
+        <w:rPr>
+          <w:b/>
+        </w:rPr>
+        <w:t>evidence</w:t>
+      </w:r>
+      <w:r>
+        <w:rPr>
+          <w:b w:val="0"/>
+        </w:rPr>
+        <w:t xml:space="preserve"> ledger. Add a boundary or missing-</w:t>
+      </w:r>
+      <w:r>
+        <w:rPr>
+          <w:b/>
+        </w:rPr>
+        <w:t>input</w:t>
+      </w:r>
+      <w:r>
+        <w:rPr>
+          <w:b w:val="0"/>
+        </w:rPr>
+        <w:t xml:space="preserve"> case and record the expected response before checking. More successful repeats of one case do not establish wider coverage.</w:t>
       </w:r>
     </w:p>
     <w:p>
@@ -1809,29 +2762,38 @@
       </w:tr>
     </w:tbl>
     <w:p>
-      <w:r>
-        <w:t>Offer an oral explanation, drawing, enlarged visual or fewer examples when that removes a reading/writing barrier. Keep the same reasoning goal. Stretch secure learners by changing a boundary or assumption and asking them to defend the effect, not simply by assigning more of the same questions.</w:t>
+      <w:pPr>
+        <w:spacing w:line="336" w:lineRule="auto" w:after="180"/>
+      </w:pPr>
+      <w:r>
+        <w:rPr>
+          <w:b w:val="0"/>
+        </w:rPr>
+        <w:t>Offer an oral explanation, drawing, enlarged visual or fewer examples when that removes a reading/writing barrier. Keep the same reasoning goal.</w:t>
       </w:r>
     </w:p>
     <w:p>
       <w:pPr>
-        <w:pStyle w:val="Heading1"/>
-      </w:pPr>
-      <w:r>
-        <w:t>05. Assess and explain the answers</w:t>
+        <w:spacing w:line="336" w:lineRule="auto" w:after="180"/>
+      </w:pPr>
+      <w:r>
+        <w:rPr>
+          <w:b w:val="0"/>
+        </w:rPr>
+        <w:t>Stretch secure learners by changing a boundary or assumption and asking them to defend the effect, not simply by assigning more of the same questions.</w:t>
       </w:r>
     </w:p>
     <w:p>
       <w:pPr>
-        <w:pStyle w:val="Heading3"/>
-      </w:pPr>
-      <w:r>
-        <w:t>Guided and exit questions</w:t>
+        <w:pStyle w:val="Heading1"/>
+      </w:pPr>
+      <w:r>
+        <w:t>05. Assess and explain the answers</w:t>
       </w:r>
     </w:p>
     <w:p>
       <w:r>
-        <w:t>Guided: STOP distances to GO, TURN and WAIT are 8, 2 and 1, so WAIT is nearest. Exit: the original table and squared Euclidean rule place TURN nearest to GO among the stated candidates. That is not proof of equivalent meaning or substitutability. A lower artificial training objective only supports improvement on that objective; useful task behaviour requires appropriate independent evaluation and error analysis.</w:t>
+        <w:t>Use the Embeddings and neighbourhoods questions, teacher keys and criteria after the relevant attempts. Previously discussed cases are practice; protect the separately selected independent task.</w:t>
       </w:r>
     </w:p>
     <w:p>
@@ -1839,53 +2801,100 @@
         <w:pStyle w:val="Heading3"/>
       </w:pPr>
       <w:r>
-        <w:t>W1 Trace the lookup shape</w:t>
+        <w:t>Guided and exit questions</w:t>
       </w:r>
     </w:p>
     <w:p>
-      <w:r>
-        <w:t>Using the original table, embed TURN WAIT STOP with one right-padding slot. Give the vector sequence, mask and shape.</w:t>
+      <w:pPr>
+        <w:spacing w:line="336" w:lineRule="auto" w:after="180"/>
+      </w:pPr>
+      <w:r>
+        <w:rPr>
+          <w:b w:val="0"/>
+        </w:rPr>
+        <w:t>Guided: STOP distances to GO, TURN and WAIT are 8, 2 and 1, so WAIT is nearest. Exit: the original table and squared Euclidean rule place TURN nearest to GO among the stated candidates.</w:t>
       </w:r>
     </w:p>
     <w:p>
-      <w:r>
-        <w:t>Teacher explanation: Vectors are [[1, 1], [0, 1], [0, 2], [0, 0]], mask [1, 1, 1, 0] and shape 4 by 2.</w:t>
+      <w:pPr>
+        <w:spacing w:line="336" w:lineRule="auto" w:after="180"/>
+      </w:pPr>
+      <w:r>
+        <w:rPr>
+          <w:b w:val="0"/>
+        </w:rPr>
+        <w:t>That is not proof of equivalent meaning or substitutability.</w:t>
       </w:r>
     </w:p>
     <w:p>
       <w:pPr>
-        <w:pStyle w:val="Heading3"/>
-      </w:pPr>
-      <w:r>
-        <w:t>W2 Calculate distances and a tie</w:t>
+        <w:spacing w:line="336" w:lineRule="auto" w:after="180"/>
+      </w:pPr>
+      <w:r>
+        <w:rPr>
+          <w:b w:val="0"/>
+        </w:rPr>
+        <w:t xml:space="preserve">A lower artificial </w:t>
+      </w:r>
+      <w:r>
+        <w:rPr>
+          <w:b/>
+        </w:rPr>
+        <w:t>training</w:t>
+      </w:r>
+      <w:r>
+        <w:rPr>
+          <w:b w:val="0"/>
+        </w:rPr>
+        <w:t xml:space="preserve"> objective only supports improvement on that objective; useful task behaviour requires appropriate independent evaluation and error analysis.</w:t>
       </w:r>
     </w:p>
     <w:p>
-      <w:r>
-        <w:t>For query [1, 0], compute squared distances to GO, TURN, STOP and WAIT in the original table. Return all nearest candidates.</w:t>
+      <w:pPr>
+        <w:pStyle w:val="Heading3"/>
+      </w:pPr>
+      <w:r>
+        <w:t>W1 Trace the lookup shape</w:t>
       </w:r>
     </w:p>
     <w:p>
-      <w:r>
-        <w:t>Teacher explanation: Distances are 1, 1, 5 and 2 respectively. The nearest set is GO and TURN; ordering their names does not remove the tie.</w:t>
+      <w:pPr>
+        <w:pStyle w:val="Heading3"/>
+      </w:pPr>
+      <w:r>
+        <w:t>Workbook question · W1</w:t>
       </w:r>
     </w:p>
     <w:p>
       <w:pPr>
-        <w:pStyle w:val="Heading3"/>
-      </w:pPr>
-      <w:r>
-        <w:t>W3 Trace a trainable row</w:t>
+        <w:spacing w:line="336" w:lineRule="auto" w:after="180"/>
+        <w:shd w:fill="F5F1FB"/>
+      </w:pPr>
+      <w:r>
+        <w:rPr>
+          <w:b w:val="0"/>
+        </w:rPr>
+        <w:t>Using the original table, embed TURN WAIT STOP with one right-padding slot. Give the vector sequence, mask and shape.</w:t>
       </w:r>
     </w:p>
     <w:p>
-      <w:r>
-        <w:t>For the isolated GO-row update, give the gradient, updated vector, starting loss and new loss. Which other token now shares the vector?</w:t>
+      <w:pPr>
+        <w:pStyle w:val="Heading3"/>
+      </w:pPr>
+      <w:r>
+        <w:t>Teacher reasoning · W1</w:t>
       </w:r>
     </w:p>
     <w:p>
-      <w:r>
-        <w:t>Teacher explanation: Gradient [4, -4], updated vector [1, 1], loss 8 before and 2 after. TURN already has [1, 1]. This collision does not establish equivalent meaning.</w:t>
+      <w:pPr>
+        <w:spacing w:line="336" w:lineRule="auto" w:after="180"/>
+        <w:shd w:fill="F1F6FC"/>
+      </w:pPr>
+      <w:r>
+        <w:rPr>
+          <w:b w:val="0"/>
+        </w:rPr>
+        <w:t>Teacher explanation: Vectors are [[1, 1], [0, 1], [0, 2], [0, 0]], mask [1, 1, 1, 0] and shape 4 by 2.</w:t>
       </w:r>
     </w:p>
     <w:p>
@@ -1893,17 +2902,27 @@
         <w:pStyle w:val="Heading3"/>
       </w:pPr>
       <w:r>
-        <w:t>W4 Find a neighbourhood independently</w:t>
+        <w:t>W2 Calculate distances and a tie</w:t>
       </w:r>
     </w:p>
     <w:p>
-      <w:r>
-        <w:t>A separate table contains A [0, 0], B [2, 0] and C [1, 2]. For query [1, 0], give all squared distances and every nearest candidate. Then calculate the mean of A and B and compare it with the query. Can that mean identify which ordered pair produced it?</w:t>
+      <w:pPr>
+        <w:pStyle w:val="Heading3"/>
+      </w:pPr>
+      <w:r>
+        <w:t>Workbook question · W2</w:t>
       </w:r>
     </w:p>
     <w:p>
-      <w:r>
-        <w:t>Teacher explanation: Distances to A, B and C are 1, 1 and 4. A and B tie. Their mean is [1, 0], equal to the query. Reversing A B to B A gives the same mean, so the mean alone cannot identify the order.</w:t>
+      <w:pPr>
+        <w:spacing w:line="336" w:lineRule="auto" w:after="180"/>
+        <w:shd w:fill="F5F1FB"/>
+      </w:pPr>
+      <w:r>
+        <w:rPr>
+          <w:b w:val="0"/>
+        </w:rPr>
+        <w:t>For query [1, 0], compute squared distances to GO, TURN, STOP and WAIT in the original table. Return all nearest candidates.</w:t>
       </w:r>
     </w:p>
     <w:p>
@@ -1911,17 +2930,27 @@
         <w:pStyle w:val="Heading3"/>
       </w:pPr>
       <w:r>
-        <w:t>W5 Keep the lookup consistent</w:t>
+        <w:t>Teacher reasoning · W2</w:t>
       </w:r>
     </w:p>
     <w:p>
-      <w:r>
-        <w:t>A developer swaps the IDs of GO and STOP but leaves the embedding rows unchanged. What goes wrong, and what must be saved or changed together?</w:t>
+      <w:pPr>
+        <w:spacing w:line="336" w:lineRule="auto" w:after="180"/>
+        <w:shd w:fill="F1F6FC"/>
+      </w:pPr>
+      <w:r>
+        <w:rPr>
+          <w:b w:val="0"/>
+        </w:rPr>
+        <w:t>Teacher explanation: Distances are 1, 1, 5 and 2 respectively. The nearest set is GO and TURN; ordering their names does not remove the tie.</w:t>
       </w:r>
     </w:p>
     <w:p>
-      <w:r>
-        <w:t>Teacher explanation: Each token now selects the other token’s old row, changing the encoded input. Save and update the vocabulary-to-row mapping and table together, along with version and downstream model. ID relabelling is harmless only when every lookup and consumer stays consistent.</w:t>
+      <w:pPr>
+        <w:pStyle w:val="Heading3"/>
+      </w:pPr>
+      <w:r>
+        <w:t>W3 Trace a trainable row</w:t>
       </w:r>
     </w:p>
     <w:p>
@@ -1929,12 +2958,19 @@
         <w:pStyle w:val="Heading3"/>
       </w:pPr>
       <w:r>
-        <w:t>Independent assessment and fresh retry</w:t>
+        <w:t>Workbook question · W3</w:t>
       </w:r>
     </w:p>
     <w:p>
-      <w:r>
-        <w:t>W4 requires distances 1, 1, 4, both A and B, mean [1, 0] and a reversed-order collision. Fresh retry: query [0, 1], candidates D [0, 0], E [0, 2], F [3, 1]. Distances are 1, 1, 9; D and E tie. Their mean is [0, 1], and swapping their order leaves it unchanged.</w:t>
+      <w:pPr>
+        <w:spacing w:line="336" w:lineRule="auto" w:after="180"/>
+        <w:shd w:fill="F5F1FB"/>
+      </w:pPr>
+      <w:r>
+        <w:rPr>
+          <w:b w:val="0"/>
+        </w:rPr>
+        <w:t>For the isolated GO-row update, give the gradient, updated vector, starting loss and new loss. Which other token now shares the vector?</w:t>
       </w:r>
     </w:p>
     <w:p>
@@ -1942,12 +2978,19 @@
         <w:pStyle w:val="Heading3"/>
       </w:pPr>
       <w:r>
-        <w:t>Assess independent transfer</w:t>
+        <w:t>Teacher reasoning · W3</w:t>
       </w:r>
     </w:p>
     <w:p>
-      <w:r>
-        <w:t>Selected case: A separate table contains A [0, 0], B [2, 0] and C [1, 2]. For query [1, 0], give all squared distances and every nearest candidate. Then calculate the mean of A and B and compare it with the query. Can that mean identify which ordered pair produced it?</w:t>
+      <w:pPr>
+        <w:spacing w:line="336" w:lineRule="auto" w:after="180"/>
+        <w:shd w:fill="F1F6FC"/>
+      </w:pPr>
+      <w:r>
+        <w:rPr>
+          <w:b w:val="0"/>
+        </w:rPr>
+        <w:t>Teacher explanation: Gradient [4, -4], updated vector [1, 1], loss 8 before and 2 after. TURN already has [1, 1]. This collision does not establish equivalent meaning.</w:t>
       </w:r>
     </w:p>
     <w:p>
@@ -1955,11 +2998,238 @@
         <w:pStyle w:val="Heading3"/>
       </w:pPr>
       <w:r>
-        <w:t>Selected case answer</w:t>
+        <w:t>W4 Find a neighbourhood independently</w:t>
       </w:r>
     </w:p>
     <w:p>
-      <w:r>
+      <w:pPr>
+        <w:pStyle w:val="Heading3"/>
+      </w:pPr>
+      <w:r>
+        <w:t>Workbook question · W4</w:t>
+      </w:r>
+    </w:p>
+    <w:p>
+      <w:pPr>
+        <w:spacing w:line="336" w:lineRule="auto" w:after="180"/>
+        <w:shd w:fill="F5F1FB"/>
+      </w:pPr>
+      <w:r>
+        <w:rPr>
+          <w:b w:val="0"/>
+        </w:rPr>
+        <w:t>A separate table contains A [0, 0], B [2, 0] and C [1, 2]. For query [1, 0], give all squared distances and every nearest candidate. Then calculate the mean of A and B and compare it with the query.</w:t>
+      </w:r>
+    </w:p>
+    <w:p>
+      <w:pPr>
+        <w:spacing w:line="336" w:lineRule="auto" w:after="180"/>
+        <w:shd w:fill="F5F1FB"/>
+      </w:pPr>
+      <w:r>
+        <w:rPr>
+          <w:b w:val="0"/>
+        </w:rPr>
+        <w:t>Can that mean identify which ordered pair produced it?</w:t>
+      </w:r>
+    </w:p>
+    <w:p>
+      <w:pPr>
+        <w:pStyle w:val="Heading3"/>
+      </w:pPr>
+      <w:r>
+        <w:t>Teacher reasoning · W4</w:t>
+      </w:r>
+    </w:p>
+    <w:p>
+      <w:pPr>
+        <w:spacing w:line="336" w:lineRule="auto" w:after="180"/>
+        <w:shd w:fill="F1F6FC"/>
+      </w:pPr>
+      <w:r>
+        <w:rPr>
+          <w:b w:val="0"/>
+        </w:rPr>
+        <w:t>Teacher explanation: Distances to A, B and C are 1, 1 and 4. A and B tie. Their mean is [1, 0], equal to the query. Reversing A B to B A gives the same mean, so the mean alone cannot identify the order.</w:t>
+      </w:r>
+    </w:p>
+    <w:p>
+      <w:pPr>
+        <w:pStyle w:val="Heading3"/>
+      </w:pPr>
+      <w:r>
+        <w:t>W5 Keep the lookup consistent</w:t>
+      </w:r>
+    </w:p>
+    <w:p>
+      <w:pPr>
+        <w:pStyle w:val="Heading3"/>
+      </w:pPr>
+      <w:r>
+        <w:t>Workbook question · W5</w:t>
+      </w:r>
+    </w:p>
+    <w:p>
+      <w:pPr>
+        <w:spacing w:line="336" w:lineRule="auto" w:after="180"/>
+        <w:shd w:fill="F5F1FB"/>
+      </w:pPr>
+      <w:r>
+        <w:rPr>
+          <w:b w:val="0"/>
+        </w:rPr>
+        <w:t>A developer swaps the IDs of GO and STOP but leaves the embedding rows unchanged. What goes wrong, and what must be saved or changed together?</w:t>
+      </w:r>
+    </w:p>
+    <w:p>
+      <w:pPr>
+        <w:pStyle w:val="Heading3"/>
+      </w:pPr>
+      <w:r>
+        <w:t>Teacher reasoning · W5</w:t>
+      </w:r>
+    </w:p>
+    <w:p>
+      <w:pPr>
+        <w:spacing w:line="336" w:lineRule="auto" w:after="180"/>
+        <w:shd w:fill="F1F6FC"/>
+      </w:pPr>
+      <w:r>
+        <w:rPr>
+          <w:b w:val="0"/>
+        </w:rPr>
+        <w:t xml:space="preserve">Teacher explanation: Each token now selects the other token’s old row, changing the encoded </w:t>
+      </w:r>
+      <w:r>
+        <w:rPr>
+          <w:b/>
+        </w:rPr>
+        <w:t>input</w:t>
+      </w:r>
+      <w:r>
+        <w:rPr>
+          <w:b w:val="0"/>
+        </w:rPr>
+        <w:t>. Save and update the vocabulary-to-row mapping and table together, along with version and downstream model.</w:t>
+      </w:r>
+    </w:p>
+    <w:p>
+      <w:pPr>
+        <w:spacing w:line="336" w:lineRule="auto" w:after="180"/>
+        <w:shd w:fill="F1F6FC"/>
+      </w:pPr>
+      <w:r>
+        <w:rPr>
+          <w:b w:val="0"/>
+        </w:rPr>
+        <w:t>ID relabelling is harmless only when every lookup and consumer stays consistent.</w:t>
+      </w:r>
+    </w:p>
+    <w:p>
+      <w:pPr>
+        <w:pStyle w:val="Heading3"/>
+      </w:pPr>
+      <w:r>
+        <w:t>Independent assessment and fresh retry</w:t>
+      </w:r>
+    </w:p>
+    <w:p>
+      <w:pPr>
+        <w:pStyle w:val="Heading3"/>
+      </w:pPr>
+      <w:r>
+        <w:t>Teacher key · Independent assessment and fresh retry</w:t>
+      </w:r>
+    </w:p>
+    <w:p>
+      <w:pPr>
+        <w:spacing w:line="336" w:lineRule="auto" w:after="180"/>
+        <w:shd w:fill="F1F6FC"/>
+      </w:pPr>
+      <w:r>
+        <w:rPr>
+          <w:b w:val="0"/>
+        </w:rPr>
+        <w:t>W4 requires distances 1, 1, 4, both A and B, mean [1, 0] and a reversed-order collision. Fresh retry: query [0, 1], candidates D [0, 0], E [0, 2], F [3, 1]. Distances are 1, 1, 9; D and E tie.</w:t>
+      </w:r>
+    </w:p>
+    <w:p>
+      <w:pPr>
+        <w:spacing w:line="336" w:lineRule="auto" w:after="180"/>
+        <w:shd w:fill="F1F6FC"/>
+      </w:pPr>
+      <w:r>
+        <w:rPr>
+          <w:b w:val="0"/>
+        </w:rPr>
+        <w:t>Their mean is [0, 1], and swapping their order leaves it unchanged.</w:t>
+      </w:r>
+    </w:p>
+    <w:p>
+      <w:pPr>
+        <w:pStyle w:val="Heading3"/>
+      </w:pPr>
+      <w:r>
+        <w:t>Assess independent transfer</w:t>
+      </w:r>
+    </w:p>
+    <w:p>
+      <w:pPr>
+        <w:pStyle w:val="Heading3"/>
+      </w:pPr>
+      <w:r>
+        <w:t>Independent question · withhold the key</w:t>
+      </w:r>
+    </w:p>
+    <w:p>
+      <w:pPr>
+        <w:spacing w:line="336" w:lineRule="auto" w:after="180"/>
+        <w:shd w:fill="F5F1FB"/>
+      </w:pPr>
+      <w:r>
+        <w:rPr>
+          <w:b w:val="0"/>
+        </w:rPr>
+        <w:t>Selected case: A separate table contains A [0, 0], B [2, 0] and C [1, 2]. For query [1, 0], give all squared distances and every nearest candidate. Then calculate the mean of A and B and compare it with the query.</w:t>
+      </w:r>
+    </w:p>
+    <w:p>
+      <w:pPr>
+        <w:spacing w:line="336" w:lineRule="auto" w:after="180"/>
+        <w:shd w:fill="F5F1FB"/>
+      </w:pPr>
+      <w:r>
+        <w:rPr>
+          <w:b w:val="0"/>
+        </w:rPr>
+        <w:t>Can that mean identify which ordered pair produced it?</w:t>
+      </w:r>
+    </w:p>
+    <w:p>
+      <w:pPr>
+        <w:pStyle w:val="Heading3"/>
+      </w:pPr>
+      <w:r>
+        <w:t>Selected case answer</w:t>
+      </w:r>
+    </w:p>
+    <w:p>
+      <w:pPr>
+        <w:pStyle w:val="Heading3"/>
+      </w:pPr>
+      <w:r>
+        <w:t>Teacher key · Selected case answer</w:t>
+      </w:r>
+    </w:p>
+    <w:p>
+      <w:pPr>
+        <w:spacing w:line="336" w:lineRule="auto" w:after="180"/>
+        <w:shd w:fill="F1F6FC"/>
+      </w:pPr>
+      <w:r>
+        <w:rPr>
+          <w:b w:val="0"/>
+        </w:rPr>
         <w:t>Teacher explanation: Distances to A, B and C are 1, 1 and 4. A and B tie. Their mean is [1, 0], equal to the query. Reversing A B to B A gives the same mean, so the mean alone cannot identify the order.</w:t>
       </w:r>
     </w:p>
@@ -2066,67 +3336,245 @@
       </w:tr>
     </w:tbl>
     <w:p>
-      <w:r>
-        <w:t>Record each dimension as not yet, with support, or independent. Accept a valid alternative procedure with a defensible trace. Do not penalise an honestly recorded model failure if the learner correctly explains its evidence and limits.</w:t>
+      <w:pPr>
+        <w:pStyle w:val="Heading3"/>
+      </w:pPr>
+      <w:r>
+        <w:t>Teacher key · Selected case answer</w:t>
       </w:r>
     </w:p>
     <w:p>
       <w:pPr>
-        <w:pStyle w:val="Heading3"/>
-      </w:pPr>
-      <w:r>
-        <w:t>Feedback that the learner uses</w:t>
+        <w:spacing w:line="336" w:lineRule="auto" w:after="180"/>
+        <w:shd w:fill="F1F6FC"/>
+      </w:pPr>
+      <w:r>
+        <w:rPr>
+          <w:b w:val="0"/>
+        </w:rPr>
+        <w:t>Record each dimension as not yet, with support, or independent. Accept a valid alternative procedure with a defensible trace.</w:t>
       </w:r>
     </w:p>
     <w:p>
-      <w:r>
-        <w:t>Name the earliest unsupported step and give one action to repair it. Have the learner make that repair now and explain why. Then assess the relevant skill on a fresh, fully specified case. Confirm it was not previously practised with feedback; solve and check the new case before assigning it. A follow-up design prompt is a starting brief, not automatically an equivalent test.</w:t>
+      <w:pPr>
+        <w:spacing w:line="336" w:lineRule="auto" w:after="180"/>
+        <w:shd w:fill="F1F6FC"/>
+      </w:pPr>
+      <w:r>
+        <w:rPr>
+          <w:b w:val="0"/>
+        </w:rPr>
+        <w:t xml:space="preserve">Do not penalise an honestly recorded model failure if the learner correctly explains its </w:t>
+      </w:r>
+      <w:r>
+        <w:rPr>
+          <w:b/>
+        </w:rPr>
+        <w:t>evidence</w:t>
+      </w:r>
+      <w:r>
+        <w:rPr>
+          <w:b w:val="0"/>
+        </w:rPr>
+        <w:t xml:space="preserve"> and limits.</w:t>
       </w:r>
     </w:p>
     <w:p>
       <w:pPr>
-        <w:pStyle w:val="Heading1"/>
-      </w:pPr>
-      <w:r>
-        <w:t>06. Connect the project, support and next lesson</w:t>
+        <w:pStyle w:val="Heading3"/>
+      </w:pPr>
+      <w:r>
+        <w:t>Feedback that the learner uses</w:t>
       </w:r>
     </w:p>
     <w:p>
-      <w:r>
-        <w:t>Add a labelled embeddings and neighbourhoods evidence sheet to Image-pattern Network Investigation. Show how you can look up a vector using a token id and preserve sequence shape. Use the supplied fictional case and keep its inputs, intermediate steps, calculation or prediction, and limitation. Connect this record to last week’s record; a matching answer without a trace is insufficient.</w:t>
+      <w:pPr>
+        <w:spacing w:line="336" w:lineRule="auto" w:after="180"/>
+      </w:pPr>
+      <w:r>
+        <w:rPr>
+          <w:b w:val="0"/>
+        </w:rPr>
+        <w:t>Name the earliest unsupported step and give one action to repair it. Have the learner make that repair now and explain why. Then assess the relevant skill on a fresh, fully specified case.</w:t>
       </w:r>
     </w:p>
     <w:p>
-      <w:r>
-        <w:t>Provide separate columns for token, ID and vector. Use a distance ledger with two differences, two squares and a sum; allow calculators. Extension: consistently permute all table row IDs and show that token-level neighbour results stay unchanged, then deliberately omit the table permutation to expose the mismatch.</w:t>
+      <w:pPr>
+        <w:spacing w:line="336" w:lineRule="auto" w:after="180"/>
+      </w:pPr>
+      <w:r>
+        <w:rPr>
+          <w:b w:val="0"/>
+        </w:rPr>
+        <w:t>Confirm it was not previously practised with feedback; solve and check the new case before assigning it. A follow-up design prompt is a starting brief, not automatically an equivalent test.</w:t>
       </w:r>
     </w:p>
     <w:p>
-      <w:r>
-        <w:t>Week 27 explores similarity and normalisation, including changes in neighbour ranking.</w:t>
+      <w:pPr>
+        <w:pStyle w:val="Heading1"/>
+      </w:pPr>
+      <w:r>
+        <w:t>06. Connect the project, support and next lesson</w:t>
       </w:r>
     </w:p>
     <w:p>
       <w:r>
-        <w:t>Retain the project ledger and assess a changed case after support. Check the relevant prerequisite before carrying this component forward.</w:t>
+        <w:t>Connect Embeddings and neighbourhoods to Image-pattern Network Investigation, adapt support and plan a later changed-case check.</w:t>
       </w:r>
     </w:p>
     <w:p>
       <w:pPr>
-        <w:pStyle w:val="Heading3"/>
-      </w:pPr>
-      <w:r>
-        <w:t>Plan the delayed return</w:t>
+        <w:spacing w:line="336" w:lineRule="auto" w:after="180"/>
+      </w:pPr>
+      <w:r>
+        <w:rPr>
+          <w:b w:val="0"/>
+        </w:rPr>
+        <w:t xml:space="preserve">Add a labelled embeddings and </w:t>
+      </w:r>
+      <w:r>
+        <w:rPr>
+          <w:b/>
+        </w:rPr>
+        <w:t>neighbourhood</w:t>
+      </w:r>
+      <w:r>
+        <w:rPr>
+          <w:b w:val="0"/>
+        </w:rPr>
+        <w:t xml:space="preserve">s </w:t>
+      </w:r>
+      <w:r>
+        <w:rPr>
+          <w:b/>
+        </w:rPr>
+        <w:t>evidence</w:t>
+      </w:r>
+      <w:r>
+        <w:rPr>
+          <w:b w:val="0"/>
+        </w:rPr>
+        <w:t xml:space="preserve"> sheet to Image-pattern Network Investigation. Show how you can look up a vector using a token id and preserve sequence shape.</w:t>
       </w:r>
     </w:p>
     <w:p>
-      <w:r>
-        <w:t>Suggested return points in this level: ai-5/27, ai-5/29, ai-5/32. Use actual classroom dates, adjusting for holidays and gaps. One, three and six teaching weeks are scheduling choices, not a claimed optimal spacing.</w:t>
+      <w:pPr>
+        <w:spacing w:line="336" w:lineRule="auto" w:after="180"/>
+      </w:pPr>
+      <w:r>
+        <w:rPr>
+          <w:b w:val="0"/>
+        </w:rPr>
+        <w:t xml:space="preserve">Use the supplied fictional case and keep its </w:t>
+      </w:r>
+      <w:r>
+        <w:rPr>
+          <w:b/>
+        </w:rPr>
+        <w:t>input</w:t>
+      </w:r>
+      <w:r>
+        <w:rPr>
+          <w:b w:val="0"/>
+        </w:rPr>
+        <w:t xml:space="preserve">s, intermediate steps, calculation or </w:t>
+      </w:r>
+      <w:r>
+        <w:rPr>
+          <w:b/>
+        </w:rPr>
+        <w:t>prediction</w:t>
+      </w:r>
+      <w:r>
+        <w:rPr>
+          <w:b w:val="0"/>
+        </w:rPr>
+        <w:t>, and limitation. Connect this record to last week’s record; a matching answer without a trace is insufficient.</w:t>
       </w:r>
     </w:p>
     <w:p>
-      <w:r>
-        <w:t>At a delayed check, ask for the idea from memory and a changed application. Compare with the earlier independent response and record support used. For a new level, revisit the previous capstone before checking the new prerequisites.</w:t>
+      <w:pPr>
+        <w:spacing w:line="336" w:lineRule="auto" w:after="180"/>
+      </w:pPr>
+      <w:r>
+        <w:rPr>
+          <w:b w:val="0"/>
+        </w:rPr>
+        <w:t>Provide separate columns for token, ID and vector. Use a distance ledger with two differences, two squares and a sum; allow calculators.</w:t>
+      </w:r>
+    </w:p>
+    <w:p>
+      <w:pPr>
+        <w:spacing w:line="336" w:lineRule="auto" w:after="180"/>
+      </w:pPr>
+      <w:r>
+        <w:rPr>
+          <w:b w:val="0"/>
+        </w:rPr>
+        <w:t>Extension: consistently permute all table row IDs and show that token-level neighbour results stay unchanged, then deliberately omit the table permutation to expose the mismatch.</w:t>
+      </w:r>
+    </w:p>
+    <w:p>
+      <w:pPr>
+        <w:spacing w:line="336" w:lineRule="auto" w:after="180"/>
+      </w:pPr>
+      <w:r>
+        <w:rPr>
+          <w:b w:val="0"/>
+        </w:rPr>
+        <w:t>Week 27 explores similarity and normalisation, including changes in neighbour ranking.</w:t>
+      </w:r>
+    </w:p>
+    <w:p>
+      <w:pPr>
+        <w:spacing w:line="336" w:lineRule="auto" w:after="180"/>
+      </w:pPr>
+      <w:r>
+        <w:rPr>
+          <w:b w:val="0"/>
+        </w:rPr>
+        <w:t>Retain the project ledger and assess a changed case after support. Check the relevant prerequisite before carrying this component forward.</w:t>
+      </w:r>
+    </w:p>
+    <w:p>
+      <w:pPr>
+        <w:pStyle w:val="Heading3"/>
+      </w:pPr>
+      <w:r>
+        <w:t>Plan the delayed return</w:t>
+      </w:r>
+    </w:p>
+    <w:p>
+      <w:pPr>
+        <w:spacing w:line="336" w:lineRule="auto" w:after="180"/>
+      </w:pPr>
+      <w:r>
+        <w:rPr>
+          <w:b w:val="0"/>
+        </w:rPr>
+        <w:t>Suggested return points in this level: ai-5/27, ai-5/29, ai-5/32. Use actual classroom dates, adjusting for holidays and gaps. One, three and six teaching weeks are scheduling choices, not a claimed optimal spacing.</w:t>
+      </w:r>
+    </w:p>
+    <w:p>
+      <w:pPr>
+        <w:spacing w:line="336" w:lineRule="auto" w:after="180"/>
+      </w:pPr>
+      <w:r>
+        <w:rPr>
+          <w:b w:val="0"/>
+        </w:rPr>
+        <w:t>At a delayed check, ask for the idea from memory and a changed application. Compare with the earlier independent response and record support used.</w:t>
+      </w:r>
+    </w:p>
+    <w:p>
+      <w:pPr>
+        <w:spacing w:line="336" w:lineRule="auto" w:after="180"/>
+      </w:pPr>
+      <w:r>
+        <w:rPr>
+          <w:b w:val="0"/>
+        </w:rPr>
+        <w:t>For a new level, revisit the previous capstone before checking the new prerequisites.</w:t>
       </w:r>
     </w:p>
     <w:tbl>
@@ -2286,8 +3734,26 @@
       </w:tr>
     </w:tbl>
     <w:p>
-      <w:r>
-        <w:t>Use the evidence to choose reteaching or the next step. A completed page, confidence rating or attractive project does not by itself demonstrate understanding.</w:t>
+      <w:pPr>
+        <w:spacing w:line="336" w:lineRule="auto" w:after="180"/>
+      </w:pPr>
+      <w:r>
+        <w:rPr>
+          <w:b w:val="0"/>
+        </w:rPr>
+        <w:t xml:space="preserve">Use the </w:t>
+      </w:r>
+      <w:r>
+        <w:rPr>
+          <w:b/>
+        </w:rPr>
+        <w:t>evidence</w:t>
+      </w:r>
+      <w:r>
+        <w:rPr>
+          <w:b w:val="0"/>
+        </w:rPr>
+        <w:t xml:space="preserve"> to choose reteaching or the next step. A completed page, confidence rating or attractive project does not by itself demonstrate understanding.</w:t>
       </w:r>
     </w:p>
     <w:p>
@@ -2299,26 +3765,93 @@
       </w:r>
     </w:p>
     <w:p>
-      <w:r>
-        <w:t>For your Image-pattern Network Investigation, save the input, procedure, observed result and limitation of this check. Label this worked example as practice; use a different, previously unreviewed case when checking independent understanding.</w:t>
+      <w:pPr>
+        <w:spacing w:line="336" w:lineRule="auto" w:after="180"/>
+      </w:pPr>
+      <w:r>
+        <w:rPr>
+          <w:b w:val="0"/>
+        </w:rPr>
+        <w:t xml:space="preserve">For your Image-pattern Network Investigation, save the </w:t>
+      </w:r>
+      <w:r>
+        <w:rPr>
+          <w:b/>
+        </w:rPr>
+        <w:t>input</w:t>
+      </w:r>
+      <w:r>
+        <w:rPr>
+          <w:b w:val="0"/>
+        </w:rPr>
+        <w:t>, procedure, observed result and limitation of this check.</w:t>
       </w:r>
     </w:p>
     <w:p>
       <w:pPr>
-        <w:pStyle w:val="Heading1"/>
-      </w:pPr>
-      <w:r>
-        <w:t>07. Prepare, teach and assess</w:t>
+        <w:spacing w:line="336" w:lineRule="auto" w:after="180"/>
+      </w:pPr>
+      <w:r>
+        <w:rPr>
+          <w:b w:val="0"/>
+        </w:rPr>
+        <w:t>Label this worked example as practice; use a different, previously unreviewed case when checking independent understanding.</w:t>
       </w:r>
     </w:p>
     <w:p>
-      <w:r>
-        <w:t>Teaching target: Look up a vector using a token ID and preserve sequence shape</w:t>
+      <w:pPr>
+        <w:pStyle w:val="Heading1"/>
+      </w:pPr>
+      <w:r>
+        <w:t>07. Prepare, teach and assess</w:t>
       </w:r>
     </w:p>
     <w:p>
       <w:r>
-        <w:t>Prepare the labelled worked-case picture, the matching workbook, fictional input cards and a place for individual responses. Check a local Python 3 environment before class; have a paper-trace version ready.</w:t>
+        <w:t>Use this preparation summary alongside the detailed Embeddings and neighbourhoods lesson; it is a checklist rather than a replacement for the full sequence.</w:t>
+      </w:r>
+    </w:p>
+    <w:p>
+      <w:pPr>
+        <w:pStyle w:val="Heading3"/>
+      </w:pPr>
+      <w:r>
+        <w:t>Teaching target</w:t>
+      </w:r>
+    </w:p>
+    <w:p>
+      <w:pPr>
+        <w:spacing w:line="336" w:lineRule="auto" w:after="180"/>
+        <w:shd w:fill="EDF7F3"/>
+      </w:pPr>
+      <w:r>
+        <w:rPr>
+          <w:b w:val="0"/>
+        </w:rPr>
+        <w:t>Teaching target: Look up a vector using a token ID and preserve sequence shape</w:t>
+      </w:r>
+    </w:p>
+    <w:p>
+      <w:pPr>
+        <w:spacing w:line="336" w:lineRule="auto" w:after="180"/>
+      </w:pPr>
+      <w:r>
+        <w:rPr>
+          <w:b w:val="0"/>
+        </w:rPr>
+        <w:t xml:space="preserve">Prepare the labelled worked-case picture, the matching workbook, fictional </w:t>
+      </w:r>
+      <w:r>
+        <w:rPr>
+          <w:b/>
+        </w:rPr>
+        <w:t>input</w:t>
+      </w:r>
+      <w:r>
+        <w:rPr>
+          <w:b w:val="0"/>
+        </w:rPr>
+        <w:t xml:space="preserve"> cards and a place for individual responses. Check a local Python 3 environment before class; have a paper-trace version ready.</w:t>
       </w:r>
     </w:p>
     <w:tbl>
@@ -2465,37 +3998,183 @@
       </w:tr>
     </w:tbl>
     <w:p>
-      <w:r>
+      <w:pPr>
+        <w:spacing w:line="336" w:lineRule="auto" w:after="180"/>
+      </w:pPr>
+      <w:r>
+        <w:rPr>
+          <w:b w:val="0"/>
+        </w:rPr>
         <w:t>Before class, solve the supported practice: For query [1, 0], compute squared distances to GO, TURN, STOP and WAIT in the original table. Return all nearest candidates.</w:t>
       </w:r>
     </w:p>
     <w:p>
-      <w:r>
-        <w:t>Reasoned practice answer: Teacher explanation: Distances are 1, 1, 5 and 2 respectively. The nearest set is GO and TURN; ordering their names does not remove the tie.</w:t>
+      <w:pPr>
+        <w:pStyle w:val="Heading3"/>
+      </w:pPr>
+      <w:r>
+        <w:t>Supported practice answer</w:t>
       </w:r>
     </w:p>
     <w:p>
-      <w:r>
-        <w:t>Check every learner before discussion: Use the worked case for Embeddings and neighbourhoods. Proposed explanation: “Token ID differences define embedding distances”. Decide whether this explanation is supported. Point to the step or supplied fact that decides; explain your repair if needed.</w:t>
+      <w:pPr>
+        <w:spacing w:line="336" w:lineRule="auto" w:after="180"/>
+        <w:shd w:fill="F1F6FC"/>
+      </w:pPr>
+      <w:r>
+        <w:rPr>
+          <w:b w:val="0"/>
+        </w:rPr>
+        <w:t>Reasoned practice answer: Teacher explanation: Distances are 1, 1, 5 and 2 respectively. The nearest set is GO and TURN; ordering their names does not remove the tie.</w:t>
       </w:r>
     </w:p>
     <w:p>
-      <w:r>
-        <w:t>Misconception repair: The ID selects a row; distances are computed between row vectors.</w:t>
+      <w:pPr>
+        <w:spacing w:line="336" w:lineRule="auto" w:after="180"/>
+      </w:pPr>
+      <w:r>
+        <w:rPr>
+          <w:b w:val="0"/>
+        </w:rPr>
+        <w:t xml:space="preserve">Check every learner before discussion: Use the worked case for Embeddings and </w:t>
+      </w:r>
+      <w:r>
+        <w:rPr>
+          <w:b/>
+        </w:rPr>
+        <w:t>neighbourhood</w:t>
+      </w:r>
+      <w:r>
+        <w:rPr>
+          <w:b w:val="0"/>
+        </w:rPr>
+        <w:t>s. Proposed explanation: “Token ID differences define embedding distances”. Decide whether this explanation is supported.</w:t>
       </w:r>
     </w:p>
     <w:p>
-      <w:r>
-        <w:t>Support: read the exact case aloud, enlarge the labelled picture, supply input cards and model only the first deciding step. Accept a spoken explanation or drawing; retain the reasoning goal.</w:t>
+      <w:pPr>
+        <w:spacing w:line="336" w:lineRule="auto" w:after="180"/>
+      </w:pPr>
+      <w:r>
+        <w:rPr>
+          <w:b w:val="0"/>
+        </w:rPr>
+        <w:t>Point to the step or supplied fact that decides; explain your repair if needed.</w:t>
       </w:r>
     </w:p>
     <w:p>
-      <w:r>
-        <w:t>Extension: Move the query to [2, 1]. Require a prediction and a reason before comparing. Expected result: Q becomes nearest with squared distance1; P distance4; R distance10. Reason: Changing the query position changes geometric neighbours while the stored table remains fixed.</w:t>
+      <w:pPr>
+        <w:pStyle w:val="Heading3"/>
+      </w:pPr>
+      <w:r>
+        <w:t>Repair the misconception</w:t>
       </w:r>
     </w:p>
     <w:p>
-      <w:r>
+      <w:pPr>
+        <w:spacing w:line="336" w:lineRule="auto" w:after="180"/>
+        <w:shd w:fill="FFF5E6"/>
+      </w:pPr>
+      <w:r>
+        <w:rPr>
+          <w:b w:val="0"/>
+        </w:rPr>
+        <w:t>Misconception repair: The ID selects a row; distances are computed between row vectors.</w:t>
+      </w:r>
+    </w:p>
+    <w:p>
+      <w:pPr>
+        <w:pStyle w:val="Heading3"/>
+      </w:pPr>
+      <w:r>
+        <w:t>Support without giving away the answer</w:t>
+      </w:r>
+    </w:p>
+    <w:p>
+      <w:pPr>
+        <w:spacing w:line="336" w:lineRule="auto" w:after="180"/>
+        <w:shd w:fill="F1F6F8"/>
+      </w:pPr>
+      <w:r>
+        <w:rPr>
+          <w:b w:val="0"/>
+        </w:rPr>
+        <w:t xml:space="preserve">Support: read the exact case aloud, enlarge the labelled picture, supply </w:t>
+      </w:r>
+      <w:r>
+        <w:rPr>
+          <w:b/>
+        </w:rPr>
+        <w:t>input</w:t>
+      </w:r>
+      <w:r>
+        <w:rPr>
+          <w:b w:val="0"/>
+        </w:rPr>
+        <w:t xml:space="preserve"> cards and model only the first deciding step. Accept a spoken explanation or drawing; retain the reasoning goal.</w:t>
+      </w:r>
+    </w:p>
+    <w:p>
+      <w:pPr>
+        <w:pStyle w:val="Heading3"/>
+      </w:pPr>
+      <w:r>
+        <w:t>Extend the reasoning</w:t>
+      </w:r>
+    </w:p>
+    <w:p>
+      <w:pPr>
+        <w:spacing w:line="336" w:lineRule="auto" w:after="180"/>
+        <w:shd w:fill="F5F1FB"/>
+      </w:pPr>
+      <w:r>
+        <w:rPr>
+          <w:b w:val="0"/>
+        </w:rPr>
+        <w:t xml:space="preserve">Extension: Move the query to [2, 1]. Require a </w:t>
+      </w:r>
+      <w:r>
+        <w:rPr>
+          <w:b/>
+        </w:rPr>
+        <w:t>prediction</w:t>
+      </w:r>
+      <w:r>
+        <w:rPr>
+          <w:b w:val="0"/>
+        </w:rPr>
+        <w:t xml:space="preserve"> and a reason before comparing. Expected result: Q becomes nearest with squared distance1; P distance4; R distance10.</w:t>
+      </w:r>
+    </w:p>
+    <w:p>
+      <w:pPr>
+        <w:spacing w:line="336" w:lineRule="auto" w:after="180"/>
+        <w:shd w:fill="F5F1FB"/>
+      </w:pPr>
+      <w:r>
+        <w:rPr>
+          <w:b w:val="0"/>
+        </w:rPr>
+        <w:t>Reason: Changing the query position changes geometric neighbours while the stored table remains fixed.</w:t>
+      </w:r>
+    </w:p>
+    <w:p>
+      <w:pPr>
+        <w:pStyle w:val="Heading3"/>
+      </w:pPr>
+      <w:r>
+        <w:t>Protect the independent attempt</w:t>
+      </w:r>
+    </w:p>
+    <w:p>
+      <w:pPr>
+        <w:spacing w:line="336" w:lineRule="auto" w:after="180"/>
+        <w:shd w:fill="FFF5E6"/>
+      </w:pPr>
+      <w:r>
+        <w:rPr>
+          <w:b w:val="0"/>
+        </w:rPr>
         <w:t>Independent assessment: withhold the reserved answer until the learner has attempted the new case. Record support separately from correctness.</w:t>
       </w:r>
     </w:p>
@@ -2684,46 +4363,1026 @@
       </w:tr>
     </w:tbl>
     <w:p>
-      <w:r>
-        <w:t>Project checkpoint: Prepare the demonstration. Gather reproducible instructions, evidence, access checks and remaining limitations.</w:t>
+      <w:pPr>
+        <w:pStyle w:val="Heading3"/>
+      </w:pPr>
+      <w:r>
+        <w:t>Project checkpoint</w:t>
       </w:r>
     </w:p>
     <w:p>
-      <w:r>
-        <w:t>Use the weekly teacher answer for topic-specific reasoning. A saved progress tick is an activity record; judge mastery from the learner’s explanation and evidence.</w:t>
+      <w:pPr>
+        <w:spacing w:line="336" w:lineRule="auto" w:after="180"/>
+        <w:shd w:fill="EDF7F3"/>
+      </w:pPr>
+      <w:r>
+        <w:rPr>
+          <w:b w:val="0"/>
+        </w:rPr>
+        <w:t xml:space="preserve">Project checkpoint: Prepare the demonstration. Gather reproducible instructions, </w:t>
+      </w:r>
+      <w:r>
+        <w:rPr>
+          <w:b/>
+        </w:rPr>
+        <w:t>evidence</w:t>
+      </w:r>
+      <w:r>
+        <w:rPr>
+          <w:b w:val="0"/>
+        </w:rPr>
+        <w:t>, access checks and remaining limitations.</w:t>
       </w:r>
     </w:p>
     <w:p>
       <w:pPr>
-        <w:pStyle w:val="Heading1"/>
-      </w:pPr>
-      <w:r>
-        <w:t>08. Use feedback, labs and repair paths</w:t>
+        <w:spacing w:line="336" w:lineRule="auto" w:after="180"/>
+      </w:pPr>
+      <w:r>
+        <w:rPr>
+          <w:b w:val="0"/>
+        </w:rPr>
+        <w:t xml:space="preserve">Use the weekly teacher answer for topic-specific reasoning. A saved progress tick is an activity record; judge mastery from the learner’s explanation and </w:t>
+      </w:r>
+      <w:r>
+        <w:rPr>
+          <w:b/>
+        </w:rPr>
+        <w:t>evidence</w:t>
+      </w:r>
+      <w:r>
+        <w:rPr>
+          <w:b w:val="0"/>
+        </w:rPr>
+        <w:t>.</w:t>
       </w:r>
     </w:p>
     <w:p>
-      <w:r>
-        <w:t>Use the two formative questions as supported practice, not as independent mastery scores. Discuss the deciding evidence rather than accepting a guessed selection.</w:t>
+      <w:pPr>
+        <w:pStyle w:val="Heading1"/>
+      </w:pPr>
+      <w:r>
+        <w:t>08. Use feedback, labs and repair paths</w:t>
       </w:r>
     </w:p>
     <w:p>
       <w:r>
-        <w:t>The feedback comes from the reviewed public worked case. Do not reveal the separately reserved independent teacher answer until the learner has attempted that case.</w:t>
+        <w:t>Use feedback, earlier review and portfolios purposefully. Apply the coding routine only when this lesson has an executable lab.</w:t>
       </w:r>
     </w:p>
     <w:p>
-      <w:r>
-        <w:t>Ask students to predict before running code. Preserve errors and actual outputs; collect a changed test and an explanation. The branch-boundary and indexing lessons deliberately include failure cases.</w:t>
+      <w:pPr>
+        <w:spacing w:line="336" w:lineRule="auto" w:after="180"/>
+      </w:pPr>
+      <w:r>
+        <w:rPr>
+          <w:b w:val="0"/>
+        </w:rPr>
+        <w:t xml:space="preserve">Use the two formative questions as supported practice, not as independent mastery scores. Discuss the deciding </w:t>
+      </w:r>
+      <w:r>
+        <w:rPr>
+          <w:b/>
+        </w:rPr>
+        <w:t>evidence</w:t>
+      </w:r>
+      <w:r>
+        <w:rPr>
+          <w:b w:val="0"/>
+        </w:rPr>
+        <w:t xml:space="preserve"> rather than accepting a guessed selection.</w:t>
       </w:r>
     </w:p>
     <w:p>
-      <w:r>
-        <w:t>Use the earlier worked-explanation links to address a specific missing building block, then return to the current question. Adapt this suggestion after observing the learner; it is not an automatic diagnosis.</w:t>
+      <w:pPr>
+        <w:spacing w:line="336" w:lineRule="auto" w:after="180"/>
+      </w:pPr>
+      <w:r>
+        <w:rPr>
+          <w:b w:val="0"/>
+        </w:rPr>
+        <w:t>The feedback comes from the reviewed public worked case. Do not reveal the separately reserved independent teacher answer until the learner has attempted that case.</w:t>
       </w:r>
     </w:p>
     <w:p>
-      <w:r>
-        <w:t>Collect the completed-work portfolio as evidence. Record support separately from correctness, and assess explanation, trace/test and limitations. Progress ticks and quiz selections alone do not establish mastery.</w:t>
+      <w:pPr>
+        <w:spacing w:line="336" w:lineRule="auto" w:after="180"/>
+      </w:pPr>
+      <w:r>
+        <w:rPr>
+          <w:b w:val="0"/>
+        </w:rPr>
+        <w:t xml:space="preserve">Ask students to predict before running code. Preserve errors and actual </w:t>
+      </w:r>
+      <w:r>
+        <w:rPr>
+          <w:b/>
+        </w:rPr>
+        <w:t>output</w:t>
+      </w:r>
+      <w:r>
+        <w:rPr>
+          <w:b w:val="0"/>
+        </w:rPr>
+        <w:t>s; collect a changed test and an explanation. The branch-boundary and indexing lessons deliberately include failure cases.</w:t>
+      </w:r>
+    </w:p>
+    <w:p>
+      <w:pPr>
+        <w:spacing w:line="336" w:lineRule="auto" w:after="180"/>
+      </w:pPr>
+      <w:r>
+        <w:rPr>
+          <w:b w:val="0"/>
+        </w:rPr>
+        <w:t>Use the earlier worked-explanation links to address a specific missing building block, then return to the current question. Adapt this suggestion after observing the learner; it is not an automatic diagnosis.</w:t>
+      </w:r>
+    </w:p>
+    <w:p>
+      <w:pPr>
+        <w:spacing w:line="336" w:lineRule="auto" w:after="180"/>
+      </w:pPr>
+      <w:r>
+        <w:rPr>
+          <w:b w:val="0"/>
+        </w:rPr>
+        <w:t xml:space="preserve">Collect the completed-work portfolio as </w:t>
+      </w:r>
+      <w:r>
+        <w:rPr>
+          <w:b/>
+        </w:rPr>
+        <w:t>evidence</w:t>
+      </w:r>
+      <w:r>
+        <w:rPr>
+          <w:b w:val="0"/>
+        </w:rPr>
+        <w:t>. Record support separately from correctness, and assess explanation, trace/test and limitations. Progress ticks and quiz selections alone do not establish mastery.</w:t>
+      </w:r>
+    </w:p>
+    <w:p>
+      <w:pPr>
+        <w:pStyle w:val="Heading1"/>
+      </w:pPr>
+      <w:r>
+        <w:t>09. Visual concept journey</w:t>
+      </w:r>
+    </w:p>
+    <w:p>
+      <w:r>
+        <w:t>Show one Embeddings and neighbourhoods graphic at a time, request a prediction and discuss its trace before the independent assessment.</w:t>
+      </w:r>
+    </w:p>
+    <w:p>
+      <w:pPr>
+        <w:spacing w:line="336" w:lineRule="auto" w:after="180"/>
+      </w:pPr>
+      <w:r>
+        <w:rPr>
+          <w:b w:val="0"/>
+        </w:rPr>
+        <w:t xml:space="preserve">Use one picture at a time. Hide a worked result before asking for a </w:t>
+      </w:r>
+      <w:r>
+        <w:rPr>
+          <w:b/>
+        </w:rPr>
+        <w:t>prediction</w:t>
+      </w:r>
+      <w:r>
+        <w:rPr>
+          <w:b w:val="0"/>
+        </w:rPr>
+        <w:t>, then reveal it for feedback. These are supported teaching cases; retain the separate independent assessment for a fresh first attempt.</w:t>
+      </w:r>
+    </w:p>
+    <w:p>
+      <w:pPr>
+        <w:pStyle w:val="Heading3"/>
+      </w:pPr>
+      <w:r>
+        <w:t>01. Embeddings and neighbourhoods: the case</w:t>
+      </w:r>
+    </w:p>
+    <w:p>
+      <w:r>
+        <w:drawing>
+          <wp:inline xmlns:a="http://schemas.openxmlformats.org/drawingml/2006/main" xmlns:pic="http://schemas.openxmlformats.org/drawingml/2006/picture">
+            <wp:extent cx="5486400" cy="2990088"/>
+            <wp:docPr id="3" name="Picture 3" descr="Measure embedding neighbours without turning numerical proximity into factual certainty. Supplied facts: Toy tableP=[0, 1], Q=[3, 1], R=[1, 4]; query [1, 1]. Use squared Euclidean distance. All inputs and outcomes in this worked example are invented classroom data; no real model run is claimed."/>
+            <wp:cNvGraphicFramePr>
+              <a:graphicFrameLocks noChangeAspect="1"/>
+            </wp:cNvGraphicFramePr>
+            <a:graphic>
+              <a:graphicData uri="http://schemas.openxmlformats.org/drawingml/2006/picture">
+                <pic:pic>
+                  <pic:nvPicPr>
+                    <pic:cNvPr id="0" name="academy-story-ai-5-26-01.png"/>
+                    <pic:cNvPicPr/>
+                  </pic:nvPicPr>
+                  <pic:blipFill>
+                    <a:blip r:embed="rId11"/>
+                    <a:stretch>
+                      <a:fillRect/>
+                    </a:stretch>
+                  </pic:blipFill>
+                  <pic:spPr>
+                    <a:xfrm>
+                      <a:off x="0" y="0"/>
+                      <a:ext cx="5486400" cy="2990088"/>
+                    </a:xfrm>
+                    <a:prstGeom prst="rect"/>
+                  </pic:spPr>
+                </pic:pic>
+              </a:graphicData>
+            </a:graphic>
+          </wp:inline>
+        </w:drawing>
+      </w:r>
+    </w:p>
+    <w:p>
+      <w:pPr>
+        <w:spacing w:line="336" w:lineRule="auto" w:after="180"/>
+      </w:pPr>
+      <w:r>
+        <w:rPr>
+          <w:b w:val="0"/>
+        </w:rPr>
+        <w:t xml:space="preserve">Measure embedding neighbours without turning numerical proximity into factual certainty. Supplied facts: Toy tableP=[0, 1], Q=[3, 1], R=[1, 4]; query [1, 1]. Use </w:t>
+      </w:r>
+      <w:r>
+        <w:rPr>
+          <w:b/>
+        </w:rPr>
+        <w:t>squared Euclidean distance</w:t>
+      </w:r>
+      <w:r>
+        <w:rPr>
+          <w:b w:val="0"/>
+        </w:rPr>
+        <w:t>.</w:t>
+      </w:r>
+    </w:p>
+    <w:p>
+      <w:pPr>
+        <w:spacing w:line="336" w:lineRule="auto" w:after="180"/>
+      </w:pPr>
+      <w:r>
+        <w:rPr>
+          <w:b w:val="0"/>
+        </w:rPr>
+        <w:t xml:space="preserve">All </w:t>
+      </w:r>
+      <w:r>
+        <w:rPr>
+          <w:b/>
+        </w:rPr>
+        <w:t>input</w:t>
+      </w:r>
+      <w:r>
+        <w:rPr>
+          <w:b w:val="0"/>
+        </w:rPr>
+        <w:t>s and outcomes in this worked example are invented classroom data; no real model run is claimed.</w:t>
+      </w:r>
+    </w:p>
+    <w:p>
+      <w:pPr>
+        <w:spacing w:line="336" w:lineRule="auto" w:after="180"/>
+        <w:shd w:fill="F5F1FB"/>
+      </w:pPr>
+      <w:r>
+        <w:rPr>
+          <w:b w:val="0"/>
+        </w:rPr>
+        <w:t>Point to the given fact that matters most. Explain why it matters.</w:t>
+      </w:r>
+    </w:p>
+    <w:p>
+      <w:pPr>
+        <w:pStyle w:val="Heading3"/>
+      </w:pPr>
+      <w:r>
+        <w:t>Discuss while showing the picture</w:t>
+      </w:r>
+    </w:p>
+    <w:p>
+      <w:pPr>
+        <w:spacing w:line="336" w:lineRule="auto" w:after="180"/>
+        <w:shd w:fill="F1F6F8"/>
+      </w:pPr>
+      <w:r>
+        <w:rPr>
+          <w:b w:val="0"/>
+        </w:rPr>
+        <w:t>Teacher prompt: Point to the given fact that matters most. Explain why it matters. Ask learners to describe one label or arrow in ordinary words. Use the adjacent transcript if the image is difficult to see.</w:t>
+      </w:r>
+    </w:p>
+    <w:p>
+      <w:pPr>
+        <w:pStyle w:val="Heading3"/>
+      </w:pPr>
+      <w:r>
+        <w:t>02. Follow the deciding steps</w:t>
+      </w:r>
+    </w:p>
+    <w:p>
+      <w:r>
+        <w:drawing>
+          <wp:inline xmlns:a="http://schemas.openxmlformats.org/drawingml/2006/main" xmlns:pic="http://schemas.openxmlformats.org/drawingml/2006/picture">
+            <wp:extent cx="5486400" cy="3337560"/>
+            <wp:docPr id="4" name="Picture 4" descr="Distance to P: (1-0)²+(1-1)²=1. → Distances to Q/R: Q distance4; R distance9. → Select neighbour: P is nearest under the declared metric; this is a geometric result, not proof of meaning."/>
+            <wp:cNvGraphicFramePr>
+              <a:graphicFrameLocks noChangeAspect="1"/>
+            </wp:cNvGraphicFramePr>
+            <a:graphic>
+              <a:graphicData uri="http://schemas.openxmlformats.org/drawingml/2006/picture">
+                <pic:pic>
+                  <pic:nvPicPr>
+                    <pic:cNvPr id="0" name="academy-story-ai-5-26-02.png"/>
+                    <pic:cNvPicPr/>
+                  </pic:nvPicPr>
+                  <pic:blipFill>
+                    <a:blip r:embed="rId12"/>
+                    <a:stretch>
+                      <a:fillRect/>
+                    </a:stretch>
+                  </pic:blipFill>
+                  <pic:spPr>
+                    <a:xfrm>
+                      <a:off x="0" y="0"/>
+                      <a:ext cx="5486400" cy="3337560"/>
+                    </a:xfrm>
+                    <a:prstGeom prst="rect"/>
+                  </pic:spPr>
+                </pic:pic>
+              </a:graphicData>
+            </a:graphic>
+          </wp:inline>
+        </w:drawing>
+      </w:r>
+    </w:p>
+    <w:p>
+      <w:pPr>
+        <w:spacing w:line="336" w:lineRule="auto" w:after="180"/>
+      </w:pPr>
+      <w:r>
+        <w:rPr>
+          <w:b w:val="0"/>
+        </w:rPr>
+        <w:t>Distance to P: (1-0)²+(1-1)²=1. → Distances to Q/R: Q distance4; R distance9. → Select neighbour: P is nearest under the declared metric; this is a geometric result, not proof of meaning.</w:t>
+      </w:r>
+    </w:p>
+    <w:p>
+      <w:pPr>
+        <w:spacing w:line="336" w:lineRule="auto" w:after="180"/>
+        <w:shd w:fill="F5F1FB"/>
+      </w:pPr>
+      <w:r>
+        <w:rPr>
+          <w:b w:val="0"/>
+        </w:rPr>
+        <w:t xml:space="preserve">Point to each numbered stage and explain which recorded </w:t>
+      </w:r>
+      <w:r>
+        <w:rPr>
+          <w:b/>
+        </w:rPr>
+        <w:t>input</w:t>
+      </w:r>
+      <w:r>
+        <w:rPr>
+          <w:b w:val="0"/>
+        </w:rPr>
+        <w:t xml:space="preserve"> it uses.</w:t>
+      </w:r>
+    </w:p>
+    <w:p>
+      <w:pPr>
+        <w:pStyle w:val="Heading3"/>
+      </w:pPr>
+      <w:r>
+        <w:t>Discuss while showing the picture</w:t>
+      </w:r>
+    </w:p>
+    <w:p>
+      <w:pPr>
+        <w:spacing w:line="336" w:lineRule="auto" w:after="180"/>
+        <w:shd w:fill="F1F6F8"/>
+      </w:pPr>
+      <w:r>
+        <w:rPr>
+          <w:b w:val="0"/>
+        </w:rPr>
+        <w:t xml:space="preserve">Teacher prompt: Point to each numbered stage and explain which recorded </w:t>
+      </w:r>
+      <w:r>
+        <w:rPr>
+          <w:b/>
+        </w:rPr>
+        <w:t>input</w:t>
+      </w:r>
+      <w:r>
+        <w:rPr>
+          <w:b w:val="0"/>
+        </w:rPr>
+        <w:t xml:space="preserve"> it uses. Ask learners to describe one label or arrow in ordinary words. Use the adjacent transcript if the image is difficult to see.</w:t>
+      </w:r>
+    </w:p>
+    <w:p>
+      <w:pPr>
+        <w:pStyle w:val="Heading3"/>
+      </w:pPr>
+      <w:r>
+        <w:t>03. Squared Euclidean embedding distances</w:t>
+      </w:r>
+    </w:p>
+    <w:p>
+      <w:r>
+        <w:drawing>
+          <wp:inline xmlns:a="http://schemas.openxmlformats.org/drawingml/2006/main" xmlns:pic="http://schemas.openxmlformats.org/drawingml/2006/picture">
+            <wp:extent cx="5486400" cy="3938016"/>
+            <wp:docPr id="5" name="Picture 5" descr="Squared Euclidean embedding distances. P: (0, 1). Q: (3, 1). R: (1, 4). Query query: (1, 1). Axes: first embedding coordinate; second embedding coordinate. Distance: Squared Euclidean distance."/>
+            <wp:cNvGraphicFramePr>
+              <a:graphicFrameLocks noChangeAspect="1"/>
+            </wp:cNvGraphicFramePr>
+            <a:graphic>
+              <a:graphicData uri="http://schemas.openxmlformats.org/drawingml/2006/picture">
+                <pic:pic>
+                  <pic:nvPicPr>
+                    <pic:cNvPr id="0" name="academy-story-ai-5-26-03.png"/>
+                    <pic:cNvPicPr/>
+                  </pic:nvPicPr>
+                  <pic:blipFill>
+                    <a:blip r:embed="rId13"/>
+                    <a:stretch>
+                      <a:fillRect/>
+                    </a:stretch>
+                  </pic:blipFill>
+                  <pic:spPr>
+                    <a:xfrm>
+                      <a:off x="0" y="0"/>
+                      <a:ext cx="5486400" cy="3938016"/>
+                    </a:xfrm>
+                    <a:prstGeom prst="rect"/>
+                  </pic:spPr>
+                </pic:pic>
+              </a:graphicData>
+            </a:graphic>
+          </wp:inline>
+        </w:drawing>
+      </w:r>
+    </w:p>
+    <w:p>
+      <w:pPr>
+        <w:spacing w:line="336" w:lineRule="auto" w:after="180"/>
+      </w:pPr>
+      <w:r>
+        <w:rPr>
+          <w:b w:val="0"/>
+        </w:rPr>
+        <w:t xml:space="preserve">Squared Euclidean embedding distances. P: (0, 1). Q: (3, 1). R: (1, 4). Query query: (1, 1). Axes: first embedding coordinate; second embedding coordinate. Distance: </w:t>
+      </w:r>
+      <w:r>
+        <w:rPr>
+          <w:b/>
+        </w:rPr>
+        <w:t>Squared Euclidean distance</w:t>
+      </w:r>
+      <w:r>
+        <w:rPr>
+          <w:b w:val="0"/>
+        </w:rPr>
+        <w:t>.</w:t>
+      </w:r>
+    </w:p>
+    <w:p>
+      <w:pPr>
+        <w:spacing w:line="336" w:lineRule="auto" w:after="180"/>
+        <w:shd w:fill="F5F1FB"/>
+      </w:pPr>
+      <w:r>
+        <w:rPr>
+          <w:b w:val="0"/>
+        </w:rPr>
+        <w:t>Read the labels and values. Explain the relationship the model shows.</w:t>
+      </w:r>
+    </w:p>
+    <w:p>
+      <w:pPr>
+        <w:pStyle w:val="Heading3"/>
+      </w:pPr>
+      <w:r>
+        <w:t>Discuss while showing the picture</w:t>
+      </w:r>
+    </w:p>
+    <w:p>
+      <w:pPr>
+        <w:spacing w:line="336" w:lineRule="auto" w:after="180"/>
+        <w:shd w:fill="F1F6F8"/>
+      </w:pPr>
+      <w:r>
+        <w:rPr>
+          <w:b w:val="0"/>
+        </w:rPr>
+        <w:t>Teacher prompt: Read the labels and values. Explain the relationship the model shows. Ask learners to describe one label or arrow in ordinary words. Use the adjacent transcript if the image is difficult to see.</w:t>
+      </w:r>
+    </w:p>
+    <w:p>
+      <w:pPr>
+        <w:spacing w:line="336" w:lineRule="auto" w:after="180"/>
+        <w:shd w:fill="F1F6F8"/>
+      </w:pPr>
+      <w:r>
+        <w:rPr>
+          <w:b w:val="0"/>
+        </w:rPr>
+        <w:t>Check row/column meanings, units and denominators before discussing a difference. Supplied toy values are not real class or model results.</w:t>
+      </w:r>
+    </w:p>
+    <w:p>
+      <w:pPr>
+        <w:pStyle w:val="Heading3"/>
+      </w:pPr>
+      <w:r>
+        <w:t>04. Change one thing. Trace what follows.</w:t>
+      </w:r>
+    </w:p>
+    <w:p>
+      <w:r>
+        <w:drawing>
+          <wp:inline xmlns:a="http://schemas.openxmlformats.org/drawingml/2006/main" xmlns:pic="http://schemas.openxmlformats.org/drawingml/2006/picture">
+            <wp:extent cx="5486400" cy="3179064"/>
+            <wp:docPr id="6" name="Picture 6" descr="Original case: P is nearest under the declared metric; this is a geometric result, not proof of meaning. Changed condition: Move the query to [2, 1]. Expected result: Q becomes nearest with squared distance1; P distance4; R distance10. Reason: Changing the query position changes geometric neighbours while the stored table remains fixed."/>
+            <wp:cNvGraphicFramePr>
+              <a:graphicFrameLocks noChangeAspect="1"/>
+            </wp:cNvGraphicFramePr>
+            <a:graphic>
+              <a:graphicData uri="http://schemas.openxmlformats.org/drawingml/2006/picture">
+                <pic:pic>
+                  <pic:nvPicPr>
+                    <pic:cNvPr id="0" name="academy-story-ai-5-26-04.png"/>
+                    <pic:cNvPicPr/>
+                  </pic:nvPicPr>
+                  <pic:blipFill>
+                    <a:blip r:embed="rId14"/>
+                    <a:stretch>
+                      <a:fillRect/>
+                    </a:stretch>
+                  </pic:blipFill>
+                  <pic:spPr>
+                    <a:xfrm>
+                      <a:off x="0" y="0"/>
+                      <a:ext cx="5486400" cy="3179064"/>
+                    </a:xfrm>
+                    <a:prstGeom prst="rect"/>
+                  </pic:spPr>
+                </pic:pic>
+              </a:graphicData>
+            </a:graphic>
+          </wp:inline>
+        </w:drawing>
+      </w:r>
+    </w:p>
+    <w:p>
+      <w:pPr>
+        <w:spacing w:line="336" w:lineRule="auto" w:after="180"/>
+      </w:pPr>
+      <w:r>
+        <w:rPr>
+          <w:b w:val="0"/>
+        </w:rPr>
+        <w:t>Original case: P is nearest under the declared metric; this is a geometric result, not proof of meaning. Changed condition: Move the query to [2, 1].</w:t>
+      </w:r>
+    </w:p>
+    <w:p>
+      <w:pPr>
+        <w:spacing w:line="336" w:lineRule="auto" w:after="180"/>
+      </w:pPr>
+      <w:r>
+        <w:rPr>
+          <w:b w:val="0"/>
+        </w:rPr>
+        <w:t>Expected result: Q becomes nearest with squared distance1; P distance4; R distance10. Reason: Changing the query position changes geometric neighbours while the stored table remains fixed.</w:t>
+      </w:r>
+    </w:p>
+    <w:p>
+      <w:pPr>
+        <w:spacing w:line="336" w:lineRule="auto" w:after="180"/>
+        <w:shd w:fill="F5F1FB"/>
+      </w:pPr>
+      <w:r>
+        <w:rPr>
+          <w:b w:val="0"/>
+        </w:rPr>
+        <w:t>Predict before checking the worked changed-case result. Name what changed and what the supplied facts allow you to conclude.</w:t>
+      </w:r>
+    </w:p>
+    <w:p>
+      <w:pPr>
+        <w:pStyle w:val="Heading3"/>
+      </w:pPr>
+      <w:r>
+        <w:t>Discuss while showing the picture</w:t>
+      </w:r>
+    </w:p>
+    <w:p>
+      <w:pPr>
+        <w:spacing w:line="336" w:lineRule="auto" w:after="180"/>
+        <w:shd w:fill="F1F6F8"/>
+      </w:pPr>
+      <w:r>
+        <w:rPr>
+          <w:b w:val="0"/>
+        </w:rPr>
+        <w:t>Teacher prompt: Predict before checking the worked changed-case result. Name what changed and what the supplied facts allow you to conclude. Ask learners to describe one label or arrow in ordinary words.</w:t>
+      </w:r>
+    </w:p>
+    <w:p>
+      <w:pPr>
+        <w:spacing w:line="336" w:lineRule="auto" w:after="180"/>
+        <w:shd w:fill="F1F6F8"/>
+      </w:pPr>
+      <w:r>
+        <w:rPr>
+          <w:b w:val="0"/>
+        </w:rPr>
+        <w:t>Use the adjacent transcript if the image is difficult to see. Changed-case reasoning: Changing the query position changes geometric neighbours while the stored table remains fixed.</w:t>
+      </w:r>
+    </w:p>
+    <w:p>
+      <w:pPr>
+        <w:pStyle w:val="Heading3"/>
+      </w:pPr>
+      <w:r>
+        <w:t>05. Connect the explanation to its limit</w:t>
+      </w:r>
+    </w:p>
+    <w:p>
+      <w:r>
+        <w:drawing>
+          <wp:inline xmlns:a="http://schemas.openxmlformats.org/drawingml/2006/main" xmlns:pic="http://schemas.openxmlformats.org/drawingml/2006/picture">
+            <wp:extent cx="5486400" cy="2941320"/>
+            <wp:docPr id="7" name="Picture 7" descr="An embedding stores each item as an ordered vector. Under squared Euclidean distance, subtract matching coordinates, square their differences and add. The smallest total identifies the nearest supplied vector. These invented coordinates let us check geometry exactly; a claim that neighbours share meaning needs evidence about how the representation was learned and used. Limit: Embedding geometry depends on training, metric and scale; proximity does not prove truth, causation or source permission."/>
+            <wp:cNvGraphicFramePr>
+              <a:graphicFrameLocks noChangeAspect="1"/>
+            </wp:cNvGraphicFramePr>
+            <a:graphic>
+              <a:graphicData uri="http://schemas.openxmlformats.org/drawingml/2006/picture">
+                <pic:pic>
+                  <pic:nvPicPr>
+                    <pic:cNvPr id="0" name="academy-story-ai-5-26-05.png"/>
+                    <pic:cNvPicPr/>
+                  </pic:nvPicPr>
+                  <pic:blipFill>
+                    <a:blip r:embed="rId15"/>
+                    <a:stretch>
+                      <a:fillRect/>
+                    </a:stretch>
+                  </pic:blipFill>
+                  <pic:spPr>
+                    <a:xfrm>
+                      <a:off x="0" y="0"/>
+                      <a:ext cx="5486400" cy="2941320"/>
+                    </a:xfrm>
+                    <a:prstGeom prst="rect"/>
+                  </pic:spPr>
+                </pic:pic>
+              </a:graphicData>
+            </a:graphic>
+          </wp:inline>
+        </w:drawing>
+      </w:r>
+    </w:p>
+    <w:p>
+      <w:pPr>
+        <w:spacing w:line="336" w:lineRule="auto" w:after="180"/>
+      </w:pPr>
+      <w:r>
+        <w:rPr>
+          <w:b w:val="0"/>
+        </w:rPr>
+        <w:t xml:space="preserve">An embedding stores each item as an ordered vector. Under </w:t>
+      </w:r>
+      <w:r>
+        <w:rPr>
+          <w:b/>
+        </w:rPr>
+        <w:t>squared Euclidean distance</w:t>
+      </w:r>
+      <w:r>
+        <w:rPr>
+          <w:b w:val="0"/>
+        </w:rPr>
+        <w:t>, subtract matching coordinates, square their differences and add. The smallest total identifies the nearest supplied vector.</w:t>
+      </w:r>
+    </w:p>
+    <w:p>
+      <w:pPr>
+        <w:spacing w:line="336" w:lineRule="auto" w:after="180"/>
+      </w:pPr>
+      <w:r>
+        <w:rPr>
+          <w:b w:val="0"/>
+        </w:rPr>
+        <w:t xml:space="preserve">These invented coordinates let us check geometry exactly; a claim that neighbours share meaning needs </w:t>
+      </w:r>
+      <w:r>
+        <w:rPr>
+          <w:b/>
+        </w:rPr>
+        <w:t>evidence</w:t>
+      </w:r>
+      <w:r>
+        <w:rPr>
+          <w:b w:val="0"/>
+        </w:rPr>
+        <w:t xml:space="preserve"> about how the representation was learned and used.</w:t>
+      </w:r>
+    </w:p>
+    <w:p>
+      <w:pPr>
+        <w:spacing w:line="336" w:lineRule="auto" w:after="180"/>
+      </w:pPr>
+      <w:r>
+        <w:rPr>
+          <w:b w:val="0"/>
+        </w:rPr>
+        <w:t xml:space="preserve">Limit: Embedding geometry depends on </w:t>
+      </w:r>
+      <w:r>
+        <w:rPr>
+          <w:b/>
+        </w:rPr>
+        <w:t>training</w:t>
+      </w:r>
+      <w:r>
+        <w:rPr>
+          <w:b w:val="0"/>
+        </w:rPr>
+        <w:t>, metric and scale; proximity does not prove truth, causation or source permission.</w:t>
+      </w:r>
+    </w:p>
+    <w:p>
+      <w:pPr>
+        <w:spacing w:line="336" w:lineRule="auto" w:after="180"/>
+        <w:shd w:fill="F5F1FB"/>
+      </w:pPr>
+      <w:r>
+        <w:rPr>
+          <w:b w:val="0"/>
+        </w:rPr>
+        <w:t>Explain the case, then point to a limit on the claim.</w:t>
+      </w:r>
+    </w:p>
+    <w:p>
+      <w:pPr>
+        <w:pStyle w:val="Heading3"/>
+      </w:pPr>
+      <w:r>
+        <w:t>Discuss while showing the picture</w:t>
+      </w:r>
+    </w:p>
+    <w:p>
+      <w:pPr>
+        <w:spacing w:line="336" w:lineRule="auto" w:after="180"/>
+        <w:shd w:fill="F1F6F8"/>
+      </w:pPr>
+      <w:r>
+        <w:rPr>
+          <w:b w:val="0"/>
+        </w:rPr>
+        <w:t>Teacher prompt: Explain the case, then point to a limit on the claim. Ask learners to describe one label or arrow in ordinary words. Use the adjacent transcript if the image is difficult to see.</w:t>
+      </w:r>
+    </w:p>
+    <w:p>
+      <w:pPr>
+        <w:spacing w:line="336" w:lineRule="auto" w:after="180"/>
+        <w:shd w:fill="F1F6F8"/>
+      </w:pPr>
+      <w:r>
+        <w:rPr>
+          <w:b w:val="0"/>
+        </w:rPr>
+        <w:t xml:space="preserve">Keep the stated scope: Embedding geometry depends on </w:t>
+      </w:r>
+      <w:r>
+        <w:rPr>
+          <w:b/>
+        </w:rPr>
+        <w:t>training</w:t>
+      </w:r>
+      <w:r>
+        <w:rPr>
+          <w:b w:val="0"/>
+        </w:rPr>
+        <w:t>, metric and scale; proximity does not prove truth, causation or source permission.</w:t>
+      </w:r>
+    </w:p>
+    <w:p>
+      <w:pPr>
+        <w:pStyle w:val="Heading3"/>
+      </w:pPr>
+      <w:r>
+        <w:t>06. Make the idea visible in your project</w:t>
+      </w:r>
+    </w:p>
+    <w:p>
+      <w:r>
+        <w:drawing>
+          <wp:inline xmlns:a="http://schemas.openxmlformats.org/drawingml/2006/main" xmlns:pic="http://schemas.openxmlformats.org/drawingml/2006/picture">
+            <wp:extent cx="5486400" cy="3681984"/>
+            <wp:docPr id="8" name="Picture 8" descr="For your Image-pattern Network Investigation, save the input, procedure, observed result and limitation of this check. Label this worked example as practice; use a different, previously unreviewed case when checking independent understanding. Draw your input, deciding step, result and limit. Supported question: What would justify claiming nearby vectors mean related topics? Point to the relevant step in the picture, then write the changed result and the rule or evidence that supports it."/>
+            <wp:cNvGraphicFramePr>
+              <a:graphicFrameLocks noChangeAspect="1"/>
+            </wp:cNvGraphicFramePr>
+            <a:graphic>
+              <a:graphicData uri="http://schemas.openxmlformats.org/drawingml/2006/picture">
+                <pic:pic>
+                  <pic:nvPicPr>
+                    <pic:cNvPr id="0" name="academy-story-ai-5-26-06.png"/>
+                    <pic:cNvPicPr/>
+                  </pic:nvPicPr>
+                  <pic:blipFill>
+                    <a:blip r:embed="rId16"/>
+                    <a:stretch>
+                      <a:fillRect/>
+                    </a:stretch>
+                  </pic:blipFill>
+                  <pic:spPr>
+                    <a:xfrm>
+                      <a:off x="0" y="0"/>
+                      <a:ext cx="5486400" cy="3681984"/>
+                    </a:xfrm>
+                    <a:prstGeom prst="rect"/>
+                  </pic:spPr>
+                </pic:pic>
+              </a:graphicData>
+            </a:graphic>
+          </wp:inline>
+        </w:drawing>
+      </w:r>
+    </w:p>
+    <w:p>
+      <w:pPr>
+        <w:spacing w:line="336" w:lineRule="auto" w:after="180"/>
+      </w:pPr>
+      <w:r>
+        <w:rPr>
+          <w:b w:val="0"/>
+        </w:rPr>
+        <w:t xml:space="preserve">For your Image-pattern Network Investigation, save the </w:t>
+      </w:r>
+      <w:r>
+        <w:rPr>
+          <w:b/>
+        </w:rPr>
+        <w:t>input</w:t>
+      </w:r>
+      <w:r>
+        <w:rPr>
+          <w:b w:val="0"/>
+        </w:rPr>
+        <w:t>, procedure, observed result and limitation of this check.</w:t>
+      </w:r>
+    </w:p>
+    <w:p>
+      <w:pPr>
+        <w:spacing w:line="336" w:lineRule="auto" w:after="180"/>
+      </w:pPr>
+      <w:r>
+        <w:rPr>
+          <w:b w:val="0"/>
+        </w:rPr>
+        <w:t xml:space="preserve">Label this worked example as practice; use a different, previously unreviewed case when checking independent understanding. Draw your </w:t>
+      </w:r>
+      <w:r>
+        <w:rPr>
+          <w:b/>
+        </w:rPr>
+        <w:t>input</w:t>
+      </w:r>
+      <w:r>
+        <w:rPr>
+          <w:b w:val="0"/>
+        </w:rPr>
+        <w:t>, deciding step, result and limit.</w:t>
+      </w:r>
+    </w:p>
+    <w:p>
+      <w:pPr>
+        <w:spacing w:line="336" w:lineRule="auto" w:after="180"/>
+      </w:pPr>
+      <w:r>
+        <w:rPr>
+          <w:b w:val="0"/>
+        </w:rPr>
+        <w:t xml:space="preserve">Supported question: What would justify claiming nearby vectors mean related topics? Point to the relevant step in the picture, then write the changed result and the rule or </w:t>
+      </w:r>
+      <w:r>
+        <w:rPr>
+          <w:b/>
+        </w:rPr>
+        <w:t>evidence</w:t>
+      </w:r>
+      <w:r>
+        <w:rPr>
+          <w:b w:val="0"/>
+        </w:rPr>
+        <w:t xml:space="preserve"> that supports it.</w:t>
+      </w:r>
+    </w:p>
+    <w:p>
+      <w:pPr>
+        <w:spacing w:line="336" w:lineRule="auto" w:after="180"/>
+        <w:shd w:fill="F5F1FB"/>
+      </w:pPr>
+      <w:r>
+        <w:rPr>
+          <w:b w:val="0"/>
+        </w:rPr>
+        <w:t xml:space="preserve">Draw your project trace and justify the deciding step using </w:t>
+      </w:r>
+      <w:r>
+        <w:rPr>
+          <w:b/>
+        </w:rPr>
+        <w:t>evidence</w:t>
+      </w:r>
+      <w:r>
+        <w:rPr>
+          <w:b w:val="0"/>
+        </w:rPr>
+        <w:t>.</w:t>
+      </w:r>
+    </w:p>
+    <w:p>
+      <w:pPr>
+        <w:pStyle w:val="Heading3"/>
+      </w:pPr>
+      <w:r>
+        <w:t>Discuss while showing the picture</w:t>
+      </w:r>
+    </w:p>
+    <w:p>
+      <w:pPr>
+        <w:spacing w:line="336" w:lineRule="auto" w:after="180"/>
+        <w:shd w:fill="F1F6F8"/>
+      </w:pPr>
+      <w:r>
+        <w:rPr>
+          <w:b w:val="0"/>
+        </w:rPr>
+        <w:t xml:space="preserve">Teacher prompt: Draw your project trace and justify the deciding step using </w:t>
+      </w:r>
+      <w:r>
+        <w:rPr>
+          <w:b/>
+        </w:rPr>
+        <w:t>evidence</w:t>
+      </w:r>
+      <w:r>
+        <w:rPr>
+          <w:b w:val="0"/>
+        </w:rPr>
+        <w:t>. Ask learners to describe one label or arrow in ordinary words. Use the adjacent transcript if the image is difficult to see.</w:t>
+      </w:r>
+    </w:p>
+    <w:p>
+      <w:pPr>
+        <w:spacing w:line="336" w:lineRule="auto" w:after="180"/>
+        <w:shd w:fill="F1F6F8"/>
+      </w:pPr>
+      <w:r>
+        <w:rPr>
+          <w:b w:val="0"/>
+        </w:rPr>
+        <w:t xml:space="preserve">Supported practice key: </w:t>
+      </w:r>
+      <w:r>
+        <w:rPr>
+          <w:b/>
+        </w:rPr>
+        <w:t>Evidence</w:t>
+      </w:r>
+      <w:r>
+        <w:rPr>
+          <w:b w:val="0"/>
+        </w:rPr>
+        <w:t xml:space="preserve"> about how the table was learned plus task-specific evaluation. These invented coordinates alone establish only distances.</w:t>
+      </w:r>
+    </w:p>
+    <w:p>
+      <w:pPr>
+        <w:spacing w:line="336" w:lineRule="auto" w:after="180"/>
+        <w:shd w:fill="F1F6F8"/>
+      </w:pPr>
+      <w:r>
+        <w:rPr>
+          <w:b w:val="0"/>
+        </w:rPr>
+        <w:t>Changed-case check: Q becomes nearest with squared distance1; P distance4; R distance10. Changing the query position changes geometric neighbours while the stored table remains fixed.</w:t>
       </w:r>
     </w:p>
     <w:sectPr>

--- a/downloads/teacher/ai-5-week-26.docx
+++ b/downloads/teacher/ai-5-week-26.docx
@@ -125,7 +125,7 @@
           </w:tcPr>
           <w:p>
             <w:r>
-              <w:t>Sections 1–6; record the brief recall in the workbook.</w:t>
+              <w:t>Use Your mission, Notice the evidence, See how it works, Words that unlock the idea and Follow a worked example; record recall in the workbook.</w:t>
             </w:r>
           </w:p>
         </w:tc>
@@ -157,7 +157,7 @@
           </w:tcPr>
           <w:p>
             <w:r>
-              <w:t>Sections 7–10; use the matching workbook W2 and misconception check.</w:t>
+              <w:t>Use Find and repair a mistake, Practise together and Build your understanding; use the matching workbook W2 and Individual reasoning check.</w:t>
             </w:r>
           </w:p>
         </w:tc>
@@ -189,7 +189,7 @@
           </w:tcPr>
           <w:p>
             <w:r>
-              <w:t>Sections 9 and 11–14. Give extra time to finish the full task set; use Section 15 when the week includes a coding lab.</w:t>
+              <w:t>Use Run the investigation, Connect your project and Try a new case independently. Allow extra time for the full task set. When code is supplied, use the examples in See how it works or Follow a worked example and the browser lab in Supported practice, repair and portfolio.</w:t>
             </w:r>
           </w:p>
         </w:tc>
@@ -392,7 +392,7 @@
         <w:rPr>
           <w:b w:val="0"/>
         </w:rPr>
-        <w:t>Use two 45-minute sessions. Begin with the difference between an identifier and its looked-up vector.</w:t>
+        <w:t>For the compact alternative schedule, use two 45-minute sessions. Begin with the difference between an identifier and its looked-up vector.</w:t>
       </w:r>
     </w:p>
     <w:p>
@@ -1503,7 +1503,7 @@
         <w:rPr>
           <w:b w:val="0"/>
         </w:rPr>
-        <w:t xml:space="preserve">Toy tableP=[0, 1], Q=[3, 1], R=[1, 4]; query [1, 1]. Use </w:t>
+        <w:t xml:space="preserve">Toy table P =[0, 1], Q=[3, 1], R=[1, 4]; query [1, 1]. Use </w:t>
       </w:r>
       <w:r>
         <w:rPr>
@@ -1591,7 +1591,7 @@
         <w:drawing>
           <wp:inline xmlns:a="http://schemas.openxmlformats.org/drawingml/2006/main" xmlns:pic="http://schemas.openxmlformats.org/drawingml/2006/picture">
             <wp:extent cx="5486400" cy="5185229"/>
-            <wp:docPr id="2" name="Picture 2" descr="Embeddings and neighbourhoods. Distance to P: (1-0)²+(1-1)²=1.. Distances to Q/R: Q distance4; R distance9.. Select neighbour: P is nearest under the declared metric; this is a geometric result, not proof of meaning."/>
+            <wp:docPr id="2" name="Picture 2" descr="Embeddings and neighbourhoods. Distance to P: (1-0)²+(1-1)²=1.. Distances to Q/R: Q distance 4; R distance 9.. Select neighbour: P is nearest under the declared metric; this is a geometric result, not proof of meaning."/>
             <wp:cNvGraphicFramePr>
               <a:graphicFrameLocks noChangeAspect="1"/>
             </wp:cNvGraphicFramePr>
@@ -1704,7 +1704,7 @@
           </w:tcPr>
           <w:p>
             <w:r>
-              <w:t>Q distance4; R distance9.</w:t>
+              <w:t>Q distance 4; R distance 9.</w:t>
             </w:r>
           </w:p>
         </w:tc>
@@ -1892,7 +1892,7 @@
         <w:rPr>
           <w:b w:val="0"/>
         </w:rPr>
-        <w:t>: Q becomes nearest with squared distance1; P distance4; R distance10.</w:t>
+        <w:t>: Q becomes nearest with squared distance 1; P distance 4; R distance 10.</w:t>
       </w:r>
     </w:p>
     <w:p>
@@ -2210,7 +2210,7 @@
         <w:rPr>
           <w:b w:val="0"/>
         </w:rPr>
-        <w:t xml:space="preserve">Use the worked example in Sections 3 and 6. Collect a </w:t>
+        <w:t xml:space="preserve">Use See how it works and Follow a worked example. Collect a </w:t>
       </w:r>
       <w:r>
         <w:rPr>
@@ -2466,7 +2466,7 @@
         <w:rPr>
           <w:b w:val="0"/>
         </w:rPr>
-        <w:t xml:space="preserve"> about how the table was learned plus task-specific evaluation. These invented coordinates alone establish only distances. Changed-case check: Q becomes nearest with squared distance1; P distance4; R distance10.</w:t>
+        <w:t xml:space="preserve"> about how the table was learned plus task-specific evaluation. These invented coordinates alone establish only distances. Changed-case check: Q becomes nearest with squared distance 1; P distance 4; R distance 10.</w:t>
       </w:r>
     </w:p>
     <w:p>
@@ -2488,7 +2488,7 @@
         <w:rPr>
           <w:b w:val="0"/>
         </w:rPr>
-        <w:t>Changed-case reasoning: Q becomes nearest with squared distance1; P distance4; R distance10. Changing the query position changes geometric neighbours while the stored table remains fixed.</w:t>
+        <w:t>Changed-case reasoning: Q becomes nearest with squared distance 1; P distance 4; R distance 10. Changing the query position changes geometric neighbours while the stored table remains fixed.</w:t>
       </w:r>
     </w:p>
     <w:p>
@@ -2580,7 +2580,7 @@
         <w:rPr>
           <w:b w:val="0"/>
         </w:rPr>
-        <w:t xml:space="preserve">Use Section 9 for the </w:t>
+        <w:t xml:space="preserve">Use Run the investigation for the </w:t>
       </w:r>
       <w:r>
         <w:rPr>
@@ -3927,7 +3927,7 @@
           </w:tcPr>
           <w:p>
             <w:r>
-              <w:t>Sections 1–6; record the brief recall in the workbook.</w:t>
+              <w:t>Use Your mission, Notice the evidence, See how it works, Words that unlock the idea and Follow a worked example; record recall in the workbook.</w:t>
             </w:r>
           </w:p>
         </w:tc>
@@ -3959,7 +3959,7 @@
           </w:tcPr>
           <w:p>
             <w:r>
-              <w:t>Sections 7–10; use the matching workbook W2 and misconception check.</w:t>
+              <w:t>Use Find and repair a mistake, Practise together and Build your understanding; use the matching workbook W2 and Individual reasoning check.</w:t>
             </w:r>
           </w:p>
         </w:tc>
@@ -3991,7 +3991,7 @@
           </w:tcPr>
           <w:p>
             <w:r>
-              <w:t>Sections 9 and 11–14. Give extra time to finish the full task set; use Section 15 when the week includes a coding lab.</w:t>
+              <w:t>Use Run the investigation, Connect your project and Try a new case independently. Allow extra time for the full task set. When code is supplied, use the examples in See how it works or Follow a worked example and the browser lab in Supported practice, repair and portfolio.</w:t>
             </w:r>
           </w:p>
         </w:tc>
@@ -4143,7 +4143,7 @@
         <w:rPr>
           <w:b w:val="0"/>
         </w:rPr>
-        <w:t xml:space="preserve"> and a reason before comparing. Expected result: Q becomes nearest with squared distance1; P distance4; R distance10.</w:t>
+        <w:t xml:space="preserve"> and a reason before comparing. Expected result: Q becomes nearest with squared distance 1; P distance 4; R distance 10.</w:t>
       </w:r>
     </w:p>
     <w:p>
@@ -4570,7 +4570,7 @@
         <w:drawing>
           <wp:inline xmlns:a="http://schemas.openxmlformats.org/drawingml/2006/main" xmlns:pic="http://schemas.openxmlformats.org/drawingml/2006/picture">
             <wp:extent cx="5486400" cy="2990088"/>
-            <wp:docPr id="3" name="Picture 3" descr="Measure embedding neighbours without turning numerical proximity into factual certainty. Supplied facts: Toy tableP=[0, 1], Q=[3, 1], R=[1, 4]; query [1, 1]. Use squared Euclidean distance. All inputs and outcomes in this worked example are invented classroom data; no real model run is claimed."/>
+            <wp:docPr id="3" name="Picture 3" descr="Measure embedding neighbours without turning numerical proximity into factual certainty. Supplied facts: Toy table P =[0, 1], Q=[3, 1], R=[1, 4]; query [1, 1]. Use squared Euclidean distance. All inputs and outcomes in this worked example are invented classroom data; no real model run is claimed."/>
             <wp:cNvGraphicFramePr>
               <a:graphicFrameLocks noChangeAspect="1"/>
             </wp:cNvGraphicFramePr>
@@ -4609,7 +4609,7 @@
         <w:rPr>
           <w:b w:val="0"/>
         </w:rPr>
-        <w:t xml:space="preserve">Measure embedding neighbours without turning numerical proximity into factual certainty. Supplied facts: Toy tableP=[0, 1], Q=[3, 1], R=[1, 4]; query [1, 1]. Use </w:t>
+        <w:t xml:space="preserve">Measure embedding neighbours without turning numerical proximity into factual certainty. Supplied facts: Toy table P =[0, 1], Q=[3, 1], R=[1, 4]; query [1, 1]. Use </w:t>
       </w:r>
       <w:r>
         <w:rPr>
@@ -4692,7 +4692,7 @@
         <w:drawing>
           <wp:inline xmlns:a="http://schemas.openxmlformats.org/drawingml/2006/main" xmlns:pic="http://schemas.openxmlformats.org/drawingml/2006/picture">
             <wp:extent cx="5486400" cy="3337560"/>
-            <wp:docPr id="4" name="Picture 4" descr="Distance to P: (1-0)²+(1-1)²=1. → Distances to Q/R: Q distance4; R distance9. → Select neighbour: P is nearest under the declared metric; this is a geometric result, not proof of meaning."/>
+            <wp:docPr id="4" name="Picture 4" descr="Distance to P: (1-0)²+(1-1)²=1. → Distances to Q/R: Q distance 4; R distance 9. → Select neighbour: P is nearest under the declared metric; this is a geometric result, not proof of meaning."/>
             <wp:cNvGraphicFramePr>
               <a:graphicFrameLocks noChangeAspect="1"/>
             </wp:cNvGraphicFramePr>
@@ -4731,7 +4731,7 @@
         <w:rPr>
           <w:b w:val="0"/>
         </w:rPr>
-        <w:t>Distance to P: (1-0)²+(1-1)²=1. → Distances to Q/R: Q distance4; R distance9. → Select neighbour: P is nearest under the declared metric; this is a geometric result, not proof of meaning.</w:t>
+        <w:t>Distance to P: (1-0)²+(1-1)²=1. → Distances to Q/R: Q distance 4; R distance 9. → Select neighbour: P is nearest under the declared metric; this is a geometric result, not proof of meaning.</w:t>
       </w:r>
     </w:p>
     <w:p>
@@ -4914,7 +4914,7 @@
         <w:drawing>
           <wp:inline xmlns:a="http://schemas.openxmlformats.org/drawingml/2006/main" xmlns:pic="http://schemas.openxmlformats.org/drawingml/2006/picture">
             <wp:extent cx="5486400" cy="3179064"/>
-            <wp:docPr id="6" name="Picture 6" descr="Original case: P is nearest under the declared metric; this is a geometric result, not proof of meaning. Changed condition: Move the query to [2, 1]. Expected result: Q becomes nearest with squared distance1; P distance4; R distance10. Reason: Changing the query position changes geometric neighbours while the stored table remains fixed."/>
+            <wp:docPr id="6" name="Picture 6" descr="Original case: P is nearest under the declared metric; this is a geometric result, not proof of meaning. Changed condition: Move the query to [2, 1]. Expected result: Q becomes nearest with squared distance 1; P distance 4; R distance 10. Reason: Changing the query position changes geometric neighbours while the stored table remains fixed."/>
             <wp:cNvGraphicFramePr>
               <a:graphicFrameLocks noChangeAspect="1"/>
             </wp:cNvGraphicFramePr>
@@ -4964,7 +4964,7 @@
         <w:rPr>
           <w:b w:val="0"/>
         </w:rPr>
-        <w:t>Expected result: Q becomes nearest with squared distance1; P distance4; R distance10. Reason: Changing the query position changes geometric neighbours while the stored table remains fixed.</w:t>
+        <w:t>Expected result: Q becomes nearest with squared distance 1; P distance 4; R distance 10. Reason: Changing the query position changes geometric neighbours while the stored table remains fixed.</w:t>
       </w:r>
     </w:p>
     <w:p>
@@ -5382,7 +5382,7 @@
         <w:rPr>
           <w:b w:val="0"/>
         </w:rPr>
-        <w:t>Changed-case check: Q becomes nearest with squared distance1; P distance4; R distance10. Changing the query position changes geometric neighbours while the stored table remains fixed.</w:t>
+        <w:t>Changed-case check: Q becomes nearest with squared distance 1; P distance 4; R distance 10. Changing the query position changes geometric neighbours while the stored table remains fixed.</w:t>
       </w:r>
     </w:p>
     <w:sectPr>

--- a/downloads/teacher/ai-5-week-26.docx
+++ b/downloads/teacher/ai-5-week-26.docx
@@ -25,20 +25,38 @@
         <w:pStyle w:val="Heading1"/>
       </w:pPr>
       <w:r>
-        <w:t>01. Prepare the purpose, prerequisites and materials</w:t>
+        <w:t>Make row mapping,table version and candidate policy visible.</w:t>
       </w:r>
     </w:p>
     <w:p>
       <w:r>
-        <w:t>Prepare Embeddings and neighbourhoods: check the target, prerequisites, resources and adaptable teaching schedule.</w:t>
+        <w:t>Use complete vectors and exact tie examples;separate constructed geometry,mask-aware averages and an artificial fitted-row objective.</w:t>
       </w:r>
     </w:p>
     <w:p>
-      <w:pPr>
-        <w:pStyle w:val="Heading3"/>
-      </w:pPr>
-      <w:r>
-        <w:t>Teach the learning cycle</w:t>
+      <w:r>
+        <w:t>Assess independent distances,ties and mean-order collision with checked keys and the correct candidate roles.</w:t>
+      </w:r>
+    </w:p>
+    <w:p>
+      <w:pPr>
+        <w:pStyle w:val="Heading1"/>
+      </w:pPr>
+      <w:r>
+        <w:t>01. Prepare the connected mathematical investigation</w:t>
+      </w:r>
+    </w:p>
+    <w:p>
+      <w:r>
+        <w:t>Keep explanation,shared practice and independent evidence distinct.</w:t>
+      </w:r>
+    </w:p>
+    <w:p>
+      <w:pPr>
+        <w:pStyle w:val="Heading2"/>
+      </w:pPr>
+      <w:r>
+        <w:t>Target and main teaching plan</w:t>
       </w:r>
     </w:p>
     <w:p>
@@ -231,18 +249,62 @@
     </w:p>
     <w:p>
       <w:pPr>
-        <w:pStyle w:val="Heading3"/>
-      </w:pPr>
-      <w:r>
-        <w:t>Retrieval answer guidance</w:t>
+        <w:pStyle w:val="Heading2"/>
+      </w:pPr>
+      <w:r>
+        <w:t>Preparation and prerequisite</w:t>
       </w:r>
     </w:p>
     <w:p>
       <w:pPr>
-        <w:pStyle w:val="Heading3"/>
-      </w:pPr>
-      <w:r>
-        <w:t>Sequence representations</w:t>
+        <w:spacing w:line="336" w:lineRule="auto" w:after="180"/>
+      </w:pPr>
+      <w:r>
+        <w:rPr>
+          <w:b w:val="0"/>
+        </w:rPr>
+        <w:t>Printed lesson and workbook; paper and pencil</w:t>
+      </w:r>
+    </w:p>
+    <w:p>
+      <w:pPr>
+        <w:spacing w:line="336" w:lineRule="auto" w:after="180"/>
+      </w:pPr>
+      <w:r>
+        <w:rPr>
+          <w:b w:val="0"/>
+        </w:rPr>
+        <w:t>Calculator and optional local Python 3 editor; no packages or AI accounts needed</w:t>
+      </w:r>
+    </w:p>
+    <w:p>
+      <w:pPr>
+        <w:spacing w:line="336" w:lineRule="auto" w:after="180"/>
+      </w:pPr>
+      <w:r>
+        <w:rPr>
+          <w:b w:val="0"/>
+        </w:rPr>
+        <w:t>Use the fictional examples supplied; prepare the fresh retry before class</w:t>
+      </w:r>
+    </w:p>
+    <w:p>
+      <w:pPr>
+        <w:spacing w:line="336" w:lineRule="auto" w:after="180"/>
+      </w:pPr>
+      <w:r>
+        <w:rPr>
+          <w:b w:val="0"/>
+        </w:rPr>
+        <w:t>IDs are assigned identifiers. Their numerical order and spacing have no declared semantic meaning; a consistent relabelling can change those differences without changing the symbols.</w:t>
+      </w:r>
+    </w:p>
+    <w:p>
+      <w:pPr>
+        <w:pStyle w:val="Heading2"/>
+      </w:pPr>
+      <w:r>
+        <w:t>Opening retrieval</w:t>
       </w:r>
     </w:p>
     <w:p>
@@ -280,14 +342,6 @@
     </w:p>
     <w:p>
       <w:pPr>
-        <w:pStyle w:val="Heading3"/>
-      </w:pPr>
-      <w:r>
-        <w:t>Training a small image model</w:t>
-      </w:r>
-    </w:p>
-    <w:p>
-      <w:pPr>
         <w:spacing w:line="336" w:lineRule="auto" w:after="180"/>
       </w:pPr>
       <w:r>
@@ -345,14 +399,6 @@
     </w:p>
     <w:p>
       <w:pPr>
-        <w:pStyle w:val="Heading3"/>
-      </w:pPr>
-      <w:r>
-        <w:t>Image tensors and channels</w:t>
-      </w:r>
-    </w:p>
-    <w:p>
-      <w:pPr>
         <w:spacing w:line="336" w:lineRule="auto" w:after="180"/>
       </w:pPr>
       <w:r>
@@ -386,6 +432,85 @@
     </w:p>
     <w:p>
       <w:pPr>
+        <w:pStyle w:val="Heading2"/>
+      </w:pPr>
+      <w:r>
+        <w:t>Pictured end goal</w:t>
+      </w:r>
+    </w:p>
+    <w:p>
+      <w:pPr>
+        <w:spacing w:line="336" w:lineRule="auto" w:after="180"/>
+      </w:pPr>
+      <w:r>
+        <w:rPr>
+          <w:b w:val="0"/>
+        </w:rPr>
+        <w:t xml:space="preserve">By the end, I can explain embeddings and </w:t>
+      </w:r>
+      <w:r>
+        <w:rPr>
+          <w:b/>
+        </w:rPr>
+        <w:t>neighbourhood</w:t>
+      </w:r>
+      <w:r>
+        <w:rPr>
+          <w:b w:val="0"/>
+        </w:rPr>
+        <w:t>s using a traced example and a stated limitation.</w:t>
+      </w:r>
+    </w:p>
+    <w:p>
+      <w:pPr>
+        <w:pStyle w:val="Heading2"/>
+      </w:pPr>
+      <w:r>
+        <w:t>Earlier wording, alternatives and picture transcripts · reference / check after trying</w:t>
+      </w:r>
+    </w:p>
+    <w:p>
+      <w:pPr>
+        <w:pStyle w:val="Heading3"/>
+      </w:pPr>
+      <w:r>
+        <w:t>Teach the learning cycle</w:t>
+      </w:r>
+    </w:p>
+    <w:p>
+      <w:pPr>
+        <w:pStyle w:val="Heading3"/>
+      </w:pPr>
+      <w:r>
+        <w:t>Retrieval answer guidance</w:t>
+      </w:r>
+    </w:p>
+    <w:p>
+      <w:pPr>
+        <w:pStyle w:val="Heading3"/>
+      </w:pPr>
+      <w:r>
+        <w:t>Sequence representations</w:t>
+      </w:r>
+    </w:p>
+    <w:p>
+      <w:pPr>
+        <w:pStyle w:val="Heading3"/>
+      </w:pPr>
+      <w:r>
+        <w:t>Training a small image model</w:t>
+      </w:r>
+    </w:p>
+    <w:p>
+      <w:pPr>
+        <w:pStyle w:val="Heading3"/>
+      </w:pPr>
+      <w:r>
+        <w:t>Image tensors and channels</w:t>
+      </w:r>
+    </w:p>
+    <w:p>
+      <w:pPr>
         <w:spacing w:line="336" w:lineRule="auto" w:after="180"/>
       </w:pPr>
       <w:r>
@@ -468,85 +593,18 @@
     </w:p>
     <w:p>
       <w:pPr>
-        <w:spacing w:line="336" w:lineRule="auto" w:after="180"/>
-      </w:pPr>
-      <w:r>
-        <w:rPr>
-          <w:b w:val="0"/>
-        </w:rPr>
-        <w:t>Printed lesson and workbook; paper and pencil</w:t>
+        <w:pStyle w:val="Heading3"/>
+      </w:pPr>
+      <w:r>
+        <w:t>Prerequisite answer</w:t>
       </w:r>
     </w:p>
     <w:p>
       <w:pPr>
-        <w:spacing w:line="336" w:lineRule="auto" w:after="180"/>
-      </w:pPr>
-      <w:r>
-        <w:rPr>
-          <w:b w:val="0"/>
-        </w:rPr>
-        <w:t>Calculator and optional local Python 3 editor; no packages or AI accounts needed</w:t>
-      </w:r>
-    </w:p>
-    <w:p>
-      <w:pPr>
-        <w:spacing w:line="336" w:lineRule="auto" w:after="180"/>
-      </w:pPr>
-      <w:r>
-        <w:rPr>
-          <w:b w:val="0"/>
-        </w:rPr>
-        <w:t>Use the fictional examples supplied; prepare the fresh retry before class</w:t>
-      </w:r>
-    </w:p>
-    <w:p>
-      <w:pPr>
         <w:pStyle w:val="Heading3"/>
       </w:pPr>
       <w:r>
-        <w:t>Prerequisite answer</w:t>
-      </w:r>
-    </w:p>
-    <w:p>
-      <w:pPr>
-        <w:spacing w:line="336" w:lineRule="auto" w:after="180"/>
-      </w:pPr>
-      <w:r>
-        <w:rPr>
-          <w:b w:val="0"/>
-        </w:rPr>
-        <w:t>IDs are assigned identifiers. Their numerical order and spacing have no declared semantic meaning; a consistent relabelling can change those differences without changing the symbols.</w:t>
-      </w:r>
-    </w:p>
-    <w:p>
-      <w:pPr>
-        <w:pStyle w:val="Heading3"/>
-      </w:pPr>
-      <w:r>
         <w:t>End goal for the pictorial case</w:t>
-      </w:r>
-    </w:p>
-    <w:p>
-      <w:pPr>
-        <w:spacing w:line="336" w:lineRule="auto" w:after="180"/>
-      </w:pPr>
-      <w:r>
-        <w:rPr>
-          <w:b w:val="0"/>
-        </w:rPr>
-        <w:t xml:space="preserve">By the end, I can explain embeddings and </w:t>
-      </w:r>
-      <w:r>
-        <w:rPr>
-          <w:b/>
-        </w:rPr>
-        <w:t>neighbourhood</w:t>
-      </w:r>
-      <w:r>
-        <w:rPr>
-          <w:b w:val="0"/>
-        </w:rPr>
-        <w:t>s using a traced example and a stated limitation.</w:t>
       </w:r>
     </w:p>
     <w:p>
@@ -565,20 +623,20 @@
         <w:pStyle w:val="Heading1"/>
       </w:pPr>
       <w:r>
-        <w:t>02. Explain and model the mechanism</w:t>
+        <w:t>02. Teach geometry and row meaning with an explicit candidate policy</w:t>
       </w:r>
     </w:p>
     <w:p>
       <w:r>
-        <w:t>Model Embeddings and neighbourhoods using the supplied case, labelled mechanism and reasoning. Make the scope of each conclusion explicit.</w:t>
+        <w:t>Keep original vocabulary geometry,pictured P/Q/R and independent A/B/Ctables separate.</w:t>
       </w:r>
     </w:p>
     <w:p>
       <w:pPr>
-        <w:pStyle w:val="Heading3"/>
-      </w:pPr>
-      <w:r>
-        <w:t>Explain Embeddings and neighbourhoods · 1</w:t>
+        <w:pStyle w:val="Heading2"/>
+      </w:pPr>
+      <w:r>
+        <w:t>Main lookup definitions,complete distances and guided key</w:t>
       </w:r>
     </w:p>
     <w:p>
@@ -695,14 +753,6 @@
     </w:p>
     <w:p>
       <w:pPr>
-        <w:pStyle w:val="Heading3"/>
-      </w:pPr>
-      <w:r>
-        <w:t>Explain Embeddings and neighbourhoods · 2</w:t>
-      </w:r>
-    </w:p>
-    <w:p>
-      <w:pPr>
         <w:spacing w:line="336" w:lineRule="auto" w:after="180"/>
       </w:pPr>
       <w:r>
@@ -721,6 +771,926 @@
           <w:b w:val="0"/>
         </w:rPr>
         <w:t>This code assumes finite numeric components and uses exact ties, appropriate for these integer examples. Floating-point comparisons in other experiments need a declared precision policy.</w:t>
+      </w:r>
+    </w:p>
+    <w:tbl>
+      <w:tblPr>
+        <w:tblStyle w:val="LightShading-Accent1"/>
+        <w:tblW w:type="auto" w:w="0"/>
+        <w:tblLook w:firstColumn="1" w:firstRow="1" w:lastColumn="0" w:lastRow="0" w:noHBand="0" w:noVBand="1" w:val="04A0"/>
+      </w:tblPr>
+      <w:tblGrid>
+        <w:gridCol w:w="2556"/>
+        <w:gridCol w:w="2556"/>
+        <w:gridCol w:w="2556"/>
+        <w:gridCol w:w="2556"/>
+      </w:tblGrid>
+      <w:tr>
+        <w:trPr>
+          <w:tblHeader/>
+        </w:trPr>
+        <w:tc>
+          <w:tcPr>
+            <w:tcW w:type="dxa" w:w="2556"/>
+          </w:tcPr>
+          <w:p>
+            <w:r>
+              <w:t>Candidate in original table</w:t>
+            </w:r>
+          </w:p>
+        </w:tc>
+        <w:tc>
+          <w:tcPr>
+            <w:tcW w:type="dxa" w:w="2556"/>
+          </w:tcPr>
+          <w:p>
+            <w:r>
+              <w:t>Vector</w:t>
+            </w:r>
+          </w:p>
+        </w:tc>
+        <w:tc>
+          <w:tcPr>
+            <w:tcW w:type="dxa" w:w="2556"/>
+          </w:tcPr>
+          <w:p>
+            <w:r>
+              <w:t>Squared distance from GO[2, 0]</w:t>
+            </w:r>
+          </w:p>
+        </w:tc>
+        <w:tc>
+          <w:tcPr>
+            <w:tcW w:type="dxa" w:w="2556"/>
+          </w:tcPr>
+          <w:p>
+            <w:r>
+              <w:t>Squared distance from query[1, 0]</w:t>
+            </w:r>
+          </w:p>
+        </w:tc>
+      </w:tr>
+      <w:tr>
+        <w:tc>
+          <w:tcPr>
+            <w:tcW w:type="dxa" w:w="2556"/>
+          </w:tcPr>
+          <w:p>
+            <w:r>
+              <w:t>GO</w:t>
+            </w:r>
+          </w:p>
+        </w:tc>
+        <w:tc>
+          <w:tcPr>
+            <w:tcW w:type="dxa" w:w="2556"/>
+          </w:tcPr>
+          <w:p>
+            <w:r>
+              <w:t>[2, 0]</w:t>
+            </w:r>
+          </w:p>
+        </w:tc>
+        <w:tc>
+          <w:tcPr>
+            <w:tcW w:type="dxa" w:w="2556"/>
+          </w:tcPr>
+          <w:p>
+            <w:r>
+              <w:t>Excluded self</w:t>
+            </w:r>
+          </w:p>
+        </w:tc>
+        <w:tc>
+          <w:tcPr>
+            <w:tcW w:type="dxa" w:w="2556"/>
+          </w:tcPr>
+          <w:p>
+            <w:r>
+              <w:t>1</w:t>
+            </w:r>
+          </w:p>
+        </w:tc>
+      </w:tr>
+      <w:tr>
+        <w:tc>
+          <w:tcPr>
+            <w:tcW w:type="dxa" w:w="2556"/>
+          </w:tcPr>
+          <w:p>
+            <w:r>
+              <w:t>TURN</w:t>
+            </w:r>
+          </w:p>
+        </w:tc>
+        <w:tc>
+          <w:tcPr>
+            <w:tcW w:type="dxa" w:w="2556"/>
+          </w:tcPr>
+          <w:p>
+            <w:r>
+              <w:t>[1, 1]</w:t>
+            </w:r>
+          </w:p>
+        </w:tc>
+        <w:tc>
+          <w:tcPr>
+            <w:tcW w:type="dxa" w:w="2556"/>
+          </w:tcPr>
+          <w:p>
+            <w:r>
+              <w:t>2</w:t>
+            </w:r>
+          </w:p>
+        </w:tc>
+        <w:tc>
+          <w:tcPr>
+            <w:tcW w:type="dxa" w:w="2556"/>
+          </w:tcPr>
+          <w:p>
+            <w:r>
+              <w:t>1</w:t>
+            </w:r>
+          </w:p>
+        </w:tc>
+      </w:tr>
+      <w:tr>
+        <w:tc>
+          <w:tcPr>
+            <w:tcW w:type="dxa" w:w="2556"/>
+          </w:tcPr>
+          <w:p>
+            <w:r>
+              <w:t>STOP</w:t>
+            </w:r>
+          </w:p>
+        </w:tc>
+        <w:tc>
+          <w:tcPr>
+            <w:tcW w:type="dxa" w:w="2556"/>
+          </w:tcPr>
+          <w:p>
+            <w:r>
+              <w:t>[0, 2]</w:t>
+            </w:r>
+          </w:p>
+        </w:tc>
+        <w:tc>
+          <w:tcPr>
+            <w:tcW w:type="dxa" w:w="2556"/>
+          </w:tcPr>
+          <w:p>
+            <w:r>
+              <w:t>8</w:t>
+            </w:r>
+          </w:p>
+        </w:tc>
+        <w:tc>
+          <w:tcPr>
+            <w:tcW w:type="dxa" w:w="2556"/>
+          </w:tcPr>
+          <w:p>
+            <w:r>
+              <w:t>5</w:t>
+            </w:r>
+          </w:p>
+        </w:tc>
+      </w:tr>
+      <w:tr>
+        <w:tc>
+          <w:tcPr>
+            <w:tcW w:type="dxa" w:w="2556"/>
+          </w:tcPr>
+          <w:p>
+            <w:r>
+              <w:t>WAIT</w:t>
+            </w:r>
+          </w:p>
+        </w:tc>
+        <w:tc>
+          <w:tcPr>
+            <w:tcW w:type="dxa" w:w="2556"/>
+          </w:tcPr>
+          <w:p>
+            <w:r>
+              <w:t>[0, 1]</w:t>
+            </w:r>
+          </w:p>
+        </w:tc>
+        <w:tc>
+          <w:tcPr>
+            <w:tcW w:type="dxa" w:w="2556"/>
+          </w:tcPr>
+          <w:p>
+            <w:r>
+              <w:t>5</w:t>
+            </w:r>
+          </w:p>
+        </w:tc>
+        <w:tc>
+          <w:tcPr>
+            <w:tcW w:type="dxa" w:w="2556"/>
+          </w:tcPr>
+          <w:p>
+            <w:r>
+              <w:t>2</w:t>
+            </w:r>
+          </w:p>
+        </w:tc>
+      </w:tr>
+      <w:tr>
+        <w:tc>
+          <w:tcPr>
+            <w:tcW w:type="dxa" w:w="2556"/>
+          </w:tcPr>
+          <w:p>
+            <w:r>
+              <w:t>PAD /UNK</w:t>
+            </w:r>
+          </w:p>
+        </w:tc>
+        <w:tc>
+          <w:tcPr>
+            <w:tcW w:type="dxa" w:w="2556"/>
+          </w:tcPr>
+          <w:p>
+            <w:r>
+              <w:t>[0, 0]/[−1, −1]</w:t>
+            </w:r>
+          </w:p>
+        </w:tc>
+        <w:tc>
+          <w:tcPr>
+            <w:tcW w:type="dxa" w:w="2556"/>
+          </w:tcPr>
+          <w:p>
+            <w:r>
+              <w:t>Excluded reserved roles</w:t>
+            </w:r>
+          </w:p>
+        </w:tc>
+        <w:tc>
+          <w:tcPr>
+            <w:tcW w:type="dxa" w:w="2556"/>
+          </w:tcPr>
+          <w:p>
+            <w:r>
+              <w:t>Excluded reserved roles</w:t>
+            </w:r>
+          </w:p>
+        </w:tc>
+      </w:tr>
+    </w:tbl>
+    <w:p>
+      <w:pPr>
+        <w:spacing w:line="336" w:lineRule="auto" w:after="180"/>
+      </w:pPr>
+      <w:r>
+        <w:rPr>
+          <w:b w:val="0"/>
+        </w:rPr>
+        <w:t>For a named-token query GO, exclude GO itself as well as reserved PAD/UNKroles. For the arbitrary query[1, 0], use all four regular candidates; it is not a named token in the table. nearest returns every exact nearest tie, sorted only for display. These integer coordinates make exact ties checkable; other numerical experiments need a declared precision policy.</w:t>
+      </w:r>
+    </w:p>
+    <w:p>
+      <w:pPr>
+        <w:spacing w:line="336" w:lineRule="auto" w:after="180"/>
+      </w:pPr>
+      <w:r>
+        <w:rPr>
+          <w:b w:val="0"/>
+        </w:rPr>
+        <w:t>The functions check nonempty/equal dimensions and nonempty candidates but assume finite numeric components. All coordinates in this original table were hand-chosen.</w:t>
+      </w:r>
+    </w:p>
+    <w:p>
+      <w:pPr>
+        <w:spacing w:line="336" w:lineRule="auto" w:after="180"/>
+      </w:pPr>
+      <w:r>
+        <w:rPr>
+          <w:b w:val="0"/>
+        </w:rPr>
+        <w:t>Guided: STOP distances to GO, TURN and WAIT are 8, 2 and 1, so WAIT is nearest. Exit: the original table and squared Euclidean rule place TURN nearest to GO among the stated candidates.</w:t>
+      </w:r>
+    </w:p>
+    <w:p>
+      <w:pPr>
+        <w:spacing w:line="336" w:lineRule="auto" w:after="180"/>
+      </w:pPr>
+      <w:r>
+        <w:rPr>
+          <w:b w:val="0"/>
+        </w:rPr>
+        <w:t>That is not proof of equivalent meaning or substitutability.</w:t>
+      </w:r>
+    </w:p>
+    <w:p>
+      <w:pPr>
+        <w:spacing w:line="336" w:lineRule="auto" w:after="180"/>
+      </w:pPr>
+      <w:r>
+        <w:rPr>
+          <w:b w:val="0"/>
+        </w:rPr>
+        <w:t xml:space="preserve">A lower artificial </w:t>
+      </w:r>
+      <w:r>
+        <w:rPr>
+          <w:b/>
+        </w:rPr>
+        <w:t>training</w:t>
+      </w:r>
+      <w:r>
+        <w:rPr>
+          <w:b w:val="0"/>
+        </w:rPr>
+        <w:t xml:space="preserve"> objective only supports improvement on that objective; useful task behaviour requires appropriate independent evaluation and error analysis.</w:t>
+      </w:r>
+    </w:p>
+    <w:p>
+      <w:pPr>
+        <w:pStyle w:val="Heading2"/>
+      </w:pPr>
+      <w:r>
+        <w:t>Labelled tie and isolated fitted-row evidence</w:t>
+      </w:r>
+    </w:p>
+    <w:p>
+      <w:r>
+        <w:drawing>
+          <wp:inline xmlns:a="http://schemas.openxmlformats.org/drawingml/2006/main" xmlns:pic="http://schemas.openxmlformats.org/drawingml/2006/picture">
+            <wp:extent cx="3293026" cy="3200400"/>
+            <wp:docPr id="1" name="Picture 1" descr="Original toy vectors and query[1,0]on equal-scale axes. GO[2,0]and TURN[1,1]each have squared distance1;WAIT[0,1]has2and STOP[0,2]has5. PAD[0,0]is also distance1but explicitly excluded as a reserved candidate;UNK[-1,-1]also excluded. Both valid nearest candidates are retained."/>
+            <wp:cNvGraphicFramePr>
+              <a:graphicFrameLocks noChangeAspect="1"/>
+            </wp:cNvGraphicFramePr>
+            <a:graphic>
+              <a:graphicData uri="http://schemas.openxmlformats.org/drawingml/2006/picture">
+                <pic:pic>
+                  <pic:nvPicPr>
+                    <pic:cNvPr id="0" name="ai-5-26-embedding-neighbour-tie.png"/>
+                    <pic:cNvPicPr/>
+                  </pic:nvPicPr>
+                  <pic:blipFill>
+                    <a:blip r:embed="rId9"/>
+                    <a:stretch>
+                      <a:fillRect/>
+                    </a:stretch>
+                  </pic:blipFill>
+                  <pic:spPr>
+                    <a:xfrm>
+                      <a:off x="0" y="0"/>
+                      <a:ext cx="3293026" cy="3200400"/>
+                    </a:xfrm>
+                    <a:prstGeom prst="rect"/>
+                  </pic:spPr>
+                </pic:pic>
+              </a:graphicData>
+            </a:graphic>
+          </wp:inline>
+        </w:drawing>
+      </w:r>
+    </w:p>
+    <w:tbl>
+      <w:tblPr>
+        <w:tblStyle w:val="LightShading-Accent1"/>
+        <w:tblW w:type="auto" w:w="0"/>
+        <w:tblLook w:firstColumn="1" w:firstRow="1" w:lastColumn="0" w:lastRow="0" w:noHBand="0" w:noVBand="1" w:val="04A0"/>
+      </w:tblPr>
+      <w:tblGrid>
+        <w:gridCol w:w="5112"/>
+        <w:gridCol w:w="5112"/>
+      </w:tblGrid>
+      <w:tr>
+        <w:trPr>
+          <w:tblHeader/>
+        </w:trPr>
+        <w:tc>
+          <w:tcPr>
+            <w:tcW w:type="dxa" w:w="5112"/>
+          </w:tcPr>
+          <w:p>
+            <w:r>
+              <w:t>Separate isolated GO-row fitting example</w:t>
+            </w:r>
+          </w:p>
+        </w:tc>
+        <w:tc>
+          <w:tcPr>
+            <w:tcW w:type="dxa" w:w="5112"/>
+          </w:tcPr>
+          <w:p>
+            <w:r>
+              <w:t>Complete value / status</w:t>
+            </w:r>
+          </w:p>
+        </w:tc>
+      </w:tr>
+      <w:tr>
+        <w:tc>
+          <w:tcPr>
+            <w:tcW w:type="dxa" w:w="5112"/>
+          </w:tcPr>
+          <w:p>
+            <w:r>
+              <w:t>Original GO row and chosen target</w:t>
+            </w:r>
+          </w:p>
+        </w:tc>
+        <w:tc>
+          <w:tcPr>
+            <w:tcW w:type="dxa" w:w="5112"/>
+          </w:tcPr>
+          <w:p>
+            <w:r>
+              <w:t>e[2, 0], target[0, 2]; target author-supplied for arithmetic</w:t>
+            </w:r>
+          </w:p>
+        </w:tc>
+      </w:tr>
+      <w:tr>
+        <w:tc>
+          <w:tcPr>
+            <w:tcW w:type="dxa" w:w="5112"/>
+          </w:tcPr>
+          <w:p>
+            <w:r>
+              <w:t>Artificial objective</w:t>
+            </w:r>
+          </w:p>
+        </w:tc>
+        <w:tc>
+          <w:tcPr>
+            <w:tcW w:type="dxa" w:w="5112"/>
+          </w:tcPr>
+          <w:p>
+            <w:r>
+              <w:t>J(e)=(e1−0)²+(e2−2)²</w:t>
+            </w:r>
+          </w:p>
+        </w:tc>
+      </w:tr>
+      <w:tr>
+        <w:tc>
+          <w:tcPr>
+            <w:tcW w:type="dxa" w:w="5112"/>
+          </w:tcPr>
+          <w:p>
+            <w:r>
+              <w:t>Gradient and rate</w:t>
+            </w:r>
+          </w:p>
+        </w:tc>
+        <w:tc>
+          <w:tcPr>
+            <w:tcW w:type="dxa" w:w="5112"/>
+          </w:tcPr>
+          <w:p>
+            <w:r>
+              <w:t>[4, −4], rate.25</w:t>
+            </w:r>
+          </w:p>
+        </w:tc>
+      </w:tr>
+      <w:tr>
+        <w:tc>
+          <w:tcPr>
+            <w:tcW w:type="dxa" w:w="5112"/>
+          </w:tcPr>
+          <w:p>
+            <w:r>
+              <w:t>New row in a copied table</w:t>
+            </w:r>
+          </w:p>
+        </w:tc>
+        <w:tc>
+          <w:tcPr>
+            <w:tcW w:type="dxa" w:w="5112"/>
+          </w:tcPr>
+          <w:p>
+            <w:r>
+              <w:t>[1, 1]; every other row remains frozen</w:t>
+            </w:r>
+          </w:p>
+        </w:tc>
+      </w:tr>
+      <w:tr>
+        <w:tc>
+          <w:tcPr>
+            <w:tcW w:type="dxa" w:w="5112"/>
+          </w:tcPr>
+          <w:p>
+            <w:r>
+              <w:t>Objective before /after</w:t>
+            </w:r>
+          </w:p>
+        </w:tc>
+        <w:tc>
+          <w:tcPr>
+            <w:tcW w:type="dxa" w:w="5112"/>
+          </w:tcPr>
+          <w:p>
+            <w:r>
+              <w:t>8→2</w:t>
+            </w:r>
+          </w:p>
+        </w:tc>
+      </w:tr>
+      <w:tr>
+        <w:tc>
+          <w:tcPr>
+            <w:tcW w:type="dxa" w:w="5112"/>
+          </w:tcPr>
+          <w:p>
+            <w:r>
+              <w:t>Collision with TURN</w:t>
+            </w:r>
+          </w:p>
+        </w:tc>
+        <w:tc>
+          <w:tcPr>
+            <w:tcW w:type="dxa" w:w="5112"/>
+          </w:tcPr>
+          <w:p>
+            <w:r>
+              <w:t>Both rows now[1, 1]; a vector-only deterministic head cannot distinguish them</w:t>
+            </w:r>
+          </w:p>
+        </w:tc>
+      </w:tr>
+      <w:tr>
+        <w:tc>
+          <w:tcPr>
+            <w:tcW w:type="dxa" w:w="5112"/>
+          </w:tcPr>
+          <w:p>
+            <w:r>
+              <w:t>Evidence limit</w:t>
+            </w:r>
+          </w:p>
+        </w:tc>
+        <w:tc>
+          <w:tcPr>
+            <w:tcW w:type="dxa" w:w="5112"/>
+          </w:tcPr>
+          <w:p>
+            <w:r>
+              <w:t>One defined objective decreased; useful semantic neighbourhoods were not established</w:t>
+            </w:r>
+          </w:p>
+        </w:tc>
+      </w:tr>
+    </w:tbl>
+    <w:p>
+      <w:pPr>
+        <w:pStyle w:val="Heading2"/>
+      </w:pPr>
+      <w:r>
+        <w:t>Separate pictured table and query scope</w:t>
+      </w:r>
+    </w:p>
+    <w:p>
+      <w:pPr>
+        <w:spacing w:line="336" w:lineRule="auto" w:after="180"/>
+      </w:pPr>
+      <w:r>
+        <w:rPr>
+          <w:b w:val="0"/>
+        </w:rPr>
+        <w:t>Measure embedding neighbours without turning numerical proximity into factual certainty.</w:t>
+      </w:r>
+    </w:p>
+    <w:p>
+      <w:pPr>
+        <w:spacing w:line="336" w:lineRule="auto" w:after="180"/>
+      </w:pPr>
+      <w:r>
+        <w:rPr>
+          <w:b w:val="0"/>
+        </w:rPr>
+        <w:t xml:space="preserve">Toy table P =[0, 1], Q=[3, 1], R=[1, 4]; query [1, 1]. Use </w:t>
+      </w:r>
+      <w:r>
+        <w:rPr>
+          <w:b/>
+        </w:rPr>
+        <w:t>squared Euclidean distance</w:t>
+      </w:r>
+      <w:r>
+        <w:rPr>
+          <w:b w:val="0"/>
+        </w:rPr>
+        <w:t>.</w:t>
+      </w:r>
+    </w:p>
+    <w:p>
+      <w:pPr>
+        <w:spacing w:line="336" w:lineRule="auto" w:after="180"/>
+      </w:pPr>
+      <w:r>
+        <w:rPr>
+          <w:b w:val="0"/>
+        </w:rPr>
+        <w:t xml:space="preserve">All </w:t>
+      </w:r>
+      <w:r>
+        <w:rPr>
+          <w:b/>
+        </w:rPr>
+        <w:t>input</w:t>
+      </w:r>
+      <w:r>
+        <w:rPr>
+          <w:b w:val="0"/>
+        </w:rPr>
+        <w:t>s and outcomes in this worked example are invented classroom data; no real model run is claimed.</w:t>
+      </w:r>
+    </w:p>
+    <w:p>
+      <w:pPr>
+        <w:spacing w:line="336" w:lineRule="auto" w:after="180"/>
+      </w:pPr>
+      <w:r>
+        <w:rPr>
+          <w:b w:val="0"/>
+        </w:rPr>
+        <w:t>The picture is a separate three-vector table:P[0, 1], Q[3, 1], R[1, 4]. Query[1, 1]has squared distances 1, 4, 9, so P is nearest. Move only the query to[2, 1]:distances 4, 1, 10, so Q is nearest. The original GO/TURN/STOP/WAITtable is unchanged and uses different coordinates/names. Both examples establish declared geometry, not factual truth, topic identity or a useful substitution rule.</w:t>
+      </w:r>
+    </w:p>
+    <w:p>
+      <w:pPr>
+        <w:pStyle w:val="Heading2"/>
+      </w:pPr>
+      <w:r>
+        <w:t>Trace the changed query without a semantic overclaim</w:t>
+      </w:r>
+    </w:p>
+    <w:p>
+      <w:r>
+        <w:drawing>
+          <wp:inline xmlns:a="http://schemas.openxmlformats.org/drawingml/2006/main" xmlns:pic="http://schemas.openxmlformats.org/drawingml/2006/picture">
+            <wp:extent cx="5486400" cy="3337560"/>
+            <wp:docPr id="2" name="Picture 2" descr="Distance to P: (1-0)²+(1-1)²=1. → Distances to Q/R: Q distance 4; R distance 9. → Select neighbour: P is nearest under the declared metric; this is a geometric result, not proof of meaning."/>
+            <wp:cNvGraphicFramePr>
+              <a:graphicFrameLocks noChangeAspect="1"/>
+            </wp:cNvGraphicFramePr>
+            <a:graphic>
+              <a:graphicData uri="http://schemas.openxmlformats.org/drawingml/2006/picture">
+                <pic:pic>
+                  <pic:nvPicPr>
+                    <pic:cNvPr id="0" name="academy-story-ai-5-26-02.png"/>
+                    <pic:cNvPicPr/>
+                  </pic:nvPicPr>
+                  <pic:blipFill>
+                    <a:blip r:embed="rId10"/>
+                    <a:stretch>
+                      <a:fillRect/>
+                    </a:stretch>
+                  </pic:blipFill>
+                  <pic:spPr>
+                    <a:xfrm>
+                      <a:off x="0" y="0"/>
+                      <a:ext cx="5486400" cy="3337560"/>
+                    </a:xfrm>
+                    <a:prstGeom prst="rect"/>
+                  </pic:spPr>
+                </pic:pic>
+              </a:graphicData>
+            </a:graphic>
+          </wp:inline>
+        </w:drawing>
+      </w:r>
+    </w:p>
+    <w:p>
+      <w:pPr>
+        <w:pStyle w:val="Heading3"/>
+      </w:pPr>
+      <w:r>
+        <w:t>Read the picture one step at a time</w:t>
+      </w:r>
+    </w:p>
+    <w:tbl>
+      <w:tblPr>
+        <w:tblStyle w:val="LightShading-Accent1"/>
+        <w:tblW w:type="auto" w:w="0"/>
+        <w:tblLook w:firstColumn="1" w:firstRow="1" w:lastColumn="0" w:lastRow="0" w:noHBand="0" w:noVBand="1" w:val="04A0"/>
+      </w:tblPr>
+      <w:tblGrid>
+        <w:gridCol w:w="5112"/>
+        <w:gridCol w:w="5112"/>
+      </w:tblGrid>
+      <w:tr>
+        <w:trPr>
+          <w:tblHeader/>
+        </w:trPr>
+        <w:tc>
+          <w:tcPr>
+            <w:tcW w:type="dxa" w:w="5112"/>
+          </w:tcPr>
+          <w:p>
+            <w:r>
+              <w:t>Step</w:t>
+            </w:r>
+          </w:p>
+        </w:tc>
+        <w:tc>
+          <w:tcPr>
+            <w:tcW w:type="dxa" w:w="5112"/>
+          </w:tcPr>
+          <w:p>
+            <w:r>
+              <w:t>What happens and why</w:t>
+            </w:r>
+          </w:p>
+        </w:tc>
+      </w:tr>
+      <w:tr>
+        <w:tc>
+          <w:tcPr>
+            <w:tcW w:type="dxa" w:w="5112"/>
+          </w:tcPr>
+          <w:p>
+            <w:r>
+              <w:t>1. Distance to P</w:t>
+            </w:r>
+          </w:p>
+        </w:tc>
+        <w:tc>
+          <w:tcPr>
+            <w:tcW w:type="dxa" w:w="5112"/>
+          </w:tcPr>
+          <w:p>
+            <w:r>
+              <w:t>(1-0)²+(1-1)²=1.</w:t>
+            </w:r>
+          </w:p>
+        </w:tc>
+      </w:tr>
+      <w:tr>
+        <w:tc>
+          <w:tcPr>
+            <w:tcW w:type="dxa" w:w="5112"/>
+          </w:tcPr>
+          <w:p>
+            <w:r>
+              <w:t>2. Distances to Q/R</w:t>
+            </w:r>
+          </w:p>
+        </w:tc>
+        <w:tc>
+          <w:tcPr>
+            <w:tcW w:type="dxa" w:w="5112"/>
+          </w:tcPr>
+          <w:p>
+            <w:r>
+              <w:t>Q distance 4; R distance 9.</w:t>
+            </w:r>
+          </w:p>
+        </w:tc>
+      </w:tr>
+      <w:tr>
+        <w:tc>
+          <w:tcPr>
+            <w:tcW w:type="dxa" w:w="5112"/>
+          </w:tcPr>
+          <w:p>
+            <w:r>
+              <w:t>3. Select neighbour</w:t>
+            </w:r>
+          </w:p>
+        </w:tc>
+        <w:tc>
+          <w:tcPr>
+            <w:tcW w:type="dxa" w:w="5112"/>
+          </w:tcPr>
+          <w:p>
+            <w:r>
+              <w:t>P is nearest under the declared metric; this is a geometric result, not proof of meaning.</w:t>
+            </w:r>
+          </w:p>
+        </w:tc>
+      </w:tr>
+    </w:tbl>
+    <w:p>
+      <w:r>
+        <w:t>Match each pictured step to the supplied facts. This is a worked teaching case, not an independent assessment.</w:t>
+      </w:r>
+    </w:p>
+    <w:p>
+      <w:pPr>
+        <w:spacing w:line="336" w:lineRule="auto" w:after="180"/>
+      </w:pPr>
+      <w:r>
+        <w:rPr>
+          <w:b w:val="0"/>
+        </w:rPr>
+        <w:t xml:space="preserve">An embedding stores each item as an ordered vector. Under </w:t>
+      </w:r>
+      <w:r>
+        <w:rPr>
+          <w:b/>
+        </w:rPr>
+        <w:t>squared Euclidean distance</w:t>
+      </w:r>
+      <w:r>
+        <w:rPr>
+          <w:b w:val="0"/>
+        </w:rPr>
+        <w:t>, subtract matching coordinates, square their differences and add. The smallest total identifies the nearest supplied vector.</w:t>
+      </w:r>
+    </w:p>
+    <w:p>
+      <w:pPr>
+        <w:spacing w:line="336" w:lineRule="auto" w:after="180"/>
+      </w:pPr>
+      <w:r>
+        <w:rPr>
+          <w:b w:val="0"/>
+        </w:rPr>
+        <w:t xml:space="preserve">These invented coordinates let us check geometry exactly; a claim that neighbours share meaning needs </w:t>
+      </w:r>
+      <w:r>
+        <w:rPr>
+          <w:b/>
+        </w:rPr>
+        <w:t>evidence</w:t>
+      </w:r>
+      <w:r>
+        <w:rPr>
+          <w:b w:val="0"/>
+        </w:rPr>
+        <w:t xml:space="preserve"> about how the representation was learned and used.</w:t>
+      </w:r>
+    </w:p>
+    <w:p>
+      <w:pPr>
+        <w:spacing w:line="336" w:lineRule="auto" w:after="180"/>
+      </w:pPr>
+      <w:r>
+        <w:rPr>
+          <w:b w:val="0"/>
+        </w:rPr>
+        <w:t xml:space="preserve">Embedding geometry depends on </w:t>
+      </w:r>
+      <w:r>
+        <w:rPr>
+          <w:b/>
+        </w:rPr>
+        <w:t>training</w:t>
+      </w:r>
+      <w:r>
+        <w:rPr>
+          <w:b w:val="0"/>
+        </w:rPr>
+        <w:t>, metric and scale; proximity does not prove truth, causation or source permission.</w:t>
+      </w:r>
+    </w:p>
+    <w:p>
+      <w:pPr>
+        <w:spacing w:line="336" w:lineRule="auto" w:after="180"/>
+      </w:pPr>
+      <w:r>
+        <w:rPr>
+          <w:b w:val="0"/>
+        </w:rPr>
+        <w:t>Change: Move the query to [2, 1].</w:t>
+      </w:r>
+    </w:p>
+    <w:p>
+      <w:pPr>
+        <w:spacing w:line="336" w:lineRule="auto" w:after="180"/>
+      </w:pPr>
+      <w:r>
+        <w:rPr>
+          <w:b/>
+        </w:rPr>
+        <w:t>Prediction</w:t>
+      </w:r>
+      <w:r>
+        <w:rPr>
+          <w:b w:val="0"/>
+        </w:rPr>
+        <w:t>: Q becomes nearest with squared distance 1; P distance 4; R distance 10.</w:t>
+      </w:r>
+    </w:p>
+    <w:p>
+      <w:pPr>
+        <w:spacing w:line="336" w:lineRule="auto" w:after="180"/>
+      </w:pPr>
+      <w:r>
+        <w:rPr>
+          <w:b w:val="0"/>
+        </w:rPr>
+        <w:t>Reason: Changing the query position changes geometric neighbours while the stored table remains fixed.</w:t>
+      </w:r>
+    </w:p>
+    <w:p>
+      <w:pPr>
+        <w:pStyle w:val="Heading2"/>
+      </w:pPr>
+      <w:r>
+        <w:t>Earlier wording, alternatives and picture transcripts · reference / check after trying</w:t>
       </w:r>
     </w:p>
     <w:tbl>
@@ -1040,59 +2010,6 @@
         <w:pStyle w:val="Heading3"/>
       </w:pPr>
       <w:r>
-        <w:t>Explain Embeddings and neighbourhoods · 3</w:t>
-      </w:r>
-    </w:p>
-    <w:p>
-      <w:pPr>
-        <w:spacing w:line="336" w:lineRule="auto" w:after="180"/>
-      </w:pPr>
-      <w:r>
-        <w:rPr>
-          <w:b w:val="0"/>
-        </w:rPr>
-        <w:t>Guided: STOP distances to GO, TURN and WAIT are 8, 2 and 1, so WAIT is nearest. Exit: the original table and squared Euclidean rule place TURN nearest to GO among the stated candidates.</w:t>
-      </w:r>
-    </w:p>
-    <w:p>
-      <w:pPr>
-        <w:spacing w:line="336" w:lineRule="auto" w:after="180"/>
-      </w:pPr>
-      <w:r>
-        <w:rPr>
-          <w:b w:val="0"/>
-        </w:rPr>
-        <w:t>That is not proof of equivalent meaning or substitutability.</w:t>
-      </w:r>
-    </w:p>
-    <w:p>
-      <w:pPr>
-        <w:spacing w:line="336" w:lineRule="auto" w:after="180"/>
-      </w:pPr>
-      <w:r>
-        <w:rPr>
-          <w:b w:val="0"/>
-        </w:rPr>
-        <w:t xml:space="preserve">A lower artificial </w:t>
-      </w:r>
-      <w:r>
-        <w:rPr>
-          <w:b/>
-        </w:rPr>
-        <w:t>training</w:t>
-      </w:r>
-      <w:r>
-        <w:rPr>
-          <w:b w:val="0"/>
-        </w:rPr>
-        <w:t xml:space="preserve"> objective only supports improvement on that objective; useful task behaviour requires appropriate independent evaluation and error analysis.</w:t>
-      </w:r>
-    </w:p>
-    <w:p>
-      <w:pPr>
-        <w:pStyle w:val="Heading3"/>
-      </w:pPr>
-      <w:r>
         <w:t>Model the reasoning aloud</w:t>
       </w:r>
     </w:p>
@@ -1469,85 +2386,10 @@
     </w:p>
     <w:p>
       <w:pPr>
-        <w:spacing w:line="336" w:lineRule="auto" w:after="180"/>
-      </w:pPr>
-      <w:r>
-        <w:rPr>
-          <w:b w:val="0"/>
-        </w:rPr>
-        <w:t>Measure embedding neighbours without turning numerical proximity into factual certainty.</w:t>
-      </w:r>
-    </w:p>
-    <w:p>
-      <w:pPr>
         <w:pStyle w:val="Heading3"/>
       </w:pPr>
       <w:r>
         <w:t>The facts we will use</w:t>
-      </w:r>
-    </w:p>
-    <w:p>
-      <w:pPr>
-        <w:pStyle w:val="Heading3"/>
-      </w:pPr>
-      <w:r>
-        <w:t>Supplied facts</w:t>
-      </w:r>
-    </w:p>
-    <w:p>
-      <w:pPr>
-        <w:spacing w:line="336" w:lineRule="auto" w:after="180"/>
-        <w:shd w:fill="F1F6FC"/>
-      </w:pPr>
-      <w:r>
-        <w:rPr>
-          <w:b w:val="0"/>
-        </w:rPr>
-        <w:t xml:space="preserve">Toy table P =[0, 1], Q=[3, 1], R=[1, 4]; query [1, 1]. Use </w:t>
-      </w:r>
-      <w:r>
-        <w:rPr>
-          <w:b/>
-        </w:rPr>
-        <w:t>squared Euclidean distance</w:t>
-      </w:r>
-      <w:r>
-        <w:rPr>
-          <w:b w:val="0"/>
-        </w:rPr>
-        <w:t>.</w:t>
-      </w:r>
-    </w:p>
-    <w:p>
-      <w:pPr>
-        <w:pStyle w:val="Heading3"/>
-      </w:pPr>
-      <w:r>
-        <w:t>Supplied facts</w:t>
-      </w:r>
-    </w:p>
-    <w:p>
-      <w:pPr>
-        <w:spacing w:line="336" w:lineRule="auto" w:after="180"/>
-        <w:shd w:fill="F1F6FC"/>
-      </w:pPr>
-      <w:r>
-        <w:rPr>
-          <w:b w:val="0"/>
-        </w:rPr>
-        <w:t xml:space="preserve">All </w:t>
-      </w:r>
-      <w:r>
-        <w:rPr>
-          <w:b/>
-        </w:rPr>
-        <w:t>input</w:t>
-      </w:r>
-      <w:r>
-        <w:rPr>
-          <w:b w:val="0"/>
-        </w:rPr>
-        <w:t>s and outcomes in this worked example are invented classroom data; no real model run is claimed.</w:t>
       </w:r>
     </w:p>
     <w:p>
@@ -1555,7 +2397,7 @@
         <w:drawing>
           <wp:inline xmlns:a="http://schemas.openxmlformats.org/drawingml/2006/main" xmlns:pic="http://schemas.openxmlformats.org/drawingml/2006/picture">
             <wp:extent cx="5486400" cy="5617029"/>
-            <wp:docPr id="1" name="Picture 1" descr="Squared Euclidean embedding distances"/>
+            <wp:docPr id="3" name="Picture 3" descr="Squared Euclidean embedding distances"/>
             <wp:cNvGraphicFramePr>
               <a:graphicFrameLocks noChangeAspect="1"/>
             </wp:cNvGraphicFramePr>
@@ -1567,7 +2409,7 @@
                     <pic:cNvPicPr/>
                   </pic:nvPicPr>
                   <pic:blipFill>
-                    <a:blip r:embed="rId9"/>
+                    <a:blip r:embed="rId11"/>
                     <a:stretch>
                       <a:fillRect/>
                     </a:stretch>
@@ -1591,7 +2433,7 @@
         <w:drawing>
           <wp:inline xmlns:a="http://schemas.openxmlformats.org/drawingml/2006/main" xmlns:pic="http://schemas.openxmlformats.org/drawingml/2006/picture">
             <wp:extent cx="5486400" cy="5185229"/>
-            <wp:docPr id="2" name="Picture 2" descr="Embeddings and neighbourhoods. Distance to P: (1-0)²+(1-1)²=1.. Distances to Q/R: Q distance 4; R distance 9.. Select neighbour: P is nearest under the declared metric; this is a geometric result, not proof of meaning."/>
+            <wp:docPr id="4" name="Picture 4" descr="Embeddings and neighbourhoods. Distance to P: (1-0)²+(1-1)²=1.. Distances to Q/R: Q distance 4; R distance 9.. Select neighbour: P is nearest under the declared metric; this is a geometric result, not proof of meaning."/>
             <wp:cNvGraphicFramePr>
               <a:graphicFrameLocks noChangeAspect="1"/>
             </wp:cNvGraphicFramePr>
@@ -1603,7 +2445,7 @@
                     <pic:cNvPicPr/>
                   </pic:nvPicPr>
                   <pic:blipFill>
-                    <a:blip r:embed="rId10"/>
+                    <a:blip r:embed="rId12"/>
                     <a:stretch>
                       <a:fillRect/>
                     </a:stretch>
@@ -1627,114 +2469,7 @@
         <w:pStyle w:val="Heading3"/>
       </w:pPr>
       <w:r>
-        <w:t>Read the picture one step at a time</w:t>
-      </w:r>
-    </w:p>
-    <w:tbl>
-      <w:tblPr>
-        <w:tblStyle w:val="LightShading-Accent1"/>
-        <w:tblW w:type="auto" w:w="0"/>
-        <w:tblLook w:firstColumn="1" w:firstRow="1" w:lastColumn="0" w:lastRow="0" w:noHBand="0" w:noVBand="1" w:val="04A0"/>
-      </w:tblPr>
-      <w:tblGrid>
-        <w:gridCol w:w="5112"/>
-        <w:gridCol w:w="5112"/>
-      </w:tblGrid>
-      <w:tr>
-        <w:trPr>
-          <w:tblHeader/>
-        </w:trPr>
-        <w:tc>
-          <w:tcPr>
-            <w:tcW w:type="dxa" w:w="5112"/>
-          </w:tcPr>
-          <w:p>
-            <w:r>
-              <w:t>Step</w:t>
-            </w:r>
-          </w:p>
-        </w:tc>
-        <w:tc>
-          <w:tcPr>
-            <w:tcW w:type="dxa" w:w="5112"/>
-          </w:tcPr>
-          <w:p>
-            <w:r>
-              <w:t>What happens and why</w:t>
-            </w:r>
-          </w:p>
-        </w:tc>
-      </w:tr>
-      <w:tr>
-        <w:tc>
-          <w:tcPr>
-            <w:tcW w:type="dxa" w:w="5112"/>
-          </w:tcPr>
-          <w:p>
-            <w:r>
-              <w:t>1. Distance to P</w:t>
-            </w:r>
-          </w:p>
-        </w:tc>
-        <w:tc>
-          <w:tcPr>
-            <w:tcW w:type="dxa" w:w="5112"/>
-          </w:tcPr>
-          <w:p>
-            <w:r>
-              <w:t>(1-0)²+(1-1)²=1.</w:t>
-            </w:r>
-          </w:p>
-        </w:tc>
-      </w:tr>
-      <w:tr>
-        <w:tc>
-          <w:tcPr>
-            <w:tcW w:type="dxa" w:w="5112"/>
-          </w:tcPr>
-          <w:p>
-            <w:r>
-              <w:t>2. Distances to Q/R</w:t>
-            </w:r>
-          </w:p>
-        </w:tc>
-        <w:tc>
-          <w:tcPr>
-            <w:tcW w:type="dxa" w:w="5112"/>
-          </w:tcPr>
-          <w:p>
-            <w:r>
-              <w:t>Q distance 4; R distance 9.</w:t>
-            </w:r>
-          </w:p>
-        </w:tc>
-      </w:tr>
-      <w:tr>
-        <w:tc>
-          <w:tcPr>
-            <w:tcW w:type="dxa" w:w="5112"/>
-          </w:tcPr>
-          <w:p>
-            <w:r>
-              <w:t>3. Select neighbour</w:t>
-            </w:r>
-          </w:p>
-        </w:tc>
-        <w:tc>
-          <w:tcPr>
-            <w:tcW w:type="dxa" w:w="5112"/>
-          </w:tcPr>
-          <w:p>
-            <w:r>
-              <w:t>P is nearest under the declared metric; this is a geometric result, not proof of meaning.</w:t>
-            </w:r>
-          </w:p>
-        </w:tc>
-      </w:tr>
-    </w:tbl>
-    <w:p>
-      <w:r>
-        <w:t>Match each pictured step to the supplied facts. This is a worked teaching case, not an independent assessment.</w:t>
+        <w:t>Why this result follows</w:t>
       </w:r>
     </w:p>
     <w:p>
@@ -1742,7 +2477,7 @@
         <w:pStyle w:val="Heading3"/>
       </w:pPr>
       <w:r>
-        <w:t>Why this result follows</w:t>
+        <w:t>What this example does not establish</w:t>
       </w:r>
     </w:p>
     <w:p>
@@ -1750,43 +2485,38 @@
         <w:pStyle w:val="Heading3"/>
       </w:pPr>
       <w:r>
-        <w:t>Why the result follows</w:t>
+        <w:t>Change one thing in the pictured case</w:t>
       </w:r>
     </w:p>
     <w:p>
       <w:pPr>
+        <w:pStyle w:val="Heading3"/>
+      </w:pPr>
+      <w:r>
+        <w:t>Ask while showing the picture</w:t>
+      </w:r>
+    </w:p>
+    <w:p>
+      <w:pPr>
         <w:spacing w:line="336" w:lineRule="auto" w:after="180"/>
-        <w:shd w:fill="F1F6FC"/>
       </w:pPr>
       <w:r>
         <w:rPr>
           <w:b w:val="0"/>
         </w:rPr>
-        <w:t xml:space="preserve">An embedding stores each item as an ordered vector. Under </w:t>
+        <w:t xml:space="preserve">Cover the result. Ask learners to name the </w:t>
       </w:r>
       <w:r>
         <w:rPr>
           <w:b/>
         </w:rPr>
-        <w:t>squared Euclidean distance</w:t>
+        <w:t>input</w:t>
       </w:r>
       <w:r>
         <w:rPr>
           <w:b w:val="0"/>
         </w:rPr>
-        <w:t>, subtract matching coordinates, square their differences and add. The smallest total identifies the nearest supplied vector.</w:t>
-      </w:r>
-    </w:p>
-    <w:p>
-      <w:pPr>
-        <w:spacing w:line="336" w:lineRule="auto" w:after="180"/>
-        <w:shd w:fill="F1F6FC"/>
-      </w:pPr>
-      <w:r>
-        <w:rPr>
-          <w:b w:val="0"/>
-        </w:rPr>
-        <w:t xml:space="preserve">These invented coordinates let us check geometry exactly; a claim that neighbours share meaning needs </w:t>
+        <w:t xml:space="preserve">s and predict the next step. Uncover one step, connect the icon to the actual procedure, and explain its </w:t>
       </w:r>
       <w:r>
         <w:rPr>
@@ -1798,148 +2528,72 @@
         <w:rPr>
           <w:b w:val="0"/>
         </w:rPr>
-        <w:t xml:space="preserve"> about how the representation was learned and used.</w:t>
+        <w:t>. Then change the supplied condition and compare.</w:t>
       </w:r>
     </w:p>
     <w:p>
       <w:pPr>
-        <w:pStyle w:val="Heading3"/>
-      </w:pPr>
-      <w:r>
-        <w:t>What this example does not establish</w:t>
-      </w:r>
-    </w:p>
-    <w:p>
-      <w:pPr>
-        <w:pStyle w:val="Heading3"/>
-      </w:pPr>
-      <w:r>
-        <w:t>Keep the stated limit</w:t>
-      </w:r>
-    </w:p>
-    <w:p>
-      <w:pPr>
         <w:spacing w:line="336" w:lineRule="auto" w:after="180"/>
-        <w:shd w:fill="FFF5E6"/>
       </w:pPr>
       <w:r>
         <w:rPr>
           <w:b w:val="0"/>
         </w:rPr>
-        <w:t xml:space="preserve">Embedding geometry depends on </w:t>
-      </w:r>
-      <w:r>
-        <w:rPr>
-          <w:b/>
-        </w:rPr>
-        <w:t>training</w:t>
-      </w:r>
+        <w:t>The picture is a representation; it does not document execution of a real AI model.</w:t>
+      </w:r>
+    </w:p>
+    <w:p>
+      <w:pPr>
+        <w:pStyle w:val="Heading1"/>
+      </w:pPr>
+      <w:r>
+        <w:t>03. Model a step,then remove help</w:t>
+      </w:r>
+    </w:p>
+    <w:p>
+      <w:r>
+        <w:t>Collect each learner’s reasoning before showing a key.</w:t>
+      </w:r>
+    </w:p>
+    <w:p>
+      <w:pPr>
+        <w:pStyle w:val="Heading2"/>
+      </w:pPr>
+      <w:r>
+        <w:t>Current completion task and checked reasoning</w:t>
+      </w:r>
+    </w:p>
+    <w:p>
+      <w:pPr>
+        <w:spacing w:line="336" w:lineRule="auto" w:after="180"/>
+      </w:pPr>
       <w:r>
         <w:rPr>
           <w:b w:val="0"/>
         </w:rPr>
-        <w:t>, metric and scale; proximity does not prove truth, causation or source permission.</w:t>
+        <w:t>Completion task: For query [1, 0], compute squared distances to GO, TURN, STOP and WAIT in the original table. Return all nearest candidates.</w:t>
       </w:r>
     </w:p>
     <w:p>
       <w:pPr>
-        <w:pStyle w:val="Heading3"/>
-      </w:pPr>
-      <w:r>
-        <w:t>Change one thing in the pictured case</w:t>
-      </w:r>
-    </w:p>
-    <w:p>
-      <w:pPr>
-        <w:pStyle w:val="Heading3"/>
-      </w:pPr>
-      <w:r>
-        <w:t>Change one thing</w:t>
-      </w:r>
-    </w:p>
-    <w:p>
-      <w:pPr>
         <w:spacing w:line="336" w:lineRule="auto" w:after="180"/>
-        <w:shd w:fill="F5F1FB"/>
       </w:pPr>
       <w:r>
         <w:rPr>
           <w:b w:val="0"/>
         </w:rPr>
-        <w:t>Change: Move the query to [2, 1].</w:t>
+        <w:t>Teacher check: Teacher explanation: Distances are 1, 1, 5 and 2 respectively. The nearest set is GO and TURN; ordering their names does not remove the tie.</w:t>
       </w:r>
     </w:p>
     <w:p>
       <w:pPr>
-        <w:pStyle w:val="Heading3"/>
-      </w:pPr>
-      <w:r>
-        <w:t>Predicted result</w:t>
-      </w:r>
-    </w:p>
-    <w:p>
-      <w:pPr>
         <w:spacing w:line="336" w:lineRule="auto" w:after="180"/>
-        <w:shd w:fill="F1F6FC"/>
-      </w:pPr>
-      <w:r>
-        <w:rPr>
-          <w:b/>
-        </w:rPr>
-        <w:t>Prediction</w:t>
-      </w:r>
+      </w:pPr>
       <w:r>
         <w:rPr>
           <w:b w:val="0"/>
         </w:rPr>
-        <w:t>: Q becomes nearest with squared distance 1; P distance 4; R distance 10.</w:t>
-      </w:r>
-    </w:p>
-    <w:p>
-      <w:pPr>
-        <w:pStyle w:val="Heading3"/>
-      </w:pPr>
-      <w:r>
-        <w:t>Why the result follows</w:t>
-      </w:r>
-    </w:p>
-    <w:p>
-      <w:pPr>
-        <w:spacing w:line="336" w:lineRule="auto" w:after="180"/>
-        <w:shd w:fill="F1F6FC"/>
-      </w:pPr>
-      <w:r>
-        <w:rPr>
-          <w:b w:val="0"/>
-        </w:rPr>
-        <w:t>Reason: Changing the query position changes geometric neighbours while the stored table remains fixed.</w:t>
-      </w:r>
-    </w:p>
-    <w:p>
-      <w:pPr>
-        <w:pStyle w:val="Heading3"/>
-      </w:pPr>
-      <w:r>
-        <w:t>Ask while showing the picture</w:t>
-      </w:r>
-    </w:p>
-    <w:p>
-      <w:pPr>
-        <w:pStyle w:val="Heading3"/>
-      </w:pPr>
-      <w:r>
-        <w:t>Ask while showing the picture · 4</w:t>
-      </w:r>
-    </w:p>
-    <w:p>
-      <w:pPr>
-        <w:spacing w:line="336" w:lineRule="auto" w:after="180"/>
-      </w:pPr>
-      <w:r>
-        <w:rPr>
-          <w:b w:val="0"/>
-        </w:rPr>
-        <w:t xml:space="preserve">Cover the result. Ask learners to name the </w:t>
+        <w:t xml:space="preserve">Start by identifying the given </w:t>
       </w:r>
       <w:r>
         <w:rPr>
@@ -1951,7 +2605,112 @@
         <w:rPr>
           <w:b w:val="0"/>
         </w:rPr>
-        <w:t xml:space="preserve">s and predict the next step. Uncover one step, connect the icon to the actual procedure, and explain its </w:t>
+        <w:t>s together. Leave the intermediate steps blank. If needed, model one step, then withdraw that help on the next step. Move to a full trace only when the partial trace is understood.</w:t>
+      </w:r>
+    </w:p>
+    <w:p>
+      <w:pPr>
+        <w:spacing w:line="336" w:lineRule="auto" w:after="180"/>
+      </w:pPr>
+      <w:r>
+        <w:rPr>
+          <w:b w:val="0"/>
+        </w:rPr>
+        <w:t>For partners, alternate explainer and checker; collect a response from every learner before discussion.</w:t>
+      </w:r>
+    </w:p>
+    <w:p>
+      <w:pPr>
+        <w:pStyle w:val="Heading2"/>
+      </w:pPr>
+      <w:r>
+        <w:t>Individual misconception check</w:t>
+      </w:r>
+    </w:p>
+    <w:p>
+      <w:pPr>
+        <w:spacing w:line="336" w:lineRule="auto" w:after="180"/>
+      </w:pPr>
+      <w:r>
+        <w:rPr>
+          <w:b w:val="0"/>
+        </w:rPr>
+        <w:t xml:space="preserve">Use the worked case for Embeddings and </w:t>
+      </w:r>
+      <w:r>
+        <w:rPr>
+          <w:b/>
+        </w:rPr>
+        <w:t>neighbourhood</w:t>
+      </w:r>
+      <w:r>
+        <w:rPr>
+          <w:b w:val="0"/>
+        </w:rPr>
+        <w:t>s. Proposed explanation: “Token ID differences define embedding distances”. Decide whether this explanation is supported.</w:t>
+      </w:r>
+    </w:p>
+    <w:p>
+      <w:pPr>
+        <w:spacing w:line="336" w:lineRule="auto" w:after="180"/>
+      </w:pPr>
+      <w:r>
+        <w:rPr>
+          <w:b w:val="0"/>
+        </w:rPr>
+        <w:t>Point to the step or supplied fact that decides; explain your repair if needed.</w:t>
+      </w:r>
+    </w:p>
+    <w:p>
+      <w:pPr>
+        <w:spacing w:line="336" w:lineRule="auto" w:after="180"/>
+      </w:pPr>
+      <w:r>
+        <w:rPr>
+          <w:b w:val="0"/>
+        </w:rPr>
+        <w:t>Expected correction: The ID selects a row; distances are computed between row vectors.</w:t>
+      </w:r>
+    </w:p>
+    <w:p>
+      <w:pPr>
+        <w:spacing w:line="336" w:lineRule="auto" w:after="180"/>
+      </w:pPr>
+      <w:r>
+        <w:rPr>
+          <w:b w:val="0"/>
+        </w:rPr>
+        <w:t>Collect explanations, not only yes/no votes. If a misunderstanding is common, re-model the relevant step for the class.</w:t>
+      </w:r>
+    </w:p>
+    <w:p>
+      <w:pPr>
+        <w:spacing w:line="336" w:lineRule="auto" w:after="180"/>
+      </w:pPr>
+      <w:r>
+        <w:rPr>
+          <w:b w:val="0"/>
+        </w:rPr>
+        <w:t>If it affects a few learners, give a short targeted group explanation while others solve a more demanding variation.</w:t>
+      </w:r>
+    </w:p>
+    <w:p>
+      <w:pPr>
+        <w:pStyle w:val="Heading2"/>
+      </w:pPr>
+      <w:r>
+        <w:t>Pictured reasoning and changed case</w:t>
+      </w:r>
+    </w:p>
+    <w:p>
+      <w:pPr>
+        <w:spacing w:line="336" w:lineRule="auto" w:after="180"/>
+      </w:pPr>
+      <w:r>
+        <w:rPr>
+          <w:b w:val="0"/>
+        </w:rPr>
+        <w:t xml:space="preserve">What would justify claiming nearby vectors mean related topics? Point to the relevant step in the picture, then write the changed result and the rule or </w:t>
       </w:r>
       <w:r>
         <w:rPr>
@@ -1963,31 +2722,142 @@
         <w:rPr>
           <w:b w:val="0"/>
         </w:rPr>
-        <w:t>. Then change the supplied condition and compare.</w:t>
+        <w:t xml:space="preserve"> that supports it.</w:t>
       </w:r>
     </w:p>
     <w:p>
       <w:pPr>
         <w:spacing w:line="336" w:lineRule="auto" w:after="180"/>
       </w:pPr>
+      <w:r>
+        <w:rPr>
+          <w:b/>
+        </w:rPr>
+        <w:t>Evidence</w:t>
+      </w:r>
       <w:r>
         <w:rPr>
           <w:b w:val="0"/>
         </w:rPr>
-        <w:t>The picture is a representation; it does not document execution of a real AI model.</w:t>
+        <w:t xml:space="preserve"> about how the table was learned plus task-specific evaluation. These invented coordinates alone establish only distances. Changed-case check: Q becomes nearest with squared distance 1; P distance 4; R distance 10.</w:t>
       </w:r>
     </w:p>
     <w:p>
       <w:pPr>
-        <w:pStyle w:val="Heading1"/>
-      </w:pPr>
-      <w:r>
-        <w:t>03. Demonstrate and guide practice</w:t>
+        <w:spacing w:line="336" w:lineRule="auto" w:after="180"/>
+      </w:pPr>
+      <w:r>
+        <w:rPr>
+          <w:b w:val="0"/>
+        </w:rPr>
+        <w:t>Changing the query position changes geometric neighbours while the stored table remains fixed.</w:t>
       </w:r>
     </w:p>
     <w:p>
-      <w:r>
-        <w:t>Demonstrate Embeddings and neighbourhoods, reduce support deliberately and check individual reasoning before discussing answers.</w:t>
+      <w:pPr>
+        <w:spacing w:line="336" w:lineRule="auto" w:after="180"/>
+      </w:pPr>
+      <w:r>
+        <w:rPr>
+          <w:b w:val="0"/>
+        </w:rPr>
+        <w:t>Changed-case reasoning: Q becomes nearest with squared distance 1; P distance 4; R distance 10. Changing the query position changes geometric neighbours while the stored table remains fixed.</w:t>
+      </w:r>
+    </w:p>
+    <w:p>
+      <w:pPr>
+        <w:spacing w:line="336" w:lineRule="auto" w:after="180"/>
+      </w:pPr>
+      <w:r>
+        <w:rPr>
+          <w:b w:val="0"/>
+        </w:rPr>
+        <w:t xml:space="preserve">Collect each learner’s explanation before discussion. Use the first missing connection between </w:t>
+      </w:r>
+      <w:r>
+        <w:rPr>
+          <w:b/>
+        </w:rPr>
+        <w:t>input</w:t>
+      </w:r>
+      <w:r>
+        <w:rPr>
+          <w:b w:val="0"/>
+        </w:rPr>
+        <w:t xml:space="preserve">, deciding step and result to choose support. This question is worked-case practice, not fresh mastery </w:t>
+      </w:r>
+      <w:r>
+        <w:rPr>
+          <w:b/>
+        </w:rPr>
+        <w:t>evidence</w:t>
+      </w:r>
+      <w:r>
+        <w:rPr>
+          <w:b w:val="0"/>
+        </w:rPr>
+        <w:t>.</w:t>
+      </w:r>
+    </w:p>
+    <w:p>
+      <w:pPr>
+        <w:pStyle w:val="Heading2"/>
+      </w:pPr>
+      <w:r>
+        <w:t>Accessible support and extension</w:t>
+      </w:r>
+    </w:p>
+    <w:p>
+      <w:pPr>
+        <w:spacing w:line="336" w:lineRule="auto" w:after="180"/>
+      </w:pPr>
+      <w:r>
+        <w:rPr>
+          <w:b w:val="0"/>
+        </w:rPr>
+        <w:t xml:space="preserve">Use See how it works and Follow a worked example. Collect a </w:t>
+      </w:r>
+      <w:r>
+        <w:rPr>
+          <w:b/>
+        </w:rPr>
+        <w:t>prediction</w:t>
+      </w:r>
+      <w:r>
+        <w:rPr>
+          <w:b w:val="0"/>
+        </w:rPr>
+        <w:t xml:space="preserve"> before revealing its result; ask the learner to point to each intermediate fact.</w:t>
+      </w:r>
+    </w:p>
+    <w:p>
+      <w:pPr>
+        <w:spacing w:line="336" w:lineRule="auto" w:after="180"/>
+      </w:pPr>
+      <w:r>
+        <w:rPr>
+          <w:b w:val="0"/>
+        </w:rPr>
+        <w:t>Provide separate columns for token, ID and vector. Use a distance ledger with two differences, two squares and a sum; allow calculators.</w:t>
+      </w:r>
+    </w:p>
+    <w:p>
+      <w:pPr>
+        <w:spacing w:line="336" w:lineRule="auto" w:after="180"/>
+      </w:pPr>
+      <w:r>
+        <w:rPr>
+          <w:b w:val="0"/>
+        </w:rPr>
+        <w:t>Extension: consistently permute all table row IDs and show that token-level neighbour results stay unchanged, then deliberately omit the table permutation to expose the mismatch.</w:t>
+      </w:r>
+    </w:p>
+    <w:p>
+      <w:pPr>
+        <w:pStyle w:val="Heading2"/>
+      </w:pPr>
+      <w:r>
+        <w:t>Earlier wording, alternatives and picture transcripts · reference / check after trying</w:t>
       </w:r>
     </w:p>
     <w:tbl>
@@ -2204,106 +3074,141 @@
     </w:tbl>
     <w:p>
       <w:pPr>
+        <w:pStyle w:val="Heading3"/>
+      </w:pPr>
+      <w:r>
+        <w:t>Reduce help deliberately</w:t>
+      </w:r>
+    </w:p>
+    <w:p>
+      <w:pPr>
+        <w:pStyle w:val="Heading3"/>
+      </w:pPr>
+      <w:r>
+        <w:t>Individual reasoning check</w:t>
+      </w:r>
+    </w:p>
+    <w:p>
+      <w:pPr>
+        <w:pStyle w:val="Heading3"/>
+      </w:pPr>
+      <w:r>
+        <w:t>Pictorial practice question</w:t>
+      </w:r>
+    </w:p>
+    <w:p>
+      <w:pPr>
+        <w:pStyle w:val="Heading3"/>
+      </w:pPr>
+      <w:r>
+        <w:t>Reasoned teacher answer</w:t>
+      </w:r>
+    </w:p>
+    <w:p>
+      <w:pPr>
+        <w:pStyle w:val="Heading1"/>
+      </w:pPr>
+      <w:r>
+        <w:t>04. Run the complete supplied investigation</w:t>
+      </w:r>
+    </w:p>
+    <w:p>
+      <w:r>
+        <w:t>Separate predictions,actual runs and paper traces.</w:t>
+      </w:r>
+    </w:p>
+    <w:p>
+      <w:pPr>
+        <w:pStyle w:val="Heading2"/>
+      </w:pPr>
+      <w:r>
+        <w:t>Complete inputs,expected results and limits</w:t>
+      </w:r>
+    </w:p>
+    <w:p>
+      <w:pPr>
         <w:spacing w:line="336" w:lineRule="auto" w:after="180"/>
       </w:pPr>
       <w:r>
         <w:rPr>
           <w:b w:val="0"/>
         </w:rPr>
-        <w:t xml:space="preserve">Use See how it works and Follow a worked example. Collect a </w:t>
+        <w:t>W1TURN WAIT STOPplusPADgives vectors[[1, 1], [0, 1], [0, 2], [0, 0]], mask[1, 1, 1, 0], shape 4×2. W2 query[1, 0]distances 1/1/5/2 forGO/TURN/STOP/WAIT, bothGO/TURN. W3 isolatedGOgradient[4, −4], new[1, 1], loss 8→2, TURNcollision; no useful semantics proved. W5 swappingIDsalonechangesselectedrows; save/change vocabulary mapping, table version and consumers consistently.</w:t>
+      </w:r>
+    </w:p>
+    <w:p>
+      <w:pPr>
+        <w:spacing w:line="336" w:lineRule="auto" w:after="180"/>
+      </w:pPr>
+      <w:r>
+        <w:rPr>
+          <w:b w:val="0"/>
+        </w:rPr>
+        <w:t>IndependentA[0, 0], B[2, 0], C[1, 2], query[1, 0]distances 1/1/4, bothA/B; meanA/B[1, 0]and reversemeanidentical. Candidate A is valid in that separate table, not a PAD role inferred from zero coordinates.</w:t>
+      </w:r>
+    </w:p>
+    <w:p>
+      <w:pPr>
+        <w:pStyle w:val="Heading2"/>
+      </w:pPr>
+      <w:r>
+        <w:t>Diagnose the current misconceptions</w:t>
+      </w:r>
+    </w:p>
+    <w:p>
+      <w:pPr>
+        <w:spacing w:line="336" w:lineRule="auto" w:after="180"/>
+      </w:pPr>
+      <w:r>
+        <w:rPr>
+          <w:b w:val="0"/>
+        </w:rPr>
+        <w:t>Token ID differences define embedding distances: The ID selects a row; distances are computed between row vectors.</w:t>
+      </w:r>
+    </w:p>
+    <w:p>
+      <w:pPr>
+        <w:spacing w:line="336" w:lineRule="auto" w:after="180"/>
+      </w:pPr>
+      <w:r>
+        <w:rPr>
+          <w:b w:val="0"/>
+        </w:rPr>
+        <w:t>Nearest always means interchangeable: Closeness depends on representation, metric and candidates, and need not preserve task labels or meaning.</w:t>
+      </w:r>
+    </w:p>
+    <w:p>
+      <w:pPr>
+        <w:spacing w:line="336" w:lineRule="auto" w:after="180"/>
+      </w:pPr>
+      <w:r>
+        <w:rPr>
+          <w:b w:val="0"/>
+        </w:rPr>
+        <w:t>A learned embedding cannot lose identity: Two rows can coincide, and sequence aggregation can create additional collisions.</w:t>
+      </w:r>
+    </w:p>
+    <w:p>
+      <w:pPr>
+        <w:spacing w:line="336" w:lineRule="auto" w:after="180"/>
+      </w:pPr>
+      <w:r>
+        <w:rPr>
+          <w:b w:val="0"/>
+        </w:rPr>
+        <w:t xml:space="preserve">Use Run the investigation for the </w:t>
       </w:r>
       <w:r>
         <w:rPr>
           <w:b/>
         </w:rPr>
-        <w:t>prediction</w:t>
+        <w:t>evidence</w:t>
       </w:r>
       <w:r>
         <w:rPr>
           <w:b w:val="0"/>
         </w:rPr>
-        <w:t xml:space="preserve"> before revealing its result; ask the learner to point to each intermediate fact.</w:t>
-      </w:r>
-    </w:p>
-    <w:p>
-      <w:pPr>
-        <w:spacing w:line="336" w:lineRule="auto" w:after="180"/>
-      </w:pPr>
-      <w:r>
-        <w:rPr>
-          <w:b w:val="0"/>
-        </w:rPr>
-        <w:t>Provide separate columns for token, ID and vector. Use a distance ledger with two differences, two squares and a sum; allow calculators.</w:t>
-      </w:r>
-    </w:p>
-    <w:p>
-      <w:pPr>
-        <w:spacing w:line="336" w:lineRule="auto" w:after="180"/>
-      </w:pPr>
-      <w:r>
-        <w:rPr>
-          <w:b w:val="0"/>
-        </w:rPr>
-        <w:t>Extension: consistently permute all table row IDs and show that token-level neighbour results stay unchanged, then deliberately omit the table permutation to expose the mismatch.</w:t>
-      </w:r>
-    </w:p>
-    <w:p>
-      <w:pPr>
-        <w:pStyle w:val="Heading3"/>
-      </w:pPr>
-      <w:r>
-        <w:t>Reduce help deliberately</w:t>
-      </w:r>
-    </w:p>
-    <w:p>
-      <w:pPr>
-        <w:pStyle w:val="Heading3"/>
-      </w:pPr>
-      <w:r>
-        <w:t>Completion practice</w:t>
-      </w:r>
-    </w:p>
-    <w:p>
-      <w:pPr>
-        <w:spacing w:line="336" w:lineRule="auto" w:after="180"/>
-        <w:shd w:fill="F5F1FB"/>
-      </w:pPr>
-      <w:r>
-        <w:rPr>
-          <w:b w:val="0"/>
-        </w:rPr>
-        <w:t>Completion task: For query [1, 0], compute squared distances to GO, TURN, STOP and WAIT in the original table. Return all nearest candidates.</w:t>
-      </w:r>
-    </w:p>
-    <w:p>
-      <w:pPr>
-        <w:pStyle w:val="Heading3"/>
-      </w:pPr>
-      <w:r>
-        <w:t>Reasoning to listen for</w:t>
-      </w:r>
-    </w:p>
-    <w:p>
-      <w:pPr>
-        <w:spacing w:line="336" w:lineRule="auto" w:after="180"/>
-        <w:shd w:fill="F1F6FC"/>
-      </w:pPr>
-      <w:r>
-        <w:rPr>
-          <w:b w:val="0"/>
-        </w:rPr>
-        <w:t>Teacher check: Teacher explanation: Distances are 1, 1, 5 and 2 respectively. The nearest set is GO and TURN; ordering their names does not remove the tie.</w:t>
-      </w:r>
-    </w:p>
-    <w:p>
-      <w:pPr>
-        <w:spacing w:line="336" w:lineRule="auto" w:after="180"/>
-      </w:pPr>
-      <w:r>
-        <w:rPr>
-          <w:b w:val="0"/>
-        </w:rPr>
-        <w:t xml:space="preserve">Start by identifying the given </w:t>
+        <w:t xml:space="preserve"> ledger. Add a boundary or missing-</w:t>
       </w:r>
       <w:r>
         <w:rPr>
@@ -2315,304 +3220,15 @@
         <w:rPr>
           <w:b w:val="0"/>
         </w:rPr>
-        <w:t>s together. Leave the intermediate steps blank. If needed, model one step, then withdraw that help on the next step. Move to a full trace only when the partial trace is understood.</w:t>
+        <w:t xml:space="preserve"> case and record the expected response before checking. More successful repeats of one case do not establish wider coverage.</w:t>
       </w:r>
     </w:p>
     <w:p>
       <w:pPr>
-        <w:spacing w:line="336" w:lineRule="auto" w:after="180"/>
-      </w:pPr>
-      <w:r>
-        <w:rPr>
-          <w:b w:val="0"/>
-        </w:rPr>
-        <w:t>For partners, alternate explainer and checker; collect a response from every learner before discussion.</w:t>
-      </w:r>
-    </w:p>
-    <w:p>
-      <w:pPr>
-        <w:pStyle w:val="Heading3"/>
-      </w:pPr>
-      <w:r>
-        <w:t>Individual reasoning check</w:t>
-      </w:r>
-    </w:p>
-    <w:p>
-      <w:pPr>
-        <w:spacing w:line="336" w:lineRule="auto" w:after="180"/>
-      </w:pPr>
-      <w:r>
-        <w:rPr>
-          <w:b w:val="0"/>
-        </w:rPr>
-        <w:t xml:space="preserve">Use the worked case for Embeddings and </w:t>
-      </w:r>
-      <w:r>
-        <w:rPr>
-          <w:b/>
-        </w:rPr>
-        <w:t>neighbourhood</w:t>
-      </w:r>
-      <w:r>
-        <w:rPr>
-          <w:b w:val="0"/>
-        </w:rPr>
-        <w:t>s. Proposed explanation: “Token ID differences define embedding distances”. Decide whether this explanation is supported.</w:t>
-      </w:r>
-    </w:p>
-    <w:p>
-      <w:pPr>
-        <w:spacing w:line="336" w:lineRule="auto" w:after="180"/>
-      </w:pPr>
-      <w:r>
-        <w:rPr>
-          <w:b w:val="0"/>
-        </w:rPr>
-        <w:t>Point to the step or supplied fact that decides; explain your repair if needed.</w:t>
-      </w:r>
-    </w:p>
-    <w:p>
-      <w:pPr>
-        <w:pStyle w:val="Heading3"/>
-      </w:pPr>
-      <w:r>
-        <w:t>Expected repair</w:t>
-      </w:r>
-    </w:p>
-    <w:p>
-      <w:pPr>
-        <w:spacing w:line="336" w:lineRule="auto" w:after="180"/>
-        <w:shd w:fill="F1F6FC"/>
-      </w:pPr>
-      <w:r>
-        <w:rPr>
-          <w:b w:val="0"/>
-        </w:rPr>
-        <w:t>Expected correction: The ID selects a row; distances are computed between row vectors.</w:t>
-      </w:r>
-    </w:p>
-    <w:p>
-      <w:pPr>
-        <w:spacing w:line="336" w:lineRule="auto" w:after="180"/>
-      </w:pPr>
-      <w:r>
-        <w:rPr>
-          <w:b w:val="0"/>
-        </w:rPr>
-        <w:t>Collect explanations, not only yes/no votes. If a misunderstanding is common, re-model the relevant step for the class.</w:t>
-      </w:r>
-    </w:p>
-    <w:p>
-      <w:pPr>
-        <w:spacing w:line="336" w:lineRule="auto" w:after="180"/>
-      </w:pPr>
-      <w:r>
-        <w:rPr>
-          <w:b w:val="0"/>
-        </w:rPr>
-        <w:t>If it affects a few learners, give a short targeted group explanation while others solve a more demanding variation.</w:t>
-      </w:r>
-    </w:p>
-    <w:p>
-      <w:pPr>
-        <w:pStyle w:val="Heading3"/>
-      </w:pPr>
-      <w:r>
-        <w:t>Pictorial practice question</w:t>
-      </w:r>
-    </w:p>
-    <w:p>
-      <w:pPr>
-        <w:spacing w:line="336" w:lineRule="auto" w:after="180"/>
-      </w:pPr>
-      <w:r>
-        <w:rPr>
-          <w:b w:val="0"/>
-        </w:rPr>
-        <w:t xml:space="preserve">What would justify claiming nearby vectors mean related topics? Point to the relevant step in the picture, then write the changed result and the rule or </w:t>
-      </w:r>
-      <w:r>
-        <w:rPr>
-          <w:b/>
-        </w:rPr>
-        <w:t>evidence</w:t>
-      </w:r>
-      <w:r>
-        <w:rPr>
-          <w:b w:val="0"/>
-        </w:rPr>
-        <w:t xml:space="preserve"> that supports it.</w:t>
-      </w:r>
-    </w:p>
-    <w:p>
-      <w:pPr>
-        <w:pStyle w:val="Heading3"/>
-      </w:pPr>
-      <w:r>
-        <w:t>Reasoned teacher answer</w:t>
-      </w:r>
-    </w:p>
-    <w:p>
-      <w:pPr>
-        <w:spacing w:line="336" w:lineRule="auto" w:after="180"/>
-      </w:pPr>
-      <w:r>
-        <w:rPr>
-          <w:b/>
-        </w:rPr>
-        <w:t>Evidence</w:t>
-      </w:r>
-      <w:r>
-        <w:rPr>
-          <w:b w:val="0"/>
-        </w:rPr>
-        <w:t xml:space="preserve"> about how the table was learned plus task-specific evaluation. These invented coordinates alone establish only distances. Changed-case check: Q becomes nearest with squared distance 1; P distance 4; R distance 10.</w:t>
-      </w:r>
-    </w:p>
-    <w:p>
-      <w:pPr>
-        <w:spacing w:line="336" w:lineRule="auto" w:after="180"/>
-      </w:pPr>
-      <w:r>
-        <w:rPr>
-          <w:b w:val="0"/>
-        </w:rPr>
-        <w:t>Changing the query position changes geometric neighbours while the stored table remains fixed.</w:t>
-      </w:r>
-    </w:p>
-    <w:p>
-      <w:pPr>
-        <w:spacing w:line="336" w:lineRule="auto" w:after="180"/>
-      </w:pPr>
-      <w:r>
-        <w:rPr>
-          <w:b w:val="0"/>
-        </w:rPr>
-        <w:t>Changed-case reasoning: Q becomes nearest with squared distance 1; P distance 4; R distance 10. Changing the query position changes geometric neighbours while the stored table remains fixed.</w:t>
-      </w:r>
-    </w:p>
-    <w:p>
-      <w:pPr>
-        <w:spacing w:line="336" w:lineRule="auto" w:after="180"/>
-      </w:pPr>
-      <w:r>
-        <w:rPr>
-          <w:b w:val="0"/>
-        </w:rPr>
-        <w:t xml:space="preserve">Collect each learner’s explanation before discussion. Use the first missing connection between </w:t>
-      </w:r>
-      <w:r>
-        <w:rPr>
-          <w:b/>
-        </w:rPr>
-        <w:t>input</w:t>
-      </w:r>
-      <w:r>
-        <w:rPr>
-          <w:b w:val="0"/>
-        </w:rPr>
-        <w:t xml:space="preserve">, deciding step and result to choose support. This question is worked-case practice, not fresh mastery </w:t>
-      </w:r>
-      <w:r>
-        <w:rPr>
-          <w:b/>
-        </w:rPr>
-        <w:t>evidence</w:t>
-      </w:r>
-      <w:r>
-        <w:rPr>
-          <w:b w:val="0"/>
-        </w:rPr>
-        <w:t>.</w:t>
-      </w:r>
-    </w:p>
-    <w:p>
-      <w:pPr>
-        <w:pStyle w:val="Heading1"/>
-      </w:pPr>
-      <w:r>
-        <w:t>04. Run the investigation and diagnose misconceptions</w:t>
-      </w:r>
-    </w:p>
-    <w:p>
-      <w:r>
-        <w:t>Run the Embeddings and neighbourhoods investigation and use the first unsupported step to choose a teaching response.</w:t>
-      </w:r>
-    </w:p>
-    <w:p>
-      <w:pPr>
-        <w:spacing w:line="336" w:lineRule="auto" w:after="180"/>
-      </w:pPr>
-      <w:r>
-        <w:rPr>
-          <w:b w:val="0"/>
-        </w:rPr>
-        <w:t>Token ID differences define embedding distances: The ID selects a row; distances are computed between row vectors.</w:t>
-      </w:r>
-    </w:p>
-    <w:p>
-      <w:pPr>
-        <w:spacing w:line="336" w:lineRule="auto" w:after="180"/>
-      </w:pPr>
-      <w:r>
-        <w:rPr>
-          <w:b w:val="0"/>
-        </w:rPr>
-        <w:t>Nearest always means interchangeable: Closeness depends on representation, metric and candidates, and need not preserve task labels or meaning.</w:t>
-      </w:r>
-    </w:p>
-    <w:p>
-      <w:pPr>
-        <w:spacing w:line="336" w:lineRule="auto" w:after="180"/>
-      </w:pPr>
-      <w:r>
-        <w:rPr>
-          <w:b w:val="0"/>
-        </w:rPr>
-        <w:t>A learned embedding cannot lose identity: Two rows can coincide, and sequence aggregation can create additional collisions.</w:t>
-      </w:r>
-    </w:p>
-    <w:p>
-      <w:pPr>
-        <w:spacing w:line="336" w:lineRule="auto" w:after="180"/>
-      </w:pPr>
-      <w:r>
-        <w:rPr>
-          <w:b w:val="0"/>
-        </w:rPr>
-        <w:t xml:space="preserve">Use Run the investigation for the </w:t>
-      </w:r>
-      <w:r>
-        <w:rPr>
-          <w:b/>
-        </w:rPr>
-        <w:t>evidence</w:t>
-      </w:r>
-      <w:r>
-        <w:rPr>
-          <w:b w:val="0"/>
-        </w:rPr>
-        <w:t xml:space="preserve"> ledger. Add a boundary or missing-</w:t>
-      </w:r>
-      <w:r>
-        <w:rPr>
-          <w:b/>
-        </w:rPr>
-        <w:t>input</w:t>
-      </w:r>
-      <w:r>
-        <w:rPr>
-          <w:b w:val="0"/>
-        </w:rPr>
-        <w:t xml:space="preserve"> case and record the expected response before checking. More successful repeats of one case do not establish wider coverage.</w:t>
-      </w:r>
-    </w:p>
-    <w:p>
-      <w:pPr>
-        <w:pStyle w:val="Heading3"/>
-      </w:pPr>
-      <w:r>
-        <w:t>Match the support to the first error</w:t>
+        <w:pStyle w:val="Heading2"/>
+      </w:pPr>
+      <w:r>
+        <w:t>Choose accessible support</w:t>
       </w:r>
     </w:p>
     <w:tbl>
@@ -2785,23 +3401,39 @@
     </w:p>
     <w:p>
       <w:pPr>
-        <w:pStyle w:val="Heading1"/>
-      </w:pPr>
-      <w:r>
-        <w:t>05. Assess and explain the answers</w:t>
+        <w:pStyle w:val="Heading2"/>
+      </w:pPr>
+      <w:r>
+        <w:t>Earlier wording, alternatives and picture transcripts · reference / check after trying</w:t>
       </w:r>
     </w:p>
     <w:p>
-      <w:r>
-        <w:t>Use the Embeddings and neighbourhoods questions, teacher keys and criteria after the relevant attempts. Previously discussed cases are practice; protect the separately selected independent task.</w:t>
+      <w:pPr>
+        <w:pStyle w:val="Heading3"/>
+      </w:pPr>
+      <w:r>
+        <w:t>Match the support to the first error</w:t>
       </w:r>
     </w:p>
     <w:p>
       <w:pPr>
-        <w:pStyle w:val="Heading3"/>
-      </w:pPr>
-      <w:r>
-        <w:t>Guided and exit questions</w:t>
+        <w:pStyle w:val="Heading1"/>
+      </w:pPr>
+      <w:r>
+        <w:t>05. Assess the new schema or calculation transfer</w:t>
+      </w:r>
+    </w:p>
+    <w:p>
+      <w:r>
+        <w:t>Keep the selected answer private until after a first attempt.</w:t>
+      </w:r>
+    </w:p>
+    <w:p>
+      <w:pPr>
+        <w:pStyle w:val="Heading2"/>
+      </w:pPr>
+      <w:r>
+        <w:t>Selected independent task and checked answer</w:t>
       </w:r>
     </w:p>
     <w:p>
@@ -2812,219 +3444,12 @@
         <w:rPr>
           <w:b w:val="0"/>
         </w:rPr>
-        <w:t>Guided: STOP distances to GO, TURN and WAIT are 8, 2 and 1, so WAIT is nearest. Exit: the original table and squared Euclidean rule place TURN nearest to GO among the stated candidates.</w:t>
+        <w:t>Selected case: A separate table contains A [0, 0], B [2, 0] and C [1, 2]. For query [1, 0], give all squared distances and every nearest candidate. Then calculate the mean of A and B and compare it with the query.</w:t>
       </w:r>
     </w:p>
     <w:p>
       <w:pPr>
         <w:spacing w:line="336" w:lineRule="auto" w:after="180"/>
-      </w:pPr>
-      <w:r>
-        <w:rPr>
-          <w:b w:val="0"/>
-        </w:rPr>
-        <w:t>That is not proof of equivalent meaning or substitutability.</w:t>
-      </w:r>
-    </w:p>
-    <w:p>
-      <w:pPr>
-        <w:spacing w:line="336" w:lineRule="auto" w:after="180"/>
-      </w:pPr>
-      <w:r>
-        <w:rPr>
-          <w:b w:val="0"/>
-        </w:rPr>
-        <w:t xml:space="preserve">A lower artificial </w:t>
-      </w:r>
-      <w:r>
-        <w:rPr>
-          <w:b/>
-        </w:rPr>
-        <w:t>training</w:t>
-      </w:r>
-      <w:r>
-        <w:rPr>
-          <w:b w:val="0"/>
-        </w:rPr>
-        <w:t xml:space="preserve"> objective only supports improvement on that objective; useful task behaviour requires appropriate independent evaluation and error analysis.</w:t>
-      </w:r>
-    </w:p>
-    <w:p>
-      <w:pPr>
-        <w:pStyle w:val="Heading3"/>
-      </w:pPr>
-      <w:r>
-        <w:t>W1 Trace the lookup shape</w:t>
-      </w:r>
-    </w:p>
-    <w:p>
-      <w:pPr>
-        <w:pStyle w:val="Heading3"/>
-      </w:pPr>
-      <w:r>
-        <w:t>Workbook question · W1</w:t>
-      </w:r>
-    </w:p>
-    <w:p>
-      <w:pPr>
-        <w:spacing w:line="336" w:lineRule="auto" w:after="180"/>
-        <w:shd w:fill="F5F1FB"/>
-      </w:pPr>
-      <w:r>
-        <w:rPr>
-          <w:b w:val="0"/>
-        </w:rPr>
-        <w:t>Using the original table, embed TURN WAIT STOP with one right-padding slot. Give the vector sequence, mask and shape.</w:t>
-      </w:r>
-    </w:p>
-    <w:p>
-      <w:pPr>
-        <w:pStyle w:val="Heading3"/>
-      </w:pPr>
-      <w:r>
-        <w:t>Teacher reasoning · W1</w:t>
-      </w:r>
-    </w:p>
-    <w:p>
-      <w:pPr>
-        <w:spacing w:line="336" w:lineRule="auto" w:after="180"/>
-        <w:shd w:fill="F1F6FC"/>
-      </w:pPr>
-      <w:r>
-        <w:rPr>
-          <w:b w:val="0"/>
-        </w:rPr>
-        <w:t>Teacher explanation: Vectors are [[1, 1], [0, 1], [0, 2], [0, 0]], mask [1, 1, 1, 0] and shape 4 by 2.</w:t>
-      </w:r>
-    </w:p>
-    <w:p>
-      <w:pPr>
-        <w:pStyle w:val="Heading3"/>
-      </w:pPr>
-      <w:r>
-        <w:t>W2 Calculate distances and a tie</w:t>
-      </w:r>
-    </w:p>
-    <w:p>
-      <w:pPr>
-        <w:pStyle w:val="Heading3"/>
-      </w:pPr>
-      <w:r>
-        <w:t>Workbook question · W2</w:t>
-      </w:r>
-    </w:p>
-    <w:p>
-      <w:pPr>
-        <w:spacing w:line="336" w:lineRule="auto" w:after="180"/>
-        <w:shd w:fill="F5F1FB"/>
-      </w:pPr>
-      <w:r>
-        <w:rPr>
-          <w:b w:val="0"/>
-        </w:rPr>
-        <w:t>For query [1, 0], compute squared distances to GO, TURN, STOP and WAIT in the original table. Return all nearest candidates.</w:t>
-      </w:r>
-    </w:p>
-    <w:p>
-      <w:pPr>
-        <w:pStyle w:val="Heading3"/>
-      </w:pPr>
-      <w:r>
-        <w:t>Teacher reasoning · W2</w:t>
-      </w:r>
-    </w:p>
-    <w:p>
-      <w:pPr>
-        <w:spacing w:line="336" w:lineRule="auto" w:after="180"/>
-        <w:shd w:fill="F1F6FC"/>
-      </w:pPr>
-      <w:r>
-        <w:rPr>
-          <w:b w:val="0"/>
-        </w:rPr>
-        <w:t>Teacher explanation: Distances are 1, 1, 5 and 2 respectively. The nearest set is GO and TURN; ordering their names does not remove the tie.</w:t>
-      </w:r>
-    </w:p>
-    <w:p>
-      <w:pPr>
-        <w:pStyle w:val="Heading3"/>
-      </w:pPr>
-      <w:r>
-        <w:t>W3 Trace a trainable row</w:t>
-      </w:r>
-    </w:p>
-    <w:p>
-      <w:pPr>
-        <w:pStyle w:val="Heading3"/>
-      </w:pPr>
-      <w:r>
-        <w:t>Workbook question · W3</w:t>
-      </w:r>
-    </w:p>
-    <w:p>
-      <w:pPr>
-        <w:spacing w:line="336" w:lineRule="auto" w:after="180"/>
-        <w:shd w:fill="F5F1FB"/>
-      </w:pPr>
-      <w:r>
-        <w:rPr>
-          <w:b w:val="0"/>
-        </w:rPr>
-        <w:t>For the isolated GO-row update, give the gradient, updated vector, starting loss and new loss. Which other token now shares the vector?</w:t>
-      </w:r>
-    </w:p>
-    <w:p>
-      <w:pPr>
-        <w:pStyle w:val="Heading3"/>
-      </w:pPr>
-      <w:r>
-        <w:t>Teacher reasoning · W3</w:t>
-      </w:r>
-    </w:p>
-    <w:p>
-      <w:pPr>
-        <w:spacing w:line="336" w:lineRule="auto" w:after="180"/>
-        <w:shd w:fill="F1F6FC"/>
-      </w:pPr>
-      <w:r>
-        <w:rPr>
-          <w:b w:val="0"/>
-        </w:rPr>
-        <w:t>Teacher explanation: Gradient [4, -4], updated vector [1, 1], loss 8 before and 2 after. TURN already has [1, 1]. This collision does not establish equivalent meaning.</w:t>
-      </w:r>
-    </w:p>
-    <w:p>
-      <w:pPr>
-        <w:pStyle w:val="Heading3"/>
-      </w:pPr>
-      <w:r>
-        <w:t>W4 Find a neighbourhood independently</w:t>
-      </w:r>
-    </w:p>
-    <w:p>
-      <w:pPr>
-        <w:pStyle w:val="Heading3"/>
-      </w:pPr>
-      <w:r>
-        <w:t>Workbook question · W4</w:t>
-      </w:r>
-    </w:p>
-    <w:p>
-      <w:pPr>
-        <w:spacing w:line="336" w:lineRule="auto" w:after="180"/>
-        <w:shd w:fill="F5F1FB"/>
-      </w:pPr>
-      <w:r>
-        <w:rPr>
-          <w:b w:val="0"/>
-        </w:rPr>
-        <w:t>A separate table contains A [0, 0], B [2, 0] and C [1, 2]. For query [1, 0], give all squared distances and every nearest candidate. Then calculate the mean of A and B and compare it with the query.</w:t>
-      </w:r>
-    </w:p>
-    <w:p>
-      <w:pPr>
-        <w:spacing w:line="336" w:lineRule="auto" w:after="180"/>
-        <w:shd w:fill="F5F1FB"/>
       </w:pPr>
       <w:r>
         <w:rPr>
@@ -3035,16 +3460,7 @@
     </w:p>
     <w:p>
       <w:pPr>
-        <w:pStyle w:val="Heading3"/>
-      </w:pPr>
-      <w:r>
-        <w:t>Teacher reasoning · W4</w:t>
-      </w:r>
-    </w:p>
-    <w:p>
-      <w:pPr>
         <w:spacing w:line="336" w:lineRule="auto" w:after="180"/>
-        <w:shd w:fill="F1F6FC"/>
       </w:pPr>
       <w:r>
         <w:rPr>
@@ -3055,182 +3471,10 @@
     </w:p>
     <w:p>
       <w:pPr>
-        <w:pStyle w:val="Heading3"/>
-      </w:pPr>
-      <w:r>
-        <w:t>W5 Keep the lookup consistent</w:t>
-      </w:r>
-    </w:p>
-    <w:p>
-      <w:pPr>
-        <w:pStyle w:val="Heading3"/>
-      </w:pPr>
-      <w:r>
-        <w:t>Workbook question · W5</w:t>
-      </w:r>
-    </w:p>
-    <w:p>
-      <w:pPr>
-        <w:spacing w:line="336" w:lineRule="auto" w:after="180"/>
-        <w:shd w:fill="F5F1FB"/>
-      </w:pPr>
-      <w:r>
-        <w:rPr>
-          <w:b w:val="0"/>
-        </w:rPr>
-        <w:t>A developer swaps the IDs of GO and STOP but leaves the embedding rows unchanged. What goes wrong, and what must be saved or changed together?</w:t>
-      </w:r>
-    </w:p>
-    <w:p>
-      <w:pPr>
-        <w:pStyle w:val="Heading3"/>
-      </w:pPr>
-      <w:r>
-        <w:t>Teacher reasoning · W5</w:t>
-      </w:r>
-    </w:p>
-    <w:p>
-      <w:pPr>
-        <w:spacing w:line="336" w:lineRule="auto" w:after="180"/>
-        <w:shd w:fill="F1F6FC"/>
-      </w:pPr>
-      <w:r>
-        <w:rPr>
-          <w:b w:val="0"/>
-        </w:rPr>
-        <w:t xml:space="preserve">Teacher explanation: Each token now selects the other token’s old row, changing the encoded </w:t>
-      </w:r>
-      <w:r>
-        <w:rPr>
-          <w:b/>
-        </w:rPr>
-        <w:t>input</w:t>
-      </w:r>
-      <w:r>
-        <w:rPr>
-          <w:b w:val="0"/>
-        </w:rPr>
-        <w:t>. Save and update the vocabulary-to-row mapping and table together, along with version and downstream model.</w:t>
-      </w:r>
-    </w:p>
-    <w:p>
-      <w:pPr>
-        <w:spacing w:line="336" w:lineRule="auto" w:after="180"/>
-        <w:shd w:fill="F1F6FC"/>
-      </w:pPr>
-      <w:r>
-        <w:rPr>
-          <w:b w:val="0"/>
-        </w:rPr>
-        <w:t>ID relabelling is harmless only when every lookup and consumer stays consistent.</w:t>
-      </w:r>
-    </w:p>
-    <w:p>
-      <w:pPr>
-        <w:pStyle w:val="Heading3"/>
-      </w:pPr>
-      <w:r>
-        <w:t>Independent assessment and fresh retry</w:t>
-      </w:r>
-    </w:p>
-    <w:p>
-      <w:pPr>
-        <w:pStyle w:val="Heading3"/>
-      </w:pPr>
-      <w:r>
-        <w:t>Teacher key · Independent assessment and fresh retry</w:t>
-      </w:r>
-    </w:p>
-    <w:p>
-      <w:pPr>
-        <w:spacing w:line="336" w:lineRule="auto" w:after="180"/>
-        <w:shd w:fill="F1F6FC"/>
-      </w:pPr>
-      <w:r>
-        <w:rPr>
-          <w:b w:val="0"/>
-        </w:rPr>
-        <w:t>W4 requires distances 1, 1, 4, both A and B, mean [1, 0] and a reversed-order collision. Fresh retry: query [0, 1], candidates D [0, 0], E [0, 2], F [3, 1]. Distances are 1, 1, 9; D and E tie.</w:t>
-      </w:r>
-    </w:p>
-    <w:p>
-      <w:pPr>
-        <w:spacing w:line="336" w:lineRule="auto" w:after="180"/>
-        <w:shd w:fill="F1F6FC"/>
-      </w:pPr>
-      <w:r>
-        <w:rPr>
-          <w:b w:val="0"/>
-        </w:rPr>
-        <w:t>Their mean is [0, 1], and swapping their order leaves it unchanged.</w:t>
-      </w:r>
-    </w:p>
-    <w:p>
-      <w:pPr>
-        <w:pStyle w:val="Heading3"/>
-      </w:pPr>
-      <w:r>
-        <w:t>Assess independent transfer</w:t>
-      </w:r>
-    </w:p>
-    <w:p>
-      <w:pPr>
-        <w:pStyle w:val="Heading3"/>
-      </w:pPr>
-      <w:r>
-        <w:t>Independent question · withhold the key</w:t>
-      </w:r>
-    </w:p>
-    <w:p>
-      <w:pPr>
-        <w:spacing w:line="336" w:lineRule="auto" w:after="180"/>
-        <w:shd w:fill="F5F1FB"/>
-      </w:pPr>
-      <w:r>
-        <w:rPr>
-          <w:b w:val="0"/>
-        </w:rPr>
-        <w:t>Selected case: A separate table contains A [0, 0], B [2, 0] and C [1, 2]. For query [1, 0], give all squared distances and every nearest candidate. Then calculate the mean of A and B and compare it with the query.</w:t>
-      </w:r>
-    </w:p>
-    <w:p>
-      <w:pPr>
-        <w:spacing w:line="336" w:lineRule="auto" w:after="180"/>
-        <w:shd w:fill="F5F1FB"/>
-      </w:pPr>
-      <w:r>
-        <w:rPr>
-          <w:b w:val="0"/>
-        </w:rPr>
-        <w:t>Can that mean identify which ordered pair produced it?</w:t>
-      </w:r>
-    </w:p>
-    <w:p>
-      <w:pPr>
-        <w:pStyle w:val="Heading3"/>
-      </w:pPr>
-      <w:r>
-        <w:t>Selected case answer</w:t>
-      </w:r>
-    </w:p>
-    <w:p>
-      <w:pPr>
-        <w:pStyle w:val="Heading3"/>
-      </w:pPr>
-      <w:r>
-        <w:t>Teacher key · Selected case answer</w:t>
-      </w:r>
-    </w:p>
-    <w:p>
-      <w:pPr>
-        <w:spacing w:line="336" w:lineRule="auto" w:after="180"/>
-        <w:shd w:fill="F1F6FC"/>
-      </w:pPr>
-      <w:r>
-        <w:rPr>
-          <w:b w:val="0"/>
-        </w:rPr>
-        <w:t>Teacher explanation: Distances to A, B and C are 1, 1 and 4. A and B tie. Their mean is [1, 0], equal to the query. Reversing A B to B A gives the same mean, so the mean alone cannot identify the order.</w:t>
+        <w:pStyle w:val="Heading2"/>
+      </w:pPr>
+      <w:r>
+        <w:t>Judge explanation,trace and limits</w:t>
       </w:r>
     </w:p>
     <w:tbl>
@@ -3337,16 +3581,7 @@
     </w:tbl>
     <w:p>
       <w:pPr>
-        <w:pStyle w:val="Heading3"/>
-      </w:pPr>
-      <w:r>
-        <w:t>Teacher key · Selected case answer</w:t>
-      </w:r>
-    </w:p>
-    <w:p>
-      <w:pPr>
         <w:spacing w:line="336" w:lineRule="auto" w:after="180"/>
-        <w:shd w:fill="F1F6FC"/>
       </w:pPr>
       <w:r>
         <w:rPr>
@@ -3358,7 +3593,6 @@
     <w:p>
       <w:pPr>
         <w:spacing w:line="336" w:lineRule="auto" w:after="180"/>
-        <w:shd w:fill="F1F6FC"/>
       </w:pPr>
       <w:r>
         <w:rPr>
@@ -3381,10 +3615,10 @@
     </w:p>
     <w:p>
       <w:pPr>
-        <w:pStyle w:val="Heading3"/>
-      </w:pPr>
-      <w:r>
-        <w:t>Feedback that the learner uses</w:t>
+        <w:pStyle w:val="Heading2"/>
+      </w:pPr>
+      <w:r>
+        <w:t>Give one usable repair</w:t>
       </w:r>
     </w:p>
     <w:p>
@@ -3411,15 +3645,354 @@
     </w:p>
     <w:p>
       <w:pPr>
-        <w:pStyle w:val="Heading1"/>
-      </w:pPr>
-      <w:r>
-        <w:t>06. Connect the project, support and next lesson</w:t>
+        <w:pStyle w:val="Heading2"/>
+      </w:pPr>
+      <w:r>
+        <w:t>W1 Trace the lookup shape</w:t>
       </w:r>
     </w:p>
     <w:p>
-      <w:r>
-        <w:t>Connect Embeddings and neighbourhoods to Image-pattern Network Investigation, adapt support and plan a later changed-case check.</w:t>
+      <w:pPr>
+        <w:spacing w:line="336" w:lineRule="auto" w:after="180"/>
+      </w:pPr>
+      <w:r>
+        <w:rPr>
+          <w:b w:val="0"/>
+        </w:rPr>
+        <w:t>Using the original table, embed TURN WAIT STOP with one right-padding slot. Give the vector sequence, mask and shape.</w:t>
+      </w:r>
+    </w:p>
+    <w:p>
+      <w:pPr>
+        <w:spacing w:line="336" w:lineRule="auto" w:after="180"/>
+      </w:pPr>
+      <w:r>
+        <w:rPr>
+          <w:b w:val="0"/>
+        </w:rPr>
+        <w:t>Teacher explanation: Vectors are [[1, 1], [0, 1], [0, 2], [0, 0]], mask [1, 1, 1, 0] and shape 4 by 2.</w:t>
+      </w:r>
+    </w:p>
+    <w:p>
+      <w:pPr>
+        <w:pStyle w:val="Heading2"/>
+      </w:pPr>
+      <w:r>
+        <w:t>W2 Calculate distances and a tie</w:t>
+      </w:r>
+    </w:p>
+    <w:p>
+      <w:pPr>
+        <w:spacing w:line="336" w:lineRule="auto" w:after="180"/>
+      </w:pPr>
+      <w:r>
+        <w:rPr>
+          <w:b w:val="0"/>
+        </w:rPr>
+        <w:t>For query [1, 0], compute squared distances to GO, TURN, STOP and WAIT in the original table. Return all nearest candidates.</w:t>
+      </w:r>
+    </w:p>
+    <w:p>
+      <w:pPr>
+        <w:spacing w:line="336" w:lineRule="auto" w:after="180"/>
+      </w:pPr>
+      <w:r>
+        <w:rPr>
+          <w:b w:val="0"/>
+        </w:rPr>
+        <w:t>Teacher explanation: Distances are 1, 1, 5 and 2 respectively. The nearest set is GO and TURN; ordering their names does not remove the tie.</w:t>
+      </w:r>
+    </w:p>
+    <w:p>
+      <w:pPr>
+        <w:pStyle w:val="Heading2"/>
+      </w:pPr>
+      <w:r>
+        <w:t>W3 Trace a trainable row</w:t>
+      </w:r>
+    </w:p>
+    <w:p>
+      <w:pPr>
+        <w:spacing w:line="336" w:lineRule="auto" w:after="180"/>
+      </w:pPr>
+      <w:r>
+        <w:rPr>
+          <w:b w:val="0"/>
+        </w:rPr>
+        <w:t>For the isolated GO-row update, give the gradient, updated vector, starting loss and new loss. Which other token now shares the vector?</w:t>
+      </w:r>
+    </w:p>
+    <w:p>
+      <w:pPr>
+        <w:spacing w:line="336" w:lineRule="auto" w:after="180"/>
+      </w:pPr>
+      <w:r>
+        <w:rPr>
+          <w:b w:val="0"/>
+        </w:rPr>
+        <w:t>Teacher explanation: Gradient [4, -4], updated vector [1, 1], loss 8 before and 2 after. TURN already has [1, 1]. This collision does not establish equivalent meaning.</w:t>
+      </w:r>
+    </w:p>
+    <w:p>
+      <w:pPr>
+        <w:pStyle w:val="Heading2"/>
+      </w:pPr>
+      <w:r>
+        <w:t>W5 Keep the lookup consistent</w:t>
+      </w:r>
+    </w:p>
+    <w:p>
+      <w:pPr>
+        <w:spacing w:line="336" w:lineRule="auto" w:after="180"/>
+      </w:pPr>
+      <w:r>
+        <w:rPr>
+          <w:b w:val="0"/>
+        </w:rPr>
+        <w:t>A developer swaps the IDs of GO and STOP but leaves the embedding rows unchanged. What goes wrong, and what must be saved or changed together?</w:t>
+      </w:r>
+    </w:p>
+    <w:p>
+      <w:pPr>
+        <w:spacing w:line="336" w:lineRule="auto" w:after="180"/>
+      </w:pPr>
+      <w:r>
+        <w:rPr>
+          <w:b w:val="0"/>
+        </w:rPr>
+        <w:t xml:space="preserve">Teacher explanation: Each token now selects the other token’s old row, changing the encoded </w:t>
+      </w:r>
+      <w:r>
+        <w:rPr>
+          <w:b/>
+        </w:rPr>
+        <w:t>input</w:t>
+      </w:r>
+      <w:r>
+        <w:rPr>
+          <w:b w:val="0"/>
+        </w:rPr>
+        <w:t>. Save and update the vocabulary-to-row mapping and table together, along with version and downstream model.</w:t>
+      </w:r>
+    </w:p>
+    <w:p>
+      <w:pPr>
+        <w:spacing w:line="336" w:lineRule="auto" w:after="180"/>
+      </w:pPr>
+      <w:r>
+        <w:rPr>
+          <w:b w:val="0"/>
+        </w:rPr>
+        <w:t>ID relabelling is harmless only when every lookup and consumer stays consistent.</w:t>
+      </w:r>
+    </w:p>
+    <w:p>
+      <w:pPr>
+        <w:pStyle w:val="Heading2"/>
+      </w:pPr>
+      <w:r>
+        <w:t>Earlier wording, alternatives and picture transcripts · reference / check after trying</w:t>
+      </w:r>
+    </w:p>
+    <w:p>
+      <w:pPr>
+        <w:pStyle w:val="Heading3"/>
+      </w:pPr>
+      <w:r>
+        <w:t>Guided and exit questions</w:t>
+      </w:r>
+    </w:p>
+    <w:p>
+      <w:pPr>
+        <w:spacing w:line="336" w:lineRule="auto" w:after="180"/>
+      </w:pPr>
+      <w:r>
+        <w:rPr>
+          <w:b w:val="0"/>
+        </w:rPr>
+        <w:t>Guided: STOP distances to GO, TURN and WAIT are 8, 2 and 1, so WAIT is nearest. Exit: the original table and squared Euclidean rule place TURN nearest to GO among the stated candidates.</w:t>
+      </w:r>
+    </w:p>
+    <w:p>
+      <w:pPr>
+        <w:spacing w:line="336" w:lineRule="auto" w:after="180"/>
+      </w:pPr>
+      <w:r>
+        <w:rPr>
+          <w:b w:val="0"/>
+        </w:rPr>
+        <w:t>That is not proof of equivalent meaning or substitutability.</w:t>
+      </w:r>
+    </w:p>
+    <w:p>
+      <w:pPr>
+        <w:spacing w:line="336" w:lineRule="auto" w:after="180"/>
+      </w:pPr>
+      <w:r>
+        <w:rPr>
+          <w:b w:val="0"/>
+        </w:rPr>
+        <w:t xml:space="preserve">A lower artificial </w:t>
+      </w:r>
+      <w:r>
+        <w:rPr>
+          <w:b/>
+        </w:rPr>
+        <w:t>training</w:t>
+      </w:r>
+      <w:r>
+        <w:rPr>
+          <w:b w:val="0"/>
+        </w:rPr>
+        <w:t xml:space="preserve"> objective only supports improvement on that objective; useful task behaviour requires appropriate independent evaluation and error analysis.</w:t>
+      </w:r>
+    </w:p>
+    <w:p>
+      <w:pPr>
+        <w:pStyle w:val="Heading3"/>
+      </w:pPr>
+      <w:r>
+        <w:t>W1 Trace the lookup shape</w:t>
+      </w:r>
+    </w:p>
+    <w:p>
+      <w:pPr>
+        <w:pStyle w:val="Heading3"/>
+      </w:pPr>
+      <w:r>
+        <w:t>W2 Calculate distances and a tie</w:t>
+      </w:r>
+    </w:p>
+    <w:p>
+      <w:pPr>
+        <w:pStyle w:val="Heading3"/>
+      </w:pPr>
+      <w:r>
+        <w:t>W3 Trace a trainable row</w:t>
+      </w:r>
+    </w:p>
+    <w:p>
+      <w:pPr>
+        <w:pStyle w:val="Heading3"/>
+      </w:pPr>
+      <w:r>
+        <w:t>W4 Find a neighbourhood independently</w:t>
+      </w:r>
+    </w:p>
+    <w:p>
+      <w:pPr>
+        <w:spacing w:line="336" w:lineRule="auto" w:after="180"/>
+      </w:pPr>
+      <w:r>
+        <w:rPr>
+          <w:b w:val="0"/>
+        </w:rPr>
+        <w:t>A separate table contains A [0, 0], B [2, 0] and C [1, 2]. For query [1, 0], give all squared distances and every nearest candidate. Then calculate the mean of A and B and compare it with the query.</w:t>
+      </w:r>
+    </w:p>
+    <w:p>
+      <w:pPr>
+        <w:spacing w:line="336" w:lineRule="auto" w:after="180"/>
+      </w:pPr>
+      <w:r>
+        <w:rPr>
+          <w:b w:val="0"/>
+        </w:rPr>
+        <w:t>Can that mean identify which ordered pair produced it?</w:t>
+      </w:r>
+    </w:p>
+    <w:p>
+      <w:pPr>
+        <w:spacing w:line="336" w:lineRule="auto" w:after="180"/>
+      </w:pPr>
+      <w:r>
+        <w:rPr>
+          <w:b w:val="0"/>
+        </w:rPr>
+        <w:t>Teacher explanation: Distances to A, B and C are 1, 1 and 4. A and B tie. Their mean is [1, 0], equal to the query. Reversing A B to B A gives the same mean, so the mean alone cannot identify the order.</w:t>
+      </w:r>
+    </w:p>
+    <w:p>
+      <w:pPr>
+        <w:pStyle w:val="Heading3"/>
+      </w:pPr>
+      <w:r>
+        <w:t>W5 Keep the lookup consistent</w:t>
+      </w:r>
+    </w:p>
+    <w:p>
+      <w:pPr>
+        <w:pStyle w:val="Heading3"/>
+      </w:pPr>
+      <w:r>
+        <w:t>Independent assessment and fresh retry</w:t>
+      </w:r>
+    </w:p>
+    <w:p>
+      <w:pPr>
+        <w:spacing w:line="336" w:lineRule="auto" w:after="180"/>
+      </w:pPr>
+      <w:r>
+        <w:rPr>
+          <w:b w:val="0"/>
+        </w:rPr>
+        <w:t>W4 requires distances 1, 1, 4, both A and B, mean [1, 0] and a reversed-order collision. Fresh retry: query [0, 1], candidates D [0, 0], E [0, 2], F [3, 1]. Distances are 1, 1, 9; D and E tie.</w:t>
+      </w:r>
+    </w:p>
+    <w:p>
+      <w:pPr>
+        <w:spacing w:line="336" w:lineRule="auto" w:after="180"/>
+      </w:pPr>
+      <w:r>
+        <w:rPr>
+          <w:b w:val="0"/>
+        </w:rPr>
+        <w:t>Their mean is [0, 1], and swapping their order leaves it unchanged.</w:t>
+      </w:r>
+    </w:p>
+    <w:p>
+      <w:pPr>
+        <w:pStyle w:val="Heading3"/>
+      </w:pPr>
+      <w:r>
+        <w:t>Assess independent transfer</w:t>
+      </w:r>
+    </w:p>
+    <w:p>
+      <w:pPr>
+        <w:pStyle w:val="Heading3"/>
+      </w:pPr>
+      <w:r>
+        <w:t>Selected case answer</w:t>
+      </w:r>
+    </w:p>
+    <w:p>
+      <w:pPr>
+        <w:pStyle w:val="Heading3"/>
+      </w:pPr>
+      <w:r>
+        <w:t>Feedback that the learner uses</w:t>
+      </w:r>
+    </w:p>
+    <w:p>
+      <w:pPr>
+        <w:pStyle w:val="Heading1"/>
+      </w:pPr>
+      <w:r>
+        <w:t>06. Connect,support and revisit the mathematics</w:t>
+      </w:r>
+    </w:p>
+    <w:p>
+      <w:r>
+        <w:t>Use the saved evidence to choose the next step.</w:t>
+      </w:r>
+    </w:p>
+    <w:p>
+      <w:pPr>
+        <w:pStyle w:val="Heading2"/>
+      </w:pPr>
+      <w:r>
+        <w:t>Project and next-week bridge</w:t>
       </w:r>
     </w:p>
     <w:p>
@@ -3538,10 +4111,44 @@
     </w:p>
     <w:p>
       <w:pPr>
-        <w:pStyle w:val="Heading3"/>
-      </w:pPr>
-      <w:r>
-        <w:t>Plan the delayed return</w:t>
+        <w:spacing w:line="336" w:lineRule="auto" w:after="180"/>
+      </w:pPr>
+      <w:r>
+        <w:rPr>
+          <w:b w:val="0"/>
+        </w:rPr>
+        <w:t xml:space="preserve">For your Image-pattern Network Investigation, save the </w:t>
+      </w:r>
+      <w:r>
+        <w:rPr>
+          <w:b/>
+        </w:rPr>
+        <w:t>input</w:t>
+      </w:r>
+      <w:r>
+        <w:rPr>
+          <w:b w:val="0"/>
+        </w:rPr>
+        <w:t>, procedure, observed result and limitation of this check.</w:t>
+      </w:r>
+    </w:p>
+    <w:p>
+      <w:pPr>
+        <w:spacing w:line="336" w:lineRule="auto" w:after="180"/>
+      </w:pPr>
+      <w:r>
+        <w:rPr>
+          <w:b w:val="0"/>
+        </w:rPr>
+        <w:t>Label this worked example as practice; use a different, previously unreviewed case when checking independent understanding.</w:t>
+      </w:r>
+    </w:p>
+    <w:p>
+      <w:pPr>
+        <w:pStyle w:val="Heading2"/>
+      </w:pPr>
+      <w:r>
+        <w:t>Delayed return and support record</w:t>
       </w:r>
     </w:p>
     <w:p>
@@ -3758,44 +4365,26 @@
     </w:p>
     <w:p>
       <w:pPr>
-        <w:pStyle w:val="Heading3"/>
-      </w:pPr>
-      <w:r>
-        <w:t>Project evidence from this case</w:t>
+        <w:pStyle w:val="Heading2"/>
+      </w:pPr>
+      <w:r>
+        <w:t>Earlier wording, alternatives and picture transcripts · reference / check after trying</w:t>
       </w:r>
     </w:p>
     <w:p>
       <w:pPr>
-        <w:spacing w:line="336" w:lineRule="auto" w:after="180"/>
-      </w:pPr>
-      <w:r>
-        <w:rPr>
-          <w:b w:val="0"/>
-        </w:rPr>
-        <w:t xml:space="preserve">For your Image-pattern Network Investigation, save the </w:t>
-      </w:r>
-      <w:r>
-        <w:rPr>
-          <w:b/>
-        </w:rPr>
-        <w:t>input</w:t>
-      </w:r>
-      <w:r>
-        <w:rPr>
-          <w:b w:val="0"/>
-        </w:rPr>
-        <w:t>, procedure, observed result and limitation of this check.</w:t>
+        <w:pStyle w:val="Heading3"/>
+      </w:pPr>
+      <w:r>
+        <w:t>Plan the delayed return</w:t>
       </w:r>
     </w:p>
     <w:p>
       <w:pPr>
-        <w:spacing w:line="336" w:lineRule="auto" w:after="180"/>
-      </w:pPr>
-      <w:r>
-        <w:rPr>
-          <w:b w:val="0"/>
-        </w:rPr>
-        <w:t>Label this worked example as practice; use a different, previously unreviewed case when checking independent understanding.</w:t>
+        <w:pStyle w:val="Heading3"/>
+      </w:pPr>
+      <w:r>
+        <w:t>Project evidence from this case</w:t>
       </w:r>
     </w:p>
     <w:p>
@@ -3803,26 +4392,33 @@
         <w:pStyle w:val="Heading1"/>
       </w:pPr>
       <w:r>
-        <w:t>07. Prepare, teach and assess</w:t>
+        <w:t>Reference bank and extra practice</w:t>
       </w:r>
     </w:p>
     <w:p>
-      <w:r>
-        <w:t>Use this preparation summary alongside the detailed Embeddings and neighbourhoods lesson; it is a checklist rather than a replacement for the full sequence.</w:t>
+      <w:pPr>
+        <w:pStyle w:val="Heading1"/>
+      </w:pPr>
+      <w:r>
+        <w:t>07. Reference · Alternative planning checklist</w:t>
       </w:r>
     </w:p>
     <w:p>
-      <w:pPr>
-        <w:pStyle w:val="Heading3"/>
-      </w:pPr>
-      <w:r>
-        <w:t>Teaching target</w:t>
+      <w:r>
+        <w:t>Use alongside the main route when helpful.</w:t>
       </w:r>
     </w:p>
     <w:p>
       <w:pPr>
+        <w:pStyle w:val="Heading2"/>
+      </w:pPr>
+      <w:r>
+        <w:t>Planning,assessment and project reminders</w:t>
+      </w:r>
+    </w:p>
+    <w:p>
+      <w:pPr>
         <w:spacing w:line="336" w:lineRule="auto" w:after="180"/>
-        <w:shd w:fill="EDF7F3"/>
       </w:pPr>
       <w:r>
         <w:rPr>
@@ -4010,16 +4606,7 @@
     </w:p>
     <w:p>
       <w:pPr>
-        <w:pStyle w:val="Heading3"/>
-      </w:pPr>
-      <w:r>
-        <w:t>Supported practice answer</w:t>
-      </w:r>
-    </w:p>
-    <w:p>
-      <w:pPr>
         <w:spacing w:line="336" w:lineRule="auto" w:after="180"/>
-        <w:shd w:fill="F1F6FC"/>
       </w:pPr>
       <w:r>
         <w:rPr>
@@ -4064,16 +4651,7 @@
     </w:p>
     <w:p>
       <w:pPr>
-        <w:pStyle w:val="Heading3"/>
-      </w:pPr>
-      <w:r>
-        <w:t>Repair the misconception</w:t>
-      </w:r>
-    </w:p>
-    <w:p>
-      <w:pPr>
         <w:spacing w:line="336" w:lineRule="auto" w:after="180"/>
-        <w:shd w:fill="FFF5E6"/>
       </w:pPr>
       <w:r>
         <w:rPr>
@@ -4084,16 +4662,7 @@
     </w:p>
     <w:p>
       <w:pPr>
-        <w:pStyle w:val="Heading3"/>
-      </w:pPr>
-      <w:r>
-        <w:t>Support without giving away the answer</w:t>
-      </w:r>
-    </w:p>
-    <w:p>
-      <w:pPr>
         <w:spacing w:line="336" w:lineRule="auto" w:after="180"/>
-        <w:shd w:fill="F1F6F8"/>
       </w:pPr>
       <w:r>
         <w:rPr>
@@ -4116,16 +4685,7 @@
     </w:p>
     <w:p>
       <w:pPr>
-        <w:pStyle w:val="Heading3"/>
-      </w:pPr>
-      <w:r>
-        <w:t>Extend the reasoning</w:t>
-      </w:r>
-    </w:p>
-    <w:p>
-      <w:pPr>
         <w:spacing w:line="336" w:lineRule="auto" w:after="180"/>
-        <w:shd w:fill="F5F1FB"/>
       </w:pPr>
       <w:r>
         <w:rPr>
@@ -4149,7 +4709,6 @@
     <w:p>
       <w:pPr>
         <w:spacing w:line="336" w:lineRule="auto" w:after="180"/>
-        <w:shd w:fill="F5F1FB"/>
       </w:pPr>
       <w:r>
         <w:rPr>
@@ -4160,16 +4719,7 @@
     </w:p>
     <w:p>
       <w:pPr>
-        <w:pStyle w:val="Heading3"/>
-      </w:pPr>
-      <w:r>
-        <w:t>Protect the independent attempt</w:t>
-      </w:r>
-    </w:p>
-    <w:p>
-      <w:pPr>
         <w:spacing w:line="336" w:lineRule="auto" w:after="180"/>
-        <w:shd w:fill="FFF5E6"/>
       </w:pPr>
       <w:r>
         <w:rPr>
@@ -4364,16 +4914,7 @@
     </w:tbl>
     <w:p>
       <w:pPr>
-        <w:pStyle w:val="Heading3"/>
-      </w:pPr>
-      <w:r>
-        <w:t>Project checkpoint</w:t>
-      </w:r>
-    </w:p>
-    <w:p>
-      <w:pPr>
         <w:spacing w:line="336" w:lineRule="auto" w:after="180"/>
-        <w:shd w:fill="EDF7F3"/>
       </w:pPr>
       <w:r>
         <w:rPr>
@@ -4422,12 +4963,20 @@
         <w:pStyle w:val="Heading1"/>
       </w:pPr>
       <w:r>
-        <w:t>08. Use feedback, labs and repair paths</w:t>
+        <w:t>08. Reference · Feedback,labs and repair paths</w:t>
       </w:r>
     </w:p>
     <w:p>
       <w:r>
-        <w:t>Use feedback, earlier review and portfolios purposefully. Apply the coding routine only when this lesson has an executable lab.</w:t>
+        <w:t>Retain the first attempt and the evidence used for a repair.</w:t>
+      </w:r>
+    </w:p>
+    <w:p>
+      <w:pPr>
+        <w:pStyle w:val="Heading2"/>
+      </w:pPr>
+      <w:r>
+        <w:t>Feedback and record guidance</w:t>
       </w:r>
     </w:p>
     <w:p>
@@ -4526,40 +5075,17 @@
         <w:pStyle w:val="Heading1"/>
       </w:pPr>
       <w:r>
-        <w:t>09. Visual concept journey</w:t>
+        <w:t>09. Reference · Teach with the six pictures</w:t>
       </w:r>
     </w:p>
     <w:p>
       <w:r>
-        <w:t>Show one Embeddings and neighbourhoods graphic at a time, request a prediction and discuss its trace before the independent assessment.</w:t>
+        <w:t>Choose one picture for a particular reasoning move.</w:t>
       </w:r>
     </w:p>
     <w:p>
       <w:pPr>
-        <w:spacing w:line="336" w:lineRule="auto" w:after="180"/>
-      </w:pPr>
-      <w:r>
-        <w:rPr>
-          <w:b w:val="0"/>
-        </w:rPr>
-        <w:t xml:space="preserve">Use one picture at a time. Hide a worked result before asking for a </w:t>
-      </w:r>
-      <w:r>
-        <w:rPr>
-          <w:b/>
-        </w:rPr>
-        <w:t>prediction</w:t>
-      </w:r>
-      <w:r>
-        <w:rPr>
-          <w:b w:val="0"/>
-        </w:rPr>
-        <w:t>, then reveal it for feedback. These are supported teaching cases; retain the separate independent assessment for a fresh first attempt.</w:t>
-      </w:r>
-    </w:p>
-    <w:p>
-      <w:pPr>
-        <w:pStyle w:val="Heading3"/>
+        <w:pStyle w:val="Heading2"/>
       </w:pPr>
       <w:r>
         <w:t>01. Embeddings and neighbourhoods: the case</w:t>
@@ -4570,7 +5096,7 @@
         <w:drawing>
           <wp:inline xmlns:a="http://schemas.openxmlformats.org/drawingml/2006/main" xmlns:pic="http://schemas.openxmlformats.org/drawingml/2006/picture">
             <wp:extent cx="5486400" cy="2990088"/>
-            <wp:docPr id="3" name="Picture 3" descr="Measure embedding neighbours without turning numerical proximity into factual certainty. Supplied facts: Toy table P =[0, 1], Q=[3, 1], R=[1, 4]; query [1, 1]. Use squared Euclidean distance. All inputs and outcomes in this worked example are invented classroom data; no real model run is claimed."/>
+            <wp:docPr id="5" name="Picture 5" descr="Measure embedding neighbours without turning numerical proximity into factual certainty. Supplied facts: Toy table P =[0, 1], Q=[3, 1], R=[1, 4]; query [1, 1]. Use squared Euclidean distance. All inputs and outcomes in this worked example are invented classroom data; no real model run is claimed."/>
             <wp:cNvGraphicFramePr>
               <a:graphicFrameLocks noChangeAspect="1"/>
             </wp:cNvGraphicFramePr>
@@ -4582,7 +5108,7 @@
                     <pic:cNvPicPr/>
                   </pic:nvPicPr>
                   <pic:blipFill>
-                    <a:blip r:embed="rId11"/>
+                    <a:blip r:embed="rId13"/>
                     <a:stretch>
                       <a:fillRect/>
                     </a:stretch>
@@ -4650,7 +5176,6 @@
     <w:p>
       <w:pPr>
         <w:spacing w:line="336" w:lineRule="auto" w:after="180"/>
-        <w:shd w:fill="F5F1FB"/>
       </w:pPr>
       <w:r>
         <w:rPr>
@@ -4661,16 +5186,7 @@
     </w:p>
     <w:p>
       <w:pPr>
-        <w:pStyle w:val="Heading3"/>
-      </w:pPr>
-      <w:r>
-        <w:t>Discuss while showing the picture</w:t>
-      </w:r>
-    </w:p>
-    <w:p>
-      <w:pPr>
         <w:spacing w:line="336" w:lineRule="auto" w:after="180"/>
-        <w:shd w:fill="F1F6F8"/>
       </w:pPr>
       <w:r>
         <w:rPr>
@@ -4681,7 +5197,7 @@
     </w:p>
     <w:p>
       <w:pPr>
-        <w:pStyle w:val="Heading3"/>
+        <w:pStyle w:val="Heading2"/>
       </w:pPr>
       <w:r>
         <w:t>02. Follow the deciding steps</w:t>
@@ -4692,7 +5208,7 @@
         <w:drawing>
           <wp:inline xmlns:a="http://schemas.openxmlformats.org/drawingml/2006/main" xmlns:pic="http://schemas.openxmlformats.org/drawingml/2006/picture">
             <wp:extent cx="5486400" cy="3337560"/>
-            <wp:docPr id="4" name="Picture 4" descr="Distance to P: (1-0)²+(1-1)²=1. → Distances to Q/R: Q distance 4; R distance 9. → Select neighbour: P is nearest under the declared metric; this is a geometric result, not proof of meaning."/>
+            <wp:docPr id="6" name="Picture 6" descr="Distance to P: (1-0)²+(1-1)²=1. → Distances to Q/R: Q distance 4; R distance 9. → Select neighbour: P is nearest under the declared metric; this is a geometric result, not proof of meaning."/>
             <wp:cNvGraphicFramePr>
               <a:graphicFrameLocks noChangeAspect="1"/>
             </wp:cNvGraphicFramePr>
@@ -4704,7 +5220,7 @@
                     <pic:cNvPicPr/>
                   </pic:nvPicPr>
                   <pic:blipFill>
-                    <a:blip r:embed="rId12"/>
+                    <a:blip r:embed="rId10"/>
                     <a:stretch>
                       <a:fillRect/>
                     </a:stretch>
@@ -4737,7 +5253,6 @@
     <w:p>
       <w:pPr>
         <w:spacing w:line="336" w:lineRule="auto" w:after="180"/>
-        <w:shd w:fill="F5F1FB"/>
       </w:pPr>
       <w:r>
         <w:rPr>
@@ -4760,16 +5275,7 @@
     </w:p>
     <w:p>
       <w:pPr>
-        <w:pStyle w:val="Heading3"/>
-      </w:pPr>
-      <w:r>
-        <w:t>Discuss while showing the picture</w:t>
-      </w:r>
-    </w:p>
-    <w:p>
-      <w:pPr>
         <w:spacing w:line="336" w:lineRule="auto" w:after="180"/>
-        <w:shd w:fill="F1F6F8"/>
       </w:pPr>
       <w:r>
         <w:rPr>
@@ -4792,7 +5298,7 @@
     </w:p>
     <w:p>
       <w:pPr>
-        <w:pStyle w:val="Heading3"/>
+        <w:pStyle w:val="Heading2"/>
       </w:pPr>
       <w:r>
         <w:t>03. Squared Euclidean embedding distances</w:t>
@@ -4803,7 +5309,7 @@
         <w:drawing>
           <wp:inline xmlns:a="http://schemas.openxmlformats.org/drawingml/2006/main" xmlns:pic="http://schemas.openxmlformats.org/drawingml/2006/picture">
             <wp:extent cx="5486400" cy="3938016"/>
-            <wp:docPr id="5" name="Picture 5" descr="Squared Euclidean embedding distances. P: (0, 1). Q: (3, 1). R: (1, 4). Query query: (1, 1). Axes: first embedding coordinate; second embedding coordinate. Distance: Squared Euclidean distance."/>
+            <wp:docPr id="7" name="Picture 7" descr="Squared Euclidean embedding distances. P: (0, 1). Q: (3, 1). R: (1, 4). Query query: (1, 1). Axes: first embedding coordinate; second embedding coordinate. Distance: Squared Euclidean distance."/>
             <wp:cNvGraphicFramePr>
               <a:graphicFrameLocks noChangeAspect="1"/>
             </wp:cNvGraphicFramePr>
@@ -4815,7 +5321,7 @@
                     <pic:cNvPicPr/>
                   </pic:nvPicPr>
                   <pic:blipFill>
-                    <a:blip r:embed="rId13"/>
+                    <a:blip r:embed="rId14"/>
                     <a:stretch>
                       <a:fillRect/>
                     </a:stretch>
@@ -4860,7 +5366,6 @@
     <w:p>
       <w:pPr>
         <w:spacing w:line="336" w:lineRule="auto" w:after="180"/>
-        <w:shd w:fill="F5F1FB"/>
       </w:pPr>
       <w:r>
         <w:rPr>
@@ -4871,16 +5376,7 @@
     </w:p>
     <w:p>
       <w:pPr>
-        <w:pStyle w:val="Heading3"/>
-      </w:pPr>
-      <w:r>
-        <w:t>Discuss while showing the picture</w:t>
-      </w:r>
-    </w:p>
-    <w:p>
-      <w:pPr>
         <w:spacing w:line="336" w:lineRule="auto" w:after="180"/>
-        <w:shd w:fill="F1F6F8"/>
       </w:pPr>
       <w:r>
         <w:rPr>
@@ -4892,7 +5388,6 @@
     <w:p>
       <w:pPr>
         <w:spacing w:line="336" w:lineRule="auto" w:after="180"/>
-        <w:shd w:fill="F1F6F8"/>
       </w:pPr>
       <w:r>
         <w:rPr>
@@ -4903,7 +5398,7 @@
     </w:p>
     <w:p>
       <w:pPr>
-        <w:pStyle w:val="Heading3"/>
+        <w:pStyle w:val="Heading2"/>
       </w:pPr>
       <w:r>
         <w:t>04. Change one thing. Trace what follows.</w:t>
@@ -4914,7 +5409,7 @@
         <w:drawing>
           <wp:inline xmlns:a="http://schemas.openxmlformats.org/drawingml/2006/main" xmlns:pic="http://schemas.openxmlformats.org/drawingml/2006/picture">
             <wp:extent cx="5486400" cy="3179064"/>
-            <wp:docPr id="6" name="Picture 6" descr="Original case: P is nearest under the declared metric; this is a geometric result, not proof of meaning. Changed condition: Move the query to [2, 1]. Expected result: Q becomes nearest with squared distance 1; P distance 4; R distance 10. Reason: Changing the query position changes geometric neighbours while the stored table remains fixed."/>
+            <wp:docPr id="8" name="Picture 8" descr="Original case: P is nearest under the declared metric; this is a geometric result, not proof of meaning. Changed condition: Move the query to [2, 1]. Expected result: Q becomes nearest with squared distance 1; P distance 4; R distance 10. Reason: Changing the query position changes geometric neighbours while the stored table remains fixed."/>
             <wp:cNvGraphicFramePr>
               <a:graphicFrameLocks noChangeAspect="1"/>
             </wp:cNvGraphicFramePr>
@@ -4926,7 +5421,7 @@
                     <pic:cNvPicPr/>
                   </pic:nvPicPr>
                   <pic:blipFill>
-                    <a:blip r:embed="rId14"/>
+                    <a:blip r:embed="rId15"/>
                     <a:stretch>
                       <a:fillRect/>
                     </a:stretch>
@@ -4970,7 +5465,6 @@
     <w:p>
       <w:pPr>
         <w:spacing w:line="336" w:lineRule="auto" w:after="180"/>
-        <w:shd w:fill="F5F1FB"/>
       </w:pPr>
       <w:r>
         <w:rPr>
@@ -4981,16 +5475,7 @@
     </w:p>
     <w:p>
       <w:pPr>
-        <w:pStyle w:val="Heading3"/>
-      </w:pPr>
-      <w:r>
-        <w:t>Discuss while showing the picture</w:t>
-      </w:r>
-    </w:p>
-    <w:p>
-      <w:pPr>
         <w:spacing w:line="336" w:lineRule="auto" w:after="180"/>
-        <w:shd w:fill="F1F6F8"/>
       </w:pPr>
       <w:r>
         <w:rPr>
@@ -5002,7 +5487,6 @@
     <w:p>
       <w:pPr>
         <w:spacing w:line="336" w:lineRule="auto" w:after="180"/>
-        <w:shd w:fill="F1F6F8"/>
       </w:pPr>
       <w:r>
         <w:rPr>
@@ -5013,7 +5497,7 @@
     </w:p>
     <w:p>
       <w:pPr>
-        <w:pStyle w:val="Heading3"/>
+        <w:pStyle w:val="Heading2"/>
       </w:pPr>
       <w:r>
         <w:t>05. Connect the explanation to its limit</w:t>
@@ -5024,7 +5508,7 @@
         <w:drawing>
           <wp:inline xmlns:a="http://schemas.openxmlformats.org/drawingml/2006/main" xmlns:pic="http://schemas.openxmlformats.org/drawingml/2006/picture">
             <wp:extent cx="5486400" cy="2941320"/>
-            <wp:docPr id="7" name="Picture 7" descr="An embedding stores each item as an ordered vector. Under squared Euclidean distance, subtract matching coordinates, square their differences and add. The smallest total identifies the nearest supplied vector. These invented coordinates let us check geometry exactly; a claim that neighbours share meaning needs evidence about how the representation was learned and used. Limit: Embedding geometry depends on training, metric and scale; proximity does not prove truth, causation or source permission."/>
+            <wp:docPr id="9" name="Picture 9" descr="An embedding stores each item as an ordered vector. Under squared Euclidean distance, subtract matching coordinates, square their differences and add. The smallest total identifies the nearest supplied vector. These invented coordinates let us check geometry exactly; a claim that neighbours share meaning needs evidence about how the representation was learned and used. Limit: Embedding geometry depends on training, metric and scale; proximity does not prove truth, causation or source permission."/>
             <wp:cNvGraphicFramePr>
               <a:graphicFrameLocks noChangeAspect="1"/>
             </wp:cNvGraphicFramePr>
@@ -5036,7 +5520,7 @@
                     <pic:cNvPicPr/>
                   </pic:nvPicPr>
                   <pic:blipFill>
-                    <a:blip r:embed="rId15"/>
+                    <a:blip r:embed="rId16"/>
                     <a:stretch>
                       <a:fillRect/>
                     </a:stretch>
@@ -5127,7 +5611,6 @@
     <w:p>
       <w:pPr>
         <w:spacing w:line="336" w:lineRule="auto" w:after="180"/>
-        <w:shd w:fill="F5F1FB"/>
       </w:pPr>
       <w:r>
         <w:rPr>
@@ -5138,16 +5621,7 @@
     </w:p>
     <w:p>
       <w:pPr>
-        <w:pStyle w:val="Heading3"/>
-      </w:pPr>
-      <w:r>
-        <w:t>Discuss while showing the picture</w:t>
-      </w:r>
-    </w:p>
-    <w:p>
-      <w:pPr>
         <w:spacing w:line="336" w:lineRule="auto" w:after="180"/>
-        <w:shd w:fill="F1F6F8"/>
       </w:pPr>
       <w:r>
         <w:rPr>
@@ -5159,7 +5633,6 @@
     <w:p>
       <w:pPr>
         <w:spacing w:line="336" w:lineRule="auto" w:after="180"/>
-        <w:shd w:fill="F1F6F8"/>
       </w:pPr>
       <w:r>
         <w:rPr>
@@ -5182,7 +5655,7 @@
     </w:p>
     <w:p>
       <w:pPr>
-        <w:pStyle w:val="Heading3"/>
+        <w:pStyle w:val="Heading2"/>
       </w:pPr>
       <w:r>
         <w:t>06. Make the idea visible in your project</w:t>
@@ -5193,7 +5666,7 @@
         <w:drawing>
           <wp:inline xmlns:a="http://schemas.openxmlformats.org/drawingml/2006/main" xmlns:pic="http://schemas.openxmlformats.org/drawingml/2006/picture">
             <wp:extent cx="5486400" cy="3681984"/>
-            <wp:docPr id="8" name="Picture 8" descr="For your Image-pattern Network Investigation, save the input, procedure, observed result and limitation of this check. Label this worked example as practice; use a different, previously unreviewed case when checking independent understanding. Draw your input, deciding step, result and limit. Supported question: What would justify claiming nearby vectors mean related topics? Point to the relevant step in the picture, then write the changed result and the rule or evidence that supports it."/>
+            <wp:docPr id="10" name="Picture 10" descr="For your Image-pattern Network Investigation, save the input, procedure, observed result and limitation of this check. Label this worked example as practice; use a different, previously unreviewed case when checking independent understanding. Draw your input, deciding step, result and limit. Supported question: What would justify claiming nearby vectors mean related topics? Point to the relevant step in the picture, then write the changed result and the rule or evidence that supports it."/>
             <wp:cNvGraphicFramePr>
               <a:graphicFrameLocks noChangeAspect="1"/>
             </wp:cNvGraphicFramePr>
@@ -5205,7 +5678,7 @@
                     <pic:cNvPicPr/>
                   </pic:nvPicPr>
                   <pic:blipFill>
-                    <a:blip r:embed="rId16"/>
+                    <a:blip r:embed="rId17"/>
                     <a:stretch>
                       <a:fillRect/>
                     </a:stretch>
@@ -5296,7 +5769,6 @@
     <w:p>
       <w:pPr>
         <w:spacing w:line="336" w:lineRule="auto" w:after="180"/>
-        <w:shd w:fill="F5F1FB"/>
       </w:pPr>
       <w:r>
         <w:rPr>
@@ -5319,16 +5791,7 @@
     </w:p>
     <w:p>
       <w:pPr>
-        <w:pStyle w:val="Heading3"/>
-      </w:pPr>
-      <w:r>
-        <w:t>Discuss while showing the picture</w:t>
-      </w:r>
-    </w:p>
-    <w:p>
-      <w:pPr>
         <w:spacing w:line="336" w:lineRule="auto" w:after="180"/>
-        <w:shd w:fill="F1F6F8"/>
       </w:pPr>
       <w:r>
         <w:rPr>
@@ -5352,7 +5815,6 @@
     <w:p>
       <w:pPr>
         <w:spacing w:line="336" w:lineRule="auto" w:after="180"/>
-        <w:shd w:fill="F1F6F8"/>
       </w:pPr>
       <w:r>
         <w:rPr>
@@ -5376,13 +5838,91 @@
     <w:p>
       <w:pPr>
         <w:spacing w:line="336" w:lineRule="auto" w:after="180"/>
-        <w:shd w:fill="F1F6F8"/>
       </w:pPr>
       <w:r>
         <w:rPr>
           <w:b w:val="0"/>
         </w:rPr>
         <w:t>Changed-case check: Q becomes nearest with squared distance 1; P distance 4; R distance 10. Changing the query position changes geometric neighbours while the stored table remains fixed.</w:t>
+      </w:r>
+    </w:p>
+    <w:p>
+      <w:pPr>
+        <w:pStyle w:val="Heading2"/>
+      </w:pPr>
+      <w:r>
+        <w:t>Earlier wording, alternatives and picture transcripts · reference / check after trying</w:t>
+      </w:r>
+    </w:p>
+    <w:p>
+      <w:pPr>
+        <w:spacing w:line="336" w:lineRule="auto" w:after="180"/>
+      </w:pPr>
+      <w:r>
+        <w:rPr>
+          <w:b w:val="0"/>
+        </w:rPr>
+        <w:t xml:space="preserve">Use one picture at a time. Hide a worked result before asking for a </w:t>
+      </w:r>
+      <w:r>
+        <w:rPr>
+          <w:b/>
+        </w:rPr>
+        <w:t>prediction</w:t>
+      </w:r>
+      <w:r>
+        <w:rPr>
+          <w:b w:val="0"/>
+        </w:rPr>
+        <w:t>, then reveal it for feedback. These are supported teaching cases; retain the separate independent assessment for a fresh first attempt.</w:t>
+      </w:r>
+    </w:p>
+    <w:p>
+      <w:pPr>
+        <w:pStyle w:val="Heading3"/>
+      </w:pPr>
+      <w:r>
+        <w:t>01. Embeddings and neighbourhoods: the case</w:t>
+      </w:r>
+    </w:p>
+    <w:p>
+      <w:pPr>
+        <w:pStyle w:val="Heading3"/>
+      </w:pPr>
+      <w:r>
+        <w:t>02. Follow the deciding steps</w:t>
+      </w:r>
+    </w:p>
+    <w:p>
+      <w:pPr>
+        <w:pStyle w:val="Heading3"/>
+      </w:pPr>
+      <w:r>
+        <w:t>03. Squared Euclidean embedding distances</w:t>
+      </w:r>
+    </w:p>
+    <w:p>
+      <w:pPr>
+        <w:pStyle w:val="Heading3"/>
+      </w:pPr>
+      <w:r>
+        <w:t>04. Change one thing. Trace what follows.</w:t>
+      </w:r>
+    </w:p>
+    <w:p>
+      <w:pPr>
+        <w:pStyle w:val="Heading3"/>
+      </w:pPr>
+      <w:r>
+        <w:t>05. Connect the explanation to its limit</w:t>
+      </w:r>
+    </w:p>
+    <w:p>
+      <w:pPr>
+        <w:pStyle w:val="Heading3"/>
+      </w:pPr>
+      <w:r>
+        <w:t>06. Make the idea visible in your project</w:t>
       </w:r>
     </w:p>
     <w:sectPr>
